--- a/manuscript/Manuscript_TUST.docx
+++ b/manuscript/Manuscript_TUST.docx
@@ -65,7 +65,7 @@
         <w:rPr>
           <w:sz w:val="19"/>
         </w:rPr>
-        <w:t xml:space="preserve">Manuscript submitted to </w:t>
+        <w:t xml:space="preserve">Manuscript prepared for submission to </w:t>
       </w:r>
       <w:r>
         <w:rPr>
@@ -9922,7 +9922,7 @@
         <w:rPr>
           <w:rFonts w:ascii="Times New Roman" w:hAnsi="Times New Roman"/>
         </w:rPr>
-        <w:t>5.8 Official cross-sections and shadowing by overlying lines</w:t>
+        <w:t>5.8 Cross-sections and shadowing by overlying lines</w:t>
       </w:r>
     </w:p>
     <w:p>

--- a/manuscript/Manuscript_TUST.docx
+++ b/manuscript/Manuscript_TUST.docx
@@ -78,7 +78,7 @@
         <w:rPr>
           <w:sz w:val="19"/>
         </w:rPr>
-        <w:t xml:space="preserve"> (original research article). Software: https://github.com/sandlerleon/subsurface-risk-calibrated-mapping (archived at https://doi.org/10.5281/zenodo.23306881). Preprint: https://doi.org/10.5281/zenodo.23306883.</w:t>
+        <w:t xml:space="preserve"> (original research article). Software: https://github.com/sandlerleon/subsurface-risk-calibrated-mapping (archived at https://doi.org/10.5281/zenodo.23307525). Preprint: https://doi.org/10.5281/zenodo.23307526.</w:t>
       </w:r>
     </w:p>
     <w:p>
@@ -98,7 +98,7 @@
         <w:jc w:val="both"/>
       </w:pPr>
       <w:r>
-        <w:t>Excavation near buried utilities relies on maps whose reliability is rarely stated. Ground-penetrating radar (GPR) and electromagnetic (EM) locators report detections, but a missing detection is weak evidence where soil attenuates the signal, and utility records are themselves uncertain. This paper proposes and evaluates, in simulation only, a decision layer that combines dual-band GPR, an EM locator and an anchor (a manhole or chamber of known network identity) along a corridor of 5 m segments with a Bayesian filter. Each segment is reported as present, absent or unverified; unverified marks soil, utility and depth combinations whose expected detection probability is below 0.3. A seeded Monte Carlo study (10 blocks of 17,500 corridors of 100 segments) compares fifteen baselines and ablations and reports detection, probability calibration, location and depth error and unverified coverage separately. In sensor-visible cells the framework reaches 98.3% accuracy (miss rate 2.4%, false-alarm rate 0.3%), against 97.8% for calibrated per-segment fusion and 53.5% for an EM-only proxy; 16% of the assumed network is unverified. Reported probabilities have an expected calibration error of 0.030. In a simulated clearance trial the three-state rule lowers strikes per kilometre by a factor of about 4.5 relative to a binary map, while releasing 7 percentage points less of the corridor. Lateral shifts of utilities, uncertain depth, GPR failure and an incorrectly certain anchor degrade performance substantially. All parameters are assumptions and no field data are used: the results indicate where field trials are needed, not how the method performs in the field.</w:t>
+        <w:t>Excavation near buried utilities relies on maps whose reliability is rarely stated. This paper specifies and tests, in simulation only, a decision layer above ground-penetrating radar (GPR), an electromagnetic (EM) locator and a known anchor. A Bayesian filter follows each utility along a corridor of 5 m segments and across a lateral grid, treats a sensor flagged as failed as uninformative, and reports each segment as present, absent or unverified; unverified marks segments where the expected detection probability at the estimated depth is below 0.3 or an on-site reference check fails. Seeded Monte Carlo experiments with cluster-bootstrap intervals compare six models in sixteen scenarios and keep detection, calibration, lateral localisation and unverified coverage apart. In sensor-visible cells the anchored filter reaches 98.3% accuracy (miss 2.4%, false alarm 0.3%), against 53.5% for an EM-only proxy. With three parallel passes, lateral tracking holds false alarms near 2.3% as displacements become frequent, where one-pass filters reach 6.7%; sensor-health awareness cuts false clearance from 18.9% to 3.5% under mixed sensor health with an imperfect diagnostic, but nothing protects against a failed GPR that is not flagged (65%). At equal released coverage the anchored filter is only slightly safer than per-segment fusion: an earlier four-fold advantage of the three-state rule was an operating-point effect and is withdrawn. In unseen soils false clearance stays at 8.7% even with a reference check. All parameters are assumptions and no field data are used.</w:t>
       </w:r>
     </w:p>
     <w:p>
@@ -168,7 +168,7 @@
         <w:jc w:val="both"/>
       </w:pPr>
       <w:r>
-        <w:t>This paper takes that design choice as its subject. It specifies a decision layer that sits above GPR, EM and positioning hardware and evaluates it in a seeded Monte Carlo simulation. The layer has four parts: (i) utility-specific anchors, such as a manhole of known network identity, that start a belief; (ii) likelihoods that depend on soil, material and depth; (iii) a Bayesian filter that carries the belief along the corridor; and (iv) a three-state output (present, absent, unverified) together with a verification-priority ranking for trial pits. The contributions are:</w:t>
+        <w:t>This paper takes that design choice as its subject. It specifies a decision layer that sits above GPR, EM and positioning hardware and evaluates it in seeded Monte Carlo simulation. The layer has these parts: (i) utility-specific anchors, such as a manhole of known network identity, that start a belief; (ii) likelihoods that depend on soil, material and depth; (iii) a Bayesian filter that carries the belief along the corridor and across a lateral grid, so that a utility that has moved sideways can be followed; (iv) sensor-health awareness, so that a sensor flagged as failed stops counting as evidence of absence; and (v) a three-state output (present, absent, unverified) set by depth-resolved capability zones, with a verification ranking for trial pits. The contributions are:</w:t>
       </w:r>
     </w:p>
     <w:p>
@@ -177,7 +177,7 @@
         <w:spacing w:after="60"/>
       </w:pPr>
       <w:r>
-        <w:t>a formulation in which the unverified state is derived from the expected detectability of each soil, utility and depth combination, so that it can be reported, counted and audited;</w:t>
+        <w:t>a formulation in which the unverified state is derived from the expected detectability of each soil, utility and depth combination and from the health of the instruments, so that it can be reported, counted and audited;</w:t>
       </w:r>
     </w:p>
     <w:p>
@@ -186,7 +186,7 @@
         <w:spacing w:after="60"/>
       </w:pPr>
       <w:r>
-        <w:t>an evaluation protocol that keeps four outcomes apart (detection and classification, probability calibration, location and depth accuracy, and the share of the network left unverified), with explicit denominators;</w:t>
+        <w:t>an evaluation protocol that keeps four outcomes apart (detection and classification, probability calibration, location and depth accuracy, and the share of the network left unverified), with explicit denominators and cluster-bootstrap intervals;</w:t>
       </w:r>
     </w:p>
     <w:p>
@@ -195,7 +195,7 @@
         <w:spacing w:after="60"/>
       </w:pPr>
       <w:r>
-        <w:t>baselines, ablations and stress tests that show which components carry the performance and where it fails, including lateral shifts, depth mis-specification, sensor failure, an uncertain anchor and correlated evidence; and</w:t>
+        <w:t>baselines, ablations and stress tests, including an equal-effort baseline, a scenario matrix of sixteen conditions and soils not used to set the model, that show where the layer helps and where it does not; and</w:t>
       </w:r>
     </w:p>
     <w:p>
@@ -204,7 +204,7 @@
         <w:spacing w:after="60"/>
       </w:pPr>
       <w:r>
-        <w:t>a decision-consequence experiment that compares excavation-clearance policies by strikes per kilometre and corridor released, and compares trial-pit allocation rules.</w:t>
+        <w:t>an excavation-clearance comparison at equal released coverage, equal risk and equal cost, and a value-of-information allocation of trial pits.</w:t>
       </w:r>
     </w:p>
     <w:p>
@@ -219,7 +219,7 @@
         <w:t>Scope.</w:t>
       </w:r>
       <w:r>
-        <w:t xml:space="preserve"> Everything reported here is a simulation under stated assumptions. The sensor model is a thresholded signal-to-noise model with parameters chosen to give a plausible range of detectability, not fitted to field data, and the EM locator is represented only to the extent that its coupling to the utility is probabilistic. The simulation tests the logic of the decision layer and its sensitivity to its own assumptions. It cannot show how the layer would perform on real corridors, and the Discussion says what would be needed to find out.</w:t>
+        <w:t xml:space="preserve"> Everything reported here is a simulation under stated assumptions. The sensor model is a thresholded signal-to-noise model with parameters chosen to give a plausible range of detectability, not fitted to field data. The simulation tests the logic of the decision layer and its sensitivity to its own assumptions. It cannot show how the layer would perform on real corridors, and the Discussion says what would be needed to find out. This version corrects an operating-point confound in the clearance comparison of version 1 (Section 5.6).</w:t>
       </w:r>
     </w:p>
     <w:p>
@@ -270,7 +270,7 @@
         <w:jc w:val="both"/>
       </w:pPr>
       <w:r>
-        <w:t>Fusion of GPR with induction-based sensing has been studied most extensively for buried-object detection, at feature and decision levels (Stanley et al., 2002) and with evidence-theoretic combination of radar data (Milisavljević et al., 2003). Work on the combination of correlated decisions (Tesfamariam et al., 2012) is relevant here because the two GPR bands and, in poor soils, GPR and EM can fail together. For utilities, multi-sensor data have been combined into three-dimensional location estimates (Dou et al., 2016). The present paper does not propose a new detector or a new fusion operator. It takes detections as given and asks how they should be turned into a probabilistic, auditable statement about each segment.</w:t>
+        <w:t>Fusion of GPR with induction-based sensing has been studied most extensively for buried-object detection, at feature and decision levels (Stanley et al., 2002) and with evidence-theoretic combination of radar data (Milisavljević et al., 2003). Work on the combination of correlated decisions (Tesfamariam et al., 2012) is relevant here because the two GPR bands and, in poor soils, GPR and EM can fail together. For utilities, multi-sensor data have been combined into three-dimensional location estimates (Dou et al., 2016) and utilities mapped from partial observations (Dou et al., 2020). The present paper does not propose a new detector or a new fusion operator. It takes detections as given and asks how they should be turned into a probabilistic, auditable statement about each segment.</w:t>
       </w:r>
     </w:p>
     <w:p>
@@ -1701,6 +1701,1156 @@
     </w:p>
     <w:p>
       <w:pPr>
+        <w:pStyle w:val="Heading2"/>
+      </w:pPr>
+      <w:r>
+        <w:rPr>
+          <w:rFonts w:ascii="Times New Roman" w:hAnsi="Times New Roman"/>
+        </w:rPr>
+        <w:t>3.5 Lateral tracking</w:t>
+      </w:r>
+    </w:p>
+    <w:p>
+      <w:pPr>
+        <w:keepNext w:val="0"/>
+        <w:jc w:val="both"/>
+      </w:pPr>
+      <w:r>
+        <w:t xml:space="preserve">To follow a utility that moves sideways, the state of a segment is extended from presence to a lateral position: the utility is either absent or at one of 21 offsets between −5 m and +5 m in 0.5 m steps (the offsets are modelling choices, not survey specifications). Between segments it may stay, drift by one step, shift by 1 to 4 m, end, or return from absence; the filter assumes small fixed rates for these events and does not know which geometry a corridor has. A pass at lateral position </w:t>
+      </w:r>
+      <w:r>
+        <w:rPr>
+          <w:i/>
+        </w:rPr>
+        <w:t>y</w:t>
+      </w:r>
+      <w:r>
+        <w:rPr>
+          <w:vertAlign w:val="subscript"/>
+        </w:rPr>
+        <w:t>p</w:t>
+      </w:r>
+      <w:r>
+        <w:t xml:space="preserve"> observes the utility with a signal reduced by a lateral penalty that depends on the offset Δ = |</w:t>
+      </w:r>
+      <w:r>
+        <w:rPr>
+          <w:i/>
+        </w:rPr>
+        <w:t>y</w:t>
+      </w:r>
+      <w:r>
+        <w:t xml:space="preserve"> − </w:t>
+      </w:r>
+      <w:r>
+        <w:rPr>
+          <w:i/>
+        </w:rPr>
+        <w:t>y</w:t>
+      </w:r>
+      <w:r>
+        <w:rPr>
+          <w:vertAlign w:val="subscript"/>
+        </w:rPr>
+        <w:t>p</w:t>
+      </w:r>
+      <w:r>
+        <w:t xml:space="preserve">| and the depth </w:t>
+      </w:r>
+      <w:r>
+        <w:rPr>
+          <w:i/>
+        </w:rPr>
+        <w:t>d</w:t>
+      </w:r>
+      <w:r>
+        <w:t>:</w:t>
+      </w:r>
+    </w:p>
+    <w:p>
+      <w:pPr>
+        <w:keepLines/>
+        <w:tabs>
+          <w:tab w:pos="4680" w:val="center"/>
+          <w:tab w:pos="9360" w:val="right"/>
+        </w:tabs>
+        <w:spacing w:before="120" w:after="120"/>
+      </w:pPr>
+      <w:r>
+        <w:tab/>
+      </w:r>
+      <m:oMath>
+        <m:sSub>
+          <m:sSubPr>
+            <m:ctrlPr>
+              <w:rPr>
+                <w:rFonts w:ascii="Cambria Math" w:hAnsi="Cambria Math"/>
+                <w:i/>
+              </w:rPr>
+            </m:ctrlPr>
+          </m:sSubPr>
+          <m:e>
+            <m:r>
+              <m:rPr>
+                <m:sty m:val="i"/>
+              </m:rPr>
+              <w:rPr>
+                <w:rFonts w:ascii="Cambria Math" w:hAnsi="Cambria Math"/>
+                <w:i/>
+              </w:rPr>
+              <m:t xml:space="preserve">L</m:t>
+            </m:r>
+          </m:e>
+          <m:sub>
+            <m:r>
+              <m:rPr>
+                <m:nor/>
+              </m:rPr>
+              <w:rPr>
+                <w:rFonts w:ascii="Cambria Math" w:hAnsi="Cambria Math"/>
+                <w:i w:val="0"/>
+              </w:rPr>
+              <m:t xml:space="preserve">lat</m:t>
+            </m:r>
+          </m:sub>
+        </m:sSub>
+        <m:r>
+          <m:rPr>
+            <m:nor/>
+          </m:rPr>
+          <w:rPr>
+            <w:rFonts w:ascii="Cambria Math" w:hAnsi="Cambria Math"/>
+            <w:i w:val="0"/>
+          </w:rPr>
+          <m:t xml:space="preserve">(</m:t>
+        </m:r>
+        <m:r>
+          <m:rPr>
+            <m:sty m:val="i"/>
+          </m:rPr>
+          <w:rPr>
+            <w:rFonts w:ascii="Cambria Math" w:hAnsi="Cambria Math"/>
+            <w:i/>
+          </w:rPr>
+          <m:t xml:space="preserve">Δ</m:t>
+        </m:r>
+        <m:r>
+          <m:rPr>
+            <m:nor/>
+          </m:rPr>
+          <w:rPr>
+            <w:rFonts w:ascii="Cambria Math" w:hAnsi="Cambria Math"/>
+            <w:i w:val="0"/>
+          </w:rPr>
+          <m:t xml:space="preserve">, </m:t>
+        </m:r>
+        <m:r>
+          <m:rPr>
+            <m:sty m:val="i"/>
+          </m:rPr>
+          <w:rPr>
+            <w:rFonts w:ascii="Cambria Math" w:hAnsi="Cambria Math"/>
+            <w:i/>
+          </w:rPr>
+          <m:t xml:space="preserve">d</m:t>
+        </m:r>
+        <m:r>
+          <m:rPr>
+            <m:nor/>
+          </m:rPr>
+          <w:rPr>
+            <w:rFonts w:ascii="Cambria Math" w:hAnsi="Cambria Math"/>
+            <w:i w:val="0"/>
+          </w:rPr>
+          <m:t xml:space="preserve">) = min(10 (</m:t>
+        </m:r>
+        <m:r>
+          <m:rPr>
+            <m:sty m:val="i"/>
+          </m:rPr>
+          <w:rPr>
+            <w:rFonts w:ascii="Cambria Math" w:hAnsi="Cambria Math"/>
+            <w:i/>
+          </w:rPr>
+          <m:t xml:space="preserve">Δ</m:t>
+        </m:r>
+        <m:r>
+          <m:rPr>
+            <m:nor/>
+          </m:rPr>
+          <w:rPr>
+            <w:rFonts w:ascii="Cambria Math" w:hAnsi="Cambria Math"/>
+            <w:i w:val="0"/>
+          </w:rPr>
+          <m:t xml:space="preserve"> / </m:t>
+        </m:r>
+        <m:r>
+          <m:rPr>
+            <m:sty m:val="i"/>
+          </m:rPr>
+          <w:rPr>
+            <w:rFonts w:ascii="Cambria Math" w:hAnsi="Cambria Math"/>
+            <w:i/>
+          </w:rPr>
+          <m:t xml:space="preserve">w</m:t>
+        </m:r>
+        <m:r>
+          <m:rPr>
+            <m:nor/>
+          </m:rPr>
+          <w:rPr>
+            <w:rFonts w:ascii="Cambria Math" w:hAnsi="Cambria Math"/>
+            <w:i w:val="0"/>
+          </w:rPr>
+          <m:t xml:space="preserve">(</m:t>
+        </m:r>
+        <m:r>
+          <m:rPr>
+            <m:sty m:val="i"/>
+          </m:rPr>
+          <w:rPr>
+            <w:rFonts w:ascii="Cambria Math" w:hAnsi="Cambria Math"/>
+            <w:i/>
+          </w:rPr>
+          <m:t xml:space="preserve">d</m:t>
+        </m:r>
+        <m:r>
+          <m:rPr>
+            <m:nor/>
+          </m:rPr>
+          <w:rPr>
+            <w:rFonts w:ascii="Cambria Math" w:hAnsi="Cambria Math"/>
+            <w:i w:val="0"/>
+          </w:rPr>
+          <m:t xml:space="preserve">))</m:t>
+        </m:r>
+        <m:sSup>
+          <m:sSupPr>
+            <m:ctrlPr>
+              <w:rPr>
+                <w:rFonts w:ascii="Cambria Math" w:hAnsi="Cambria Math"/>
+                <w:i/>
+              </w:rPr>
+            </m:ctrlPr>
+          </m:sSupPr>
+          <m:e>
+            <m:r>
+              <m:rPr>
+                <m:nor/>
+              </m:rPr>
+              <w:rPr>
+                <w:rFonts w:ascii="Cambria Math" w:hAnsi="Cambria Math"/>
+                <w:i w:val="0"/>
+              </w:rPr>
+              <m:t xml:space="preserve"/>
+            </m:r>
+          </m:e>
+          <m:sup>
+            <m:r>
+              <m:rPr>
+                <m:nor/>
+              </m:rPr>
+              <w:rPr>
+                <w:rFonts w:ascii="Cambria Math" w:hAnsi="Cambria Math"/>
+                <w:i w:val="0"/>
+              </w:rPr>
+              <m:t xml:space="preserve">2</m:t>
+            </m:r>
+          </m:sup>
+        </m:sSup>
+        <m:r>
+          <m:rPr>
+            <m:nor/>
+          </m:rPr>
+          <w:rPr>
+            <w:rFonts w:ascii="Cambria Math" w:hAnsi="Cambria Math"/>
+            <w:i w:val="0"/>
+          </w:rPr>
+          <m:t xml:space="preserve">, 60) dB</m:t>
+        </m:r>
+      </m:oMath>
+      <w:r>
+        <w:tab/>
+        <w:t xml:space="preserve">(5)</w:t>
+      </w:r>
+    </w:p>
+    <w:p>
+      <w:pPr>
+        <w:keepNext w:val="0"/>
+        <w:jc w:val="both"/>
+      </w:pPr>
+      <w:r>
+        <w:t xml:space="preserve">with half-widths </w:t>
+      </w:r>
+      <w:r>
+        <w:rPr>
+          <w:i/>
+        </w:rPr>
+        <w:t>w</w:t>
+      </w:r>
+      <w:r>
+        <w:t>(</w:t>
+      </w:r>
+      <w:r>
+        <w:rPr>
+          <w:i/>
+        </w:rPr>
+        <w:t>d</w:t>
+      </w:r>
+      <w:r>
+        <w:t xml:space="preserve">) of 0.6 + 0.35 </w:t>
+      </w:r>
+      <w:r>
+        <w:rPr>
+          <w:i/>
+        </w:rPr>
+        <w:t>d</w:t>
+      </w:r>
+      <w:r>
+        <w:t xml:space="preserve"> m for the GPR and 1.0 + 0.5 </w:t>
+      </w:r>
+      <w:r>
+        <w:rPr>
+          <w:i/>
+        </w:rPr>
+        <w:t>d</w:t>
+      </w:r>
+      <w:r>
+        <w:t xml:space="preserve"> m for the EM locator (assumptions). Detection probabilities for every offset and pass then follow from the same signal-to-noise model as in Section 4.2. The probability that the utility lies on the excavation footprint (offset within 1 m) is the sum of the belief over those offsets. The state does not include depth or utility class: depth enters through the class mid-depth or an estimated depth with 10% velocity uncertainty, and the class is the network of the anchor. The EM coupling of a utility is a property of the corridor, so the filter carries a persistent coupling state; repeated EM non-detections then lower the belief only slowly, which matters when the GPR is unavailable.</w:t>
+      </w:r>
+    </w:p>
+    <w:p>
+      <w:pPr>
+        <w:pStyle w:val="Heading2"/>
+      </w:pPr>
+      <w:r>
+        <w:rPr>
+          <w:rFonts w:ascii="Times New Roman" w:hAnsi="Times New Roman"/>
+        </w:rPr>
+        <w:t>3.6 Sensor health</w:t>
+      </w:r>
+    </w:p>
+    <w:p>
+      <w:pPr>
+        <w:keepNext w:val="0"/>
+        <w:jc w:val="both"/>
+      </w:pPr>
+      <w:r>
+        <w:t>Each instrument is healthy, degraded (a loss of 6 dB) or failed (it returns only clutter). A health diagnostic, such as a self-test or a pass over a reference target, reports healthy, degraded or failed with imperfect accuracy; the assumed rates are in Table 7. A sensor flagged as failed contributes a likelihood of one, that is, no evidence in either direction; a sensor flagged as degraded uses the degraded likelihood; a failure that is not flagged is treated as healthy. A fixed observation model would instead read the silence of a dead GPR as evidence of absence.</w:t>
+      </w:r>
+    </w:p>
+    <w:p>
+      <w:pPr>
+        <w:pStyle w:val="Heading2"/>
+      </w:pPr>
+      <w:r>
+        <w:rPr>
+          <w:rFonts w:ascii="Times New Roman" w:hAnsi="Times New Roman"/>
+        </w:rPr>
+        <w:t>3.7 Capability zones and the fail-safe rule</w:t>
+      </w:r>
+    </w:p>
+    <w:p>
+      <w:pPr>
+        <w:keepNext w:val="0"/>
+        <w:jc w:val="both"/>
+      </w:pPr>
+      <w:r>
+        <w:t xml:space="preserve">The capability of a segment is the closed-form probability that at least one available sensor produces a true signal detection at the estimated depth (Eq. 3 with the estimated depth, the sensors not flagged as failed, and the filter’s soil parameters). Zone A (capability at least 0.9) is detectable under the model, zone B (0.3 to 0.9) is marginal, and zone C (below 0.3) is a zone in which detection capability is not established. The decision rule is: present if </w:t>
+      </w:r>
+      <w:r>
+        <w:rPr>
+          <w:i/>
+        </w:rPr>
+        <w:t>p</w:t>
+      </w:r>
+      <w:r>
+        <w:t xml:space="preserve"> ≥ τ</w:t>
+      </w:r>
+      <w:r>
+        <w:rPr>
+          <w:vertAlign w:val="subscript"/>
+        </w:rPr>
+        <w:t>P</w:t>
+      </w:r>
+      <w:r>
+        <w:t xml:space="preserve">; absent only in zone A with </w:t>
+      </w:r>
+      <w:r>
+        <w:rPr>
+          <w:i/>
+        </w:rPr>
+        <w:t>p</w:t>
+      </w:r>
+      <w:r>
+        <w:t xml:space="preserve"> ≤ τ</w:t>
+      </w:r>
+      <w:r>
+        <w:rPr>
+          <w:vertAlign w:val="subscript"/>
+        </w:rPr>
+        <w:t>A</w:t>
+      </w:r>
+      <w:r>
+        <w:t xml:space="preserve">, or in zone B with </w:t>
+      </w:r>
+      <w:r>
+        <w:rPr>
+          <w:i/>
+        </w:rPr>
+        <w:t>p</w:t>
+      </w:r>
+      <w:r>
+        <w:t xml:space="preserve"> ≤ 0.02; otherwise unverified; and always unverified in zone C or when the on-site reference check fails. The thresholds τ</w:t>
+      </w:r>
+      <w:r>
+        <w:rPr>
+          <w:vertAlign w:val="subscript"/>
+        </w:rPr>
+        <w:t>P</w:t>
+      </w:r>
+      <w:r>
+        <w:t xml:space="preserve"> = 0.5 and τ</w:t>
+      </w:r>
+      <w:r>
+        <w:rPr>
+          <w:vertAlign w:val="subscript"/>
+        </w:rPr>
+        <w:t>A</w:t>
+      </w:r>
+      <w:r>
+        <w:t xml:space="preserve"> = 0.1 are design choices. The reference check passes a reference target of the segment’s class 20 times and compares the detection rate with the rate predicted by the filter’s soil table by an exact binomial test (α = 0.01); a failed check marks the corridor as zone C until the site is recalibrated. For zone C, the escalation is to other sources of information: network records, manhole and chamber inspection, accessible inspection points, and qualified verification or trial pits.</w:t>
+      </w:r>
+    </w:p>
+    <w:p>
+      <w:pPr>
+        <w:pStyle w:val="Heading2"/>
+      </w:pPr>
+      <w:r>
+        <w:rPr>
+          <w:rFonts w:ascii="Times New Roman" w:hAnsi="Times New Roman"/>
+        </w:rPr>
+        <w:t>3.8 Value of information for trial pits</w:t>
+      </w:r>
+    </w:p>
+    <w:p>
+      <w:pPr>
+        <w:keepNext w:val="0"/>
+        <w:jc w:val="both"/>
+      </w:pPr>
+      <w:r>
+        <w:t xml:space="preserve">Let </w:t>
+      </w:r>
+      <w:r>
+        <w:rPr>
+          <w:i/>
+        </w:rPr>
+        <w:t>d</w:t>
+      </w:r>
+      <w:r>
+        <w:t xml:space="preserve"> be the decision to release a segment for mechanical excavation or to hold it, </w:t>
+      </w:r>
+      <w:r>
+        <w:rPr>
+          <w:i/>
+        </w:rPr>
+        <w:t>U</w:t>
+      </w:r>
+      <w:r>
+        <w:t xml:space="preserve"> the true state, </w:t>
+      </w:r>
+      <w:r>
+        <w:rPr>
+          <w:i/>
+        </w:rPr>
+        <w:t>D</w:t>
+      </w:r>
+      <w:r>
+        <w:t xml:space="preserve"> the evidence, and </w:t>
+      </w:r>
+      <w:r>
+        <w:rPr>
+          <w:i/>
+        </w:rPr>
+        <w:t>Y</w:t>
+      </w:r>
+      <w:r>
+        <w:rPr>
+          <w:vertAlign w:val="subscript"/>
+        </w:rPr>
+        <w:t>a</w:t>
+      </w:r>
+      <w:r>
+        <w:t xml:space="preserve"> the outcome of a verification action </w:t>
+      </w:r>
+      <w:r>
+        <w:rPr>
+          <w:i/>
+        </w:rPr>
+        <w:t>a</w:t>
+      </w:r>
+      <w:r>
+        <w:t xml:space="preserve">. The value of information of </w:t>
+      </w:r>
+      <w:r>
+        <w:rPr>
+          <w:i/>
+        </w:rPr>
+        <w:t>a</w:t>
+      </w:r>
+      <w:r>
+        <w:t xml:space="preserve"> is</w:t>
+      </w:r>
+    </w:p>
+    <w:p>
+      <w:pPr>
+        <w:keepLines/>
+        <w:tabs>
+          <w:tab w:pos="4680" w:val="center"/>
+          <w:tab w:pos="9360" w:val="right"/>
+        </w:tabs>
+        <w:spacing w:before="120" w:after="120"/>
+      </w:pPr>
+      <w:r>
+        <w:tab/>
+      </w:r>
+      <m:oMath>
+        <m:r>
+          <m:rPr>
+            <m:sty m:val="i"/>
+          </m:rPr>
+          <w:rPr>
+            <w:rFonts w:ascii="Cambria Math" w:hAnsi="Cambria Math"/>
+            <w:i/>
+          </w:rPr>
+          <m:t xml:space="preserve">VOI</m:t>
+        </m:r>
+        <m:r>
+          <m:rPr>
+            <m:nor/>
+          </m:rPr>
+          <w:rPr>
+            <w:rFonts w:ascii="Cambria Math" w:hAnsi="Cambria Math"/>
+            <w:i w:val="0"/>
+          </w:rPr>
+          <m:t xml:space="preserve">(</m:t>
+        </m:r>
+        <m:r>
+          <m:rPr>
+            <m:sty m:val="i"/>
+          </m:rPr>
+          <w:rPr>
+            <w:rFonts w:ascii="Cambria Math" w:hAnsi="Cambria Math"/>
+            <w:i/>
+          </w:rPr>
+          <m:t xml:space="preserve">a</m:t>
+        </m:r>
+        <m:r>
+          <m:rPr>
+            <m:nor/>
+          </m:rPr>
+          <w:rPr>
+            <w:rFonts w:ascii="Cambria Math" w:hAnsi="Cambria Math"/>
+            <w:i w:val="0"/>
+          </w:rPr>
+          <m:t xml:space="preserve">) = </m:t>
+        </m:r>
+        <m:sSub>
+          <m:sSubPr>
+            <m:ctrlPr>
+              <w:rPr>
+                <w:rFonts w:ascii="Cambria Math" w:hAnsi="Cambria Math"/>
+                <w:i/>
+              </w:rPr>
+            </m:ctrlPr>
+          </m:sSubPr>
+          <m:e>
+            <m:r>
+              <m:rPr>
+                <m:nor/>
+              </m:rPr>
+              <w:rPr>
+                <w:rFonts w:ascii="Cambria Math" w:hAnsi="Cambria Math"/>
+                <w:i w:val="0"/>
+              </w:rPr>
+              <m:t xml:space="preserve">min</m:t>
+            </m:r>
+          </m:e>
+          <m:sub>
+            <m:r>
+              <m:rPr>
+                <m:sty m:val="i"/>
+              </m:rPr>
+              <w:rPr>
+                <w:rFonts w:ascii="Cambria Math" w:hAnsi="Cambria Math"/>
+                <w:i/>
+              </w:rPr>
+              <m:t xml:space="preserve">d</m:t>
+            </m:r>
+          </m:sub>
+        </m:sSub>
+        <m:r>
+          <m:rPr>
+            <m:sty m:val="i"/>
+          </m:rPr>
+          <w:rPr>
+            <w:rFonts w:ascii="Cambria Math" w:hAnsi="Cambria Math"/>
+            <w:i/>
+          </w:rPr>
+          <m:t xml:space="preserve">E</m:t>
+        </m:r>
+        <m:r>
+          <m:rPr>
+            <m:nor/>
+          </m:rPr>
+          <w:rPr>
+            <w:rFonts w:ascii="Cambria Math" w:hAnsi="Cambria Math"/>
+            <w:i w:val="0"/>
+          </w:rPr>
+          <m:t xml:space="preserve">[</m:t>
+        </m:r>
+        <m:r>
+          <m:rPr>
+            <m:sty m:val="i"/>
+          </m:rPr>
+          <w:rPr>
+            <w:rFonts w:ascii="Cambria Math" w:hAnsi="Cambria Math"/>
+            <w:i/>
+          </w:rPr>
+          <m:t xml:space="preserve">L</m:t>
+        </m:r>
+        <m:r>
+          <m:rPr>
+            <m:nor/>
+          </m:rPr>
+          <w:rPr>
+            <w:rFonts w:ascii="Cambria Math" w:hAnsi="Cambria Math"/>
+            <w:i w:val="0"/>
+          </w:rPr>
+          <m:t xml:space="preserve">(</m:t>
+        </m:r>
+        <m:r>
+          <m:rPr>
+            <m:sty m:val="i"/>
+          </m:rPr>
+          <w:rPr>
+            <w:rFonts w:ascii="Cambria Math" w:hAnsi="Cambria Math"/>
+            <w:i/>
+          </w:rPr>
+          <m:t xml:space="preserve">d</m:t>
+        </m:r>
+        <m:r>
+          <m:rPr>
+            <m:nor/>
+          </m:rPr>
+          <w:rPr>
+            <w:rFonts w:ascii="Cambria Math" w:hAnsi="Cambria Math"/>
+            <w:i w:val="0"/>
+          </w:rPr>
+          <m:t xml:space="preserve">, </m:t>
+        </m:r>
+        <m:r>
+          <m:rPr>
+            <m:sty m:val="i"/>
+          </m:rPr>
+          <w:rPr>
+            <w:rFonts w:ascii="Cambria Math" w:hAnsi="Cambria Math"/>
+            <w:i/>
+          </w:rPr>
+          <m:t xml:space="preserve">U</m:t>
+        </m:r>
+        <m:r>
+          <m:rPr>
+            <m:nor/>
+          </m:rPr>
+          <w:rPr>
+            <w:rFonts w:ascii="Cambria Math" w:hAnsi="Cambria Math"/>
+            <w:i w:val="0"/>
+          </w:rPr>
+          <m:t xml:space="preserve">) | </m:t>
+        </m:r>
+        <m:r>
+          <m:rPr>
+            <m:sty m:val="i"/>
+          </m:rPr>
+          <w:rPr>
+            <w:rFonts w:ascii="Cambria Math" w:hAnsi="Cambria Math"/>
+            <w:i/>
+          </w:rPr>
+          <m:t xml:space="preserve">D</m:t>
+        </m:r>
+        <m:r>
+          <m:rPr>
+            <m:nor/>
+          </m:rPr>
+          <w:rPr>
+            <w:rFonts w:ascii="Cambria Math" w:hAnsi="Cambria Math"/>
+            <w:i w:val="0"/>
+          </w:rPr>
+          <m:t xml:space="preserve">] − </m:t>
+        </m:r>
+        <m:sSub>
+          <m:sSubPr>
+            <m:ctrlPr>
+              <w:rPr>
+                <w:rFonts w:ascii="Cambria Math" w:hAnsi="Cambria Math"/>
+                <w:i/>
+              </w:rPr>
+            </m:ctrlPr>
+          </m:sSubPr>
+          <m:e>
+            <m:r>
+              <m:rPr>
+                <m:sty m:val="i"/>
+              </m:rPr>
+              <w:rPr>
+                <w:rFonts w:ascii="Cambria Math" w:hAnsi="Cambria Math"/>
+                <w:i/>
+              </w:rPr>
+              <m:t xml:space="preserve">E</m:t>
+            </m:r>
+          </m:e>
+          <m:sub>
+            <m:sSub>
+              <m:sSubPr>
+                <m:ctrlPr>
+                  <w:rPr>
+                    <w:rFonts w:ascii="Cambria Math" w:hAnsi="Cambria Math"/>
+                    <w:i/>
+                  </w:rPr>
+                </m:ctrlPr>
+              </m:sSubPr>
+              <m:e>
+                <m:r>
+                  <m:rPr>
+                    <m:sty m:val="i"/>
+                  </m:rPr>
+                  <w:rPr>
+                    <w:rFonts w:ascii="Cambria Math" w:hAnsi="Cambria Math"/>
+                    <w:i/>
+                  </w:rPr>
+                  <m:t xml:space="preserve">Y</m:t>
+                </m:r>
+              </m:e>
+              <m:sub>
+                <m:r>
+                  <m:rPr>
+                    <m:sty m:val="i"/>
+                  </m:rPr>
+                  <w:rPr>
+                    <w:rFonts w:ascii="Cambria Math" w:hAnsi="Cambria Math"/>
+                    <w:i/>
+                  </w:rPr>
+                  <m:t xml:space="preserve">a</m:t>
+                </m:r>
+              </m:sub>
+            </m:sSub>
+          </m:sub>
+        </m:sSub>
+        <m:r>
+          <m:rPr>
+            <m:nor/>
+          </m:rPr>
+          <w:rPr>
+            <w:rFonts w:ascii="Cambria Math" w:hAnsi="Cambria Math"/>
+            <w:i w:val="0"/>
+          </w:rPr>
+          <m:t xml:space="preserve">[</m:t>
+        </m:r>
+        <m:sSub>
+          <m:sSubPr>
+            <m:ctrlPr>
+              <w:rPr>
+                <w:rFonts w:ascii="Cambria Math" w:hAnsi="Cambria Math"/>
+                <w:i/>
+              </w:rPr>
+            </m:ctrlPr>
+          </m:sSubPr>
+          <m:e>
+            <m:r>
+              <m:rPr>
+                <m:nor/>
+              </m:rPr>
+              <w:rPr>
+                <w:rFonts w:ascii="Cambria Math" w:hAnsi="Cambria Math"/>
+                <w:i w:val="0"/>
+              </w:rPr>
+              <m:t xml:space="preserve">min</m:t>
+            </m:r>
+          </m:e>
+          <m:sub>
+            <m:r>
+              <m:rPr>
+                <m:sty m:val="i"/>
+              </m:rPr>
+              <w:rPr>
+                <w:rFonts w:ascii="Cambria Math" w:hAnsi="Cambria Math"/>
+                <w:i/>
+              </w:rPr>
+              <m:t xml:space="preserve">d</m:t>
+            </m:r>
+          </m:sub>
+        </m:sSub>
+        <m:r>
+          <m:rPr>
+            <m:sty m:val="i"/>
+          </m:rPr>
+          <w:rPr>
+            <w:rFonts w:ascii="Cambria Math" w:hAnsi="Cambria Math"/>
+            <w:i/>
+          </w:rPr>
+          <m:t xml:space="preserve">E</m:t>
+        </m:r>
+        <m:r>
+          <m:rPr>
+            <m:nor/>
+          </m:rPr>
+          <w:rPr>
+            <w:rFonts w:ascii="Cambria Math" w:hAnsi="Cambria Math"/>
+            <w:i w:val="0"/>
+          </w:rPr>
+          <m:t xml:space="preserve">[</m:t>
+        </m:r>
+        <m:r>
+          <m:rPr>
+            <m:sty m:val="i"/>
+          </m:rPr>
+          <w:rPr>
+            <w:rFonts w:ascii="Cambria Math" w:hAnsi="Cambria Math"/>
+            <w:i/>
+          </w:rPr>
+          <m:t xml:space="preserve">L</m:t>
+        </m:r>
+        <m:r>
+          <m:rPr>
+            <m:nor/>
+          </m:rPr>
+          <w:rPr>
+            <w:rFonts w:ascii="Cambria Math" w:hAnsi="Cambria Math"/>
+            <w:i w:val="0"/>
+          </w:rPr>
+          <m:t xml:space="preserve">(</m:t>
+        </m:r>
+        <m:r>
+          <m:rPr>
+            <m:sty m:val="i"/>
+          </m:rPr>
+          <w:rPr>
+            <w:rFonts w:ascii="Cambria Math" w:hAnsi="Cambria Math"/>
+            <w:i/>
+          </w:rPr>
+          <m:t xml:space="preserve">d</m:t>
+        </m:r>
+        <m:r>
+          <m:rPr>
+            <m:nor/>
+          </m:rPr>
+          <w:rPr>
+            <w:rFonts w:ascii="Cambria Math" w:hAnsi="Cambria Math"/>
+            <w:i w:val="0"/>
+          </w:rPr>
+          <m:t xml:space="preserve">, </m:t>
+        </m:r>
+        <m:r>
+          <m:rPr>
+            <m:sty m:val="i"/>
+          </m:rPr>
+          <w:rPr>
+            <w:rFonts w:ascii="Cambria Math" w:hAnsi="Cambria Math"/>
+            <w:i/>
+          </w:rPr>
+          <m:t xml:space="preserve">U</m:t>
+        </m:r>
+        <m:r>
+          <m:rPr>
+            <m:nor/>
+          </m:rPr>
+          <w:rPr>
+            <w:rFonts w:ascii="Cambria Math" w:hAnsi="Cambria Math"/>
+            <w:i w:val="0"/>
+          </w:rPr>
+          <m:t xml:space="preserve">) | </m:t>
+        </m:r>
+        <m:r>
+          <m:rPr>
+            <m:sty m:val="i"/>
+          </m:rPr>
+          <w:rPr>
+            <w:rFonts w:ascii="Cambria Math" w:hAnsi="Cambria Math"/>
+            <w:i/>
+          </w:rPr>
+          <m:t xml:space="preserve">D</m:t>
+        </m:r>
+        <m:r>
+          <m:rPr>
+            <m:nor/>
+          </m:rPr>
+          <w:rPr>
+            <w:rFonts w:ascii="Cambria Math" w:hAnsi="Cambria Math"/>
+            <w:i w:val="0"/>
+          </w:rPr>
+          <m:t xml:space="preserve">, </m:t>
+        </m:r>
+        <m:sSub>
+          <m:sSubPr>
+            <m:ctrlPr>
+              <w:rPr>
+                <w:rFonts w:ascii="Cambria Math" w:hAnsi="Cambria Math"/>
+                <w:i/>
+              </w:rPr>
+            </m:ctrlPr>
+          </m:sSubPr>
+          <m:e>
+            <m:r>
+              <m:rPr>
+                <m:sty m:val="i"/>
+              </m:rPr>
+              <w:rPr>
+                <w:rFonts w:ascii="Cambria Math" w:hAnsi="Cambria Math"/>
+                <w:i/>
+              </w:rPr>
+              <m:t xml:space="preserve">Y</m:t>
+            </m:r>
+          </m:e>
+          <m:sub>
+            <m:r>
+              <m:rPr>
+                <m:sty m:val="i"/>
+              </m:rPr>
+              <w:rPr>
+                <w:rFonts w:ascii="Cambria Math" w:hAnsi="Cambria Math"/>
+                <w:i/>
+              </w:rPr>
+              <m:t xml:space="preserve">a</m:t>
+            </m:r>
+          </m:sub>
+        </m:sSub>
+        <m:r>
+          <m:rPr>
+            <m:nor/>
+          </m:rPr>
+          <w:rPr>
+            <w:rFonts w:ascii="Cambria Math" w:hAnsi="Cambria Math"/>
+            <w:i w:val="0"/>
+          </w:rPr>
+          <m:t xml:space="preserve">]] − </m:t>
+        </m:r>
+        <m:r>
+          <m:rPr>
+            <m:sty m:val="i"/>
+          </m:rPr>
+          <w:rPr>
+            <w:rFonts w:ascii="Cambria Math" w:hAnsi="Cambria Math"/>
+            <w:i/>
+          </w:rPr>
+          <m:t xml:space="preserve">C</m:t>
+        </m:r>
+        <m:r>
+          <m:rPr>
+            <m:nor/>
+          </m:rPr>
+          <w:rPr>
+            <w:rFonts w:ascii="Cambria Math" w:hAnsi="Cambria Math"/>
+            <w:i w:val="0"/>
+          </w:rPr>
+          <m:t xml:space="preserve">(</m:t>
+        </m:r>
+        <m:r>
+          <m:rPr>
+            <m:sty m:val="i"/>
+          </m:rPr>
+          <w:rPr>
+            <w:rFonts w:ascii="Cambria Math" w:hAnsi="Cambria Math"/>
+            <w:i/>
+          </w:rPr>
+          <m:t xml:space="preserve">a</m:t>
+        </m:r>
+        <m:r>
+          <m:rPr>
+            <m:nor/>
+          </m:rPr>
+          <w:rPr>
+            <w:rFonts w:ascii="Cambria Math" w:hAnsi="Cambria Math"/>
+            <w:i w:val="0"/>
+          </w:rPr>
+          <m:t xml:space="preserve">)</m:t>
+        </m:r>
+      </m:oMath>
+      <w:r>
+        <w:tab/>
+        <w:t xml:space="preserve">(6)</w:t>
+      </w:r>
+    </w:p>
+    <w:p>
+      <w:pPr>
+        <w:keepNext w:val="0"/>
+        <w:jc w:val="both"/>
+      </w:pPr>
+      <w:r>
+        <w:t xml:space="preserve">where </w:t>
+      </w:r>
+      <w:r>
+        <w:rPr>
+          <w:i/>
+        </w:rPr>
+        <w:t>L</w:t>
+      </w:r>
+      <w:r>
+        <w:t xml:space="preserve"> is the loss (the consequence of a strike if a present utility is released, a holding cost if the segment is held) and </w:t>
+      </w:r>
+      <w:r>
+        <w:rPr>
+          <w:i/>
+        </w:rPr>
+        <w:t>C</w:t>
+      </w:r>
+      <w:r>
+        <w:t>(</w:t>
+      </w:r>
+      <w:r>
+        <w:rPr>
+          <w:i/>
+        </w:rPr>
+        <w:t>a</w:t>
+      </w:r>
+      <w:r>
+        <w:t xml:space="preserve">) the cost of the action. For a trial pit that reveals the state of one segment with probability </w:t>
+      </w:r>
+      <w:r>
+        <w:rPr>
+          <w:i/>
+        </w:rPr>
+        <w:t>p</w:t>
+      </w:r>
+      <w:r>
+        <w:t xml:space="preserve"> of presence, VOI = min(</w:t>
+      </w:r>
+      <w:r>
+        <w:rPr>
+          <w:i/>
+        </w:rPr>
+        <w:t>p</w:t>
+      </w:r>
+      <w:r>
+        <w:t xml:space="preserve"> </w:t>
+      </w:r>
+      <w:r>
+        <w:rPr>
+          <w:i/>
+        </w:rPr>
+        <w:t>C</w:t>
+      </w:r>
+      <w:r>
+        <w:rPr>
+          <w:vertAlign w:val="subscript"/>
+        </w:rPr>
+        <w:t>s</w:t>
+      </w:r>
+      <w:r>
+        <w:t xml:space="preserve">, </w:t>
+      </w:r>
+      <w:r>
+        <w:rPr>
+          <w:i/>
+        </w:rPr>
+        <w:t>C</w:t>
+      </w:r>
+      <w:r>
+        <w:rPr>
+          <w:vertAlign w:val="subscript"/>
+        </w:rPr>
+        <w:t>h</w:t>
+      </w:r>
+      <w:r>
+        <w:t xml:space="preserve">) − </w:t>
+      </w:r>
+      <w:r>
+        <w:rPr>
+          <w:i/>
+        </w:rPr>
+        <w:t>p</w:t>
+      </w:r>
+      <w:r>
+        <w:t xml:space="preserve"> </w:t>
+      </w:r>
+      <w:r>
+        <w:rPr>
+          <w:i/>
+        </w:rPr>
+        <w:t>C</w:t>
+      </w:r>
+      <w:r>
+        <w:rPr>
+          <w:vertAlign w:val="subscript"/>
+        </w:rPr>
+        <w:t>h</w:t>
+      </w:r>
+      <w:r>
+        <w:t xml:space="preserve"> − </w:t>
+      </w:r>
+      <w:r>
+        <w:rPr>
+          <w:i/>
+        </w:rPr>
+        <w:t>C</w:t>
+      </w:r>
+      <w:r>
+        <w:rPr>
+          <w:vertAlign w:val="subscript"/>
+        </w:rPr>
+        <w:t>p</w:t>
+      </w:r>
+      <w:r>
+        <w:t xml:space="preserve">, with strike cost </w:t>
+      </w:r>
+      <w:r>
+        <w:rPr>
+          <w:i/>
+        </w:rPr>
+        <w:t>C</w:t>
+      </w:r>
+      <w:r>
+        <w:rPr>
+          <w:vertAlign w:val="subscript"/>
+        </w:rPr>
+        <w:t>s</w:t>
+      </w:r>
+      <w:r>
+        <w:t xml:space="preserve">, holding cost </w:t>
+      </w:r>
+      <w:r>
+        <w:rPr>
+          <w:i/>
+        </w:rPr>
+        <w:t>C</w:t>
+      </w:r>
+      <w:r>
+        <w:rPr>
+          <w:vertAlign w:val="subscript"/>
+        </w:rPr>
+        <w:t>h</w:t>
+      </w:r>
+      <w:r>
+        <w:t xml:space="preserve"> and pit cost </w:t>
+      </w:r>
+      <w:r>
+        <w:rPr>
+          <w:i/>
+        </w:rPr>
+        <w:t>C</w:t>
+      </w:r>
+      <w:r>
+        <w:rPr>
+          <w:vertAlign w:val="subscript"/>
+        </w:rPr>
+        <w:t>p</w:t>
+      </w:r>
+      <w:r>
+        <w:t>. Pits are chosen in decreasing order of VOI while it is positive (Howard, 1966).</w:t>
+      </w:r>
+    </w:p>
+    <w:p>
+      <w:pPr>
         <w:pStyle w:val="Heading1"/>
       </w:pPr>
       <w:r>
@@ -3835,6 +4985,527 @@
     </w:p>
     <w:p>
       <w:pPr>
+        <w:pStyle w:val="Heading2"/>
+      </w:pPr>
+      <w:r>
+        <w:rPr>
+          <w:rFonts w:ascii="Times New Roman" w:hAnsi="Times New Roman"/>
+        </w:rPr>
+        <w:t>4.9 Extended world, models and statistics (version 1.1)</w:t>
+      </w:r>
+    </w:p>
+    <w:p>
+      <w:pPr>
+        <w:keepNext w:val="0"/>
+        <w:jc w:val="both"/>
+      </w:pPr>
+      <w:r>
+        <w:t xml:space="preserve">The extended experiments use a second generator (SubSurface_v4.py) that leaves the version 1.0 results unchanged. A corridor has a lateral position that follows the Markov process of Section 3.5 in the truth world: geometry </w:t>
+      </w:r>
+      <w:r>
+        <w:rPr>
+          <w:b/>
+        </w:rPr>
+        <w:t>straight</w:t>
+      </w:r>
+      <w:r>
+        <w:t xml:space="preserve"> (no shifts), </w:t>
+      </w:r>
+      <w:r>
+        <w:rPr>
+          <w:b/>
+        </w:rPr>
+        <w:t>curved</w:t>
+      </w:r>
+      <w:r>
+        <w:t xml:space="preserve"> (a lateral drift of one step with probability 0.1 per segment), </w:t>
+      </w:r>
+      <w:r>
+        <w:rPr>
+          <w:b/>
+        </w:rPr>
+        <w:t>shifted</w:t>
+      </w:r>
+      <w:r>
+        <w:t xml:space="preserve"> (0.5 shifts per 100 m of 1 to 4 m) or </w:t>
+      </w:r>
+      <w:r>
+        <w:rPr>
+          <w:b/>
+        </w:rPr>
+        <w:t>shifted frequent</w:t>
+      </w:r>
+      <w:r>
+        <w:t xml:space="preserve"> (1.5 per 100 m), or </w:t>
+      </w:r>
+      <w:r>
+        <w:rPr>
+          <w:b/>
+        </w:rPr>
+        <w:t>interrupted</w:t>
+      </w:r>
+      <w:r>
+        <w:t xml:space="preserve"> (frequent loss and return). Seven survey passes are simulated at lateral positions −4, −3, −2, 0, 2, 3 and 4 m, plus two repeat passes on the centre line that serve as an equal-effort baseline; every pass has independent noise and the EM coupling of a utility is common to all passes. A map-quality factor sets the starting position and the anchor: </w:t>
+      </w:r>
+      <w:r>
+        <w:rPr>
+          <w:b/>
+        </w:rPr>
+        <w:t>accurate</w:t>
+      </w:r>
+      <w:r>
+        <w:t xml:space="preserve">; </w:t>
+      </w:r>
+      <w:r>
+        <w:rPr>
+          <w:b/>
+        </w:rPr>
+        <w:t>offset</w:t>
+      </w:r>
+      <w:r>
+        <w:t xml:space="preserve"> (the reference alignment is 1.5 to 3 m from the utility); </w:t>
+      </w:r>
+      <w:r>
+        <w:rPr>
+          <w:b/>
+        </w:rPr>
+        <w:t>incomplete</w:t>
+      </w:r>
+      <w:r>
+        <w:t xml:space="preserve"> (no anchor, so the filter starts from a broad prior); </w:t>
+      </w:r>
+      <w:r>
+        <w:rPr>
+          <w:b/>
+        </w:rPr>
+        <w:t>misleading</w:t>
+      </w:r>
+      <w:r>
+        <w:t xml:space="preserve"> (the anchor belongs to another network half of the time but the filter assumes certainty). A sparse-coverage factor drops half of the observations. Sensor health is drawn per corridor (Table 7). Two </w:t>
+      </w:r>
+      <w:r>
+        <w:rPr>
+          <w:b/>
+        </w:rPr>
+        <w:t>unseen soils</w:t>
+      </w:r>
+      <w:r>
+        <w:t>, wet clay and saline fill (two-way attenuation 30 and 12 dB/m at 250 MHz, segment noise 7 and 8 dB, clutter 0.05 and 0.08), are used only as test soils; the filter treats them as the nearest seen soil (clay and rubble fill). For orientation, the low-loss relation between conductivity and attenuation (Annan, 2009) gives implied conductivities of 0.9 mS/m (dry sand) to 46 mS/m (wet clay) for the assumed attenuations and relative permittivities; these should be compared with site measurements and are not claimed to represent any specific soil.</w:t>
+      </w:r>
+    </w:p>
+    <w:p>
+      <w:pPr>
+        <w:keepNext w:val="0"/>
+        <w:jc w:val="both"/>
+      </w:pPr>
+      <w:r>
+        <w:t>Six models are run on the same simulated detections: EM only; GPR only (dual band); per-segment GPR + EM fusion; the version 1.0 continuity-aware filter on the centre pass; the same filter with three repeat passes on the centre line (equal survey effort); and the proposed layer (lateral tracking, latent EM coupling, sensor health, capability zones, reference check where stated) with one centre pass or three parallel passes (−3, 0, +3 m). The truth label is that the utility lies within 1 m of the reference alignment (the excavation footprint); in scenarios with an offset map it is that the utility is present anywhere in the ±5 m swath, because otherwise no segment is positive. Metrics are computed from the per-segment calls (present, absent, unverified): sensitivity among decided segments, false clearance (the share of released, that is called-absent, segments that are truly occupied), false-alarm rate, unverified share, released share and strikes per km (released occupied segments per km of corridor). Each scenario has 5 blocks of 100 corridors per soil-by-utility cell (17,500 corridors for the seen soils); intervals are 95% percentile intervals of 300 cluster-bootstrap resamples that resample whole corridors within each cell (Efron, 1979; Field and Welsh, 2007), so neighbouring segments are never treated as independent. Calibration error is averaged over blocks. The same seeds are used for all models within a scenario.</w:t>
+      </w:r>
+    </w:p>
+    <w:p>
+      <w:pPr>
+        <w:keepNext/>
+        <w:spacing w:line="276" w:lineRule="auto" w:after="200"/>
+      </w:pPr>
+      <w:r>
+        <w:rPr>
+          <w:b/>
+          <w:sz w:val="19"/>
+        </w:rPr>
+        <w:t>Table 7.</w:t>
+      </w:r>
+      <w:r>
+        <w:rPr>
+          <w:sz w:val="19"/>
+        </w:rPr>
+        <w:t xml:space="preserve"> Added assumptions of version 1.1 (all are assumptions). Diagnostic rates are probabilities that the health diagnostic reports the stated state.</w:t>
+      </w:r>
+    </w:p>
+    <w:tbl>
+      <w:tblPr>
+        <w:tblStyle w:val="TableGrid"/>
+        <w:tblW w:type="auto" w:w="0"/>
+        <w:jc w:val="center"/>
+        <w:tblLayout w:type="fixed"/>
+        <w:tblLook w:firstColumn="1" w:firstRow="1" w:lastColumn="0" w:lastRow="0" w:noHBand="0" w:noVBand="1" w:val="04A0"/>
+      </w:tblPr>
+      <w:tblGrid>
+        <w:gridCol w:w="2880"/>
+        <w:gridCol w:w="6480"/>
+      </w:tblGrid>
+      <w:tr>
+        <w:trPr>
+          <w:tblHeader w:val="true"/>
+        </w:trPr>
+        <w:tc>
+          <w:tcPr>
+            <w:tcW w:type="dxa" w:w="2880"/>
+          </w:tcPr>
+          <w:p>
+            <w:pPr>
+              <w:spacing w:line="240" w:lineRule="auto" w:after="20"/>
+            </w:pPr>
+            <w:r/>
+            <w:r>
+              <w:rPr>
+                <w:b/>
+                <w:sz w:val="16"/>
+              </w:rPr>
+              <w:t>Quantity</w:t>
+            </w:r>
+          </w:p>
+        </w:tc>
+        <w:tc>
+          <w:tcPr>
+            <w:tcW w:type="dxa" w:w="6480"/>
+          </w:tcPr>
+          <w:p>
+            <w:pPr>
+              <w:spacing w:line="240" w:lineRule="auto" w:after="20"/>
+            </w:pPr>
+            <w:r/>
+            <w:r>
+              <w:rPr>
+                <w:b/>
+                <w:sz w:val="16"/>
+              </w:rPr>
+              <w:t>Value used</w:t>
+            </w:r>
+          </w:p>
+        </w:tc>
+      </w:tr>
+      <w:tr>
+        <w:tc>
+          <w:tcPr>
+            <w:tcW w:type="dxa" w:w="2880"/>
+          </w:tcPr>
+          <w:p>
+            <w:pPr>
+              <w:spacing w:line="240" w:lineRule="auto" w:after="20"/>
+            </w:pPr>
+            <w:r/>
+            <w:r>
+              <w:rPr>
+                <w:sz w:val="16"/>
+              </w:rPr>
+              <w:t>Lateral grid</w:t>
+            </w:r>
+          </w:p>
+        </w:tc>
+        <w:tc>
+          <w:tcPr>
+            <w:tcW w:type="dxa" w:w="6480"/>
+          </w:tcPr>
+          <w:p>
+            <w:pPr>
+              <w:spacing w:line="240" w:lineRule="auto" w:after="20"/>
+            </w:pPr>
+            <w:r/>
+            <w:r>
+              <w:rPr>
+                <w:sz w:val="16"/>
+              </w:rPr>
+              <w:t>21 offsets, −5 m to +5 m, 0.5 m; footprint ±1 m</w:t>
+            </w:r>
+          </w:p>
+        </w:tc>
+      </w:tr>
+      <w:tr>
+        <w:tc>
+          <w:tcPr>
+            <w:tcW w:type="dxa" w:w="2880"/>
+          </w:tcPr>
+          <w:p>
+            <w:pPr>
+              <w:spacing w:line="240" w:lineRule="auto" w:after="20"/>
+            </w:pPr>
+            <w:r/>
+            <w:r>
+              <w:rPr>
+                <w:sz w:val="16"/>
+              </w:rPr>
+              <w:t>Lateral penalty</w:t>
+            </w:r>
+          </w:p>
+        </w:tc>
+        <w:tc>
+          <w:tcPr>
+            <w:tcW w:type="dxa" w:w="6480"/>
+          </w:tcPr>
+          <w:p>
+            <w:pPr>
+              <w:spacing w:line="240" w:lineRule="auto" w:after="20"/>
+            </w:pPr>
+            <w:r/>
+            <w:r>
+              <w:rPr>
+                <w:sz w:val="16"/>
+              </w:rPr>
+              <w:t>10 dB at one half-width, quadratic, capped at 60 dB; half-widths 0.6 + 0.35 d (GPR), 1.0 + 0.5 d (EM) m</w:t>
+            </w:r>
+          </w:p>
+        </w:tc>
+      </w:tr>
+      <w:tr>
+        <w:tc>
+          <w:tcPr>
+            <w:tcW w:type="dxa" w:w="2880"/>
+          </w:tcPr>
+          <w:p>
+            <w:pPr>
+              <w:spacing w:line="240" w:lineRule="auto" w:after="20"/>
+            </w:pPr>
+            <w:r/>
+            <w:r>
+              <w:rPr>
+                <w:sz w:val="16"/>
+              </w:rPr>
+              <w:t>Filter rates (per segment)</w:t>
+            </w:r>
+          </w:p>
+        </w:tc>
+        <w:tc>
+          <w:tcPr>
+            <w:tcW w:type="dxa" w:w="6480"/>
+          </w:tcPr>
+          <w:p>
+            <w:pPr>
+              <w:spacing w:line="240" w:lineRule="auto" w:after="20"/>
+            </w:pPr>
+            <w:r/>
+            <w:r>
+              <w:rPr>
+                <w:sz w:val="16"/>
+              </w:rPr>
+              <w:t>loss 0.0100, return 0.0025, shift 0.005, drift 0.02</w:t>
+            </w:r>
+          </w:p>
+        </w:tc>
+      </w:tr>
+      <w:tr>
+        <w:tc>
+          <w:tcPr>
+            <w:tcW w:type="dxa" w:w="2880"/>
+          </w:tcPr>
+          <w:p>
+            <w:pPr>
+              <w:spacing w:line="240" w:lineRule="auto" w:after="20"/>
+            </w:pPr>
+            <w:r/>
+            <w:r>
+              <w:rPr>
+                <w:sz w:val="16"/>
+              </w:rPr>
+              <w:t>Health states</w:t>
+            </w:r>
+          </w:p>
+        </w:tc>
+        <w:tc>
+          <w:tcPr>
+            <w:tcW w:type="dxa" w:w="6480"/>
+          </w:tcPr>
+          <w:p>
+            <w:pPr>
+              <w:spacing w:line="240" w:lineRule="auto" w:after="20"/>
+            </w:pPr>
+            <w:r/>
+            <w:r>
+              <w:rPr>
+                <w:sz w:val="16"/>
+              </w:rPr>
+              <w:t>healthy; degraded (6 dB loss); failed (clutter only); mixed: 70%, 20%, 10%</w:t>
+            </w:r>
+          </w:p>
+        </w:tc>
+      </w:tr>
+      <w:tr>
+        <w:tc>
+          <w:tcPr>
+            <w:tcW w:type="dxa" w:w="2880"/>
+          </w:tcPr>
+          <w:p>
+            <w:pPr>
+              <w:spacing w:line="240" w:lineRule="auto" w:after="20"/>
+            </w:pPr>
+            <w:r/>
+            <w:r>
+              <w:rPr>
+                <w:sz w:val="16"/>
+              </w:rPr>
+              <w:t>Diagnostic</w:t>
+            </w:r>
+          </w:p>
+        </w:tc>
+        <w:tc>
+          <w:tcPr>
+            <w:tcW w:type="dxa" w:w="6480"/>
+          </w:tcPr>
+          <w:p>
+            <w:pPr>
+              <w:spacing w:line="240" w:lineRule="auto" w:after="20"/>
+            </w:pPr>
+            <w:r/>
+            <w:r>
+              <w:rPr>
+                <w:sz w:val="16"/>
+              </w:rPr>
+              <w:t>failed flagged failed 0.90; degraded flagged degraded 0.50 (failed 0.05); healthy flagged failed 0.02 (degraded 0.03)</w:t>
+            </w:r>
+          </w:p>
+        </w:tc>
+      </w:tr>
+      <w:tr>
+        <w:tc>
+          <w:tcPr>
+            <w:tcW w:type="dxa" w:w="2880"/>
+          </w:tcPr>
+          <w:p>
+            <w:pPr>
+              <w:spacing w:line="240" w:lineRule="auto" w:after="20"/>
+            </w:pPr>
+            <w:r/>
+            <w:r>
+              <w:rPr>
+                <w:sz w:val="16"/>
+              </w:rPr>
+              <w:t>Capability zones</w:t>
+            </w:r>
+          </w:p>
+        </w:tc>
+        <w:tc>
+          <w:tcPr>
+            <w:tcW w:type="dxa" w:w="6480"/>
+          </w:tcPr>
+          <w:p>
+            <w:pPr>
+              <w:spacing w:line="240" w:lineRule="auto" w:after="20"/>
+            </w:pPr>
+            <w:r/>
+            <w:r>
+              <w:rPr>
+                <w:sz w:val="16"/>
+              </w:rPr>
+              <w:t>A ≥ 0.9; B 0.3 to 0.9; C &lt; 0.3; depth estimate with 10% error</w:t>
+            </w:r>
+          </w:p>
+        </w:tc>
+      </w:tr>
+      <w:tr>
+        <w:tc>
+          <w:tcPr>
+            <w:tcW w:type="dxa" w:w="2880"/>
+          </w:tcPr>
+          <w:p>
+            <w:pPr>
+              <w:spacing w:line="240" w:lineRule="auto" w:after="20"/>
+            </w:pPr>
+            <w:r/>
+            <w:r>
+              <w:rPr>
+                <w:sz w:val="16"/>
+              </w:rPr>
+              <w:t>Decision thresholds</w:t>
+            </w:r>
+          </w:p>
+        </w:tc>
+        <w:tc>
+          <w:tcPr>
+            <w:tcW w:type="dxa" w:w="6480"/>
+          </w:tcPr>
+          <w:p>
+            <w:pPr>
+              <w:spacing w:line="240" w:lineRule="auto" w:after="20"/>
+            </w:pPr>
+            <w:r/>
+            <w:r>
+              <w:rPr>
+                <w:sz w:val="16"/>
+              </w:rPr>
+              <w:t>τ_P = 0.5; τ_A = 0.1 (0.02 in zone B)</w:t>
+            </w:r>
+          </w:p>
+        </w:tc>
+      </w:tr>
+      <w:tr>
+        <w:tc>
+          <w:tcPr>
+            <w:tcW w:type="dxa" w:w="2880"/>
+          </w:tcPr>
+          <w:p>
+            <w:pPr>
+              <w:spacing w:line="240" w:lineRule="auto" w:after="20"/>
+            </w:pPr>
+            <w:r/>
+            <w:r>
+              <w:rPr>
+                <w:sz w:val="16"/>
+              </w:rPr>
+              <w:t>Reference check</w:t>
+            </w:r>
+          </w:p>
+        </w:tc>
+        <w:tc>
+          <w:tcPr>
+            <w:tcW w:type="dxa" w:w="6480"/>
+          </w:tcPr>
+          <w:p>
+            <w:pPr>
+              <w:spacing w:line="240" w:lineRule="auto" w:after="20"/>
+            </w:pPr>
+            <w:r/>
+            <w:r>
+              <w:rPr>
+                <w:sz w:val="16"/>
+              </w:rPr>
+              <w:t>20 passes, exact binomial test, α = 0.01</w:t>
+            </w:r>
+          </w:p>
+        </w:tc>
+      </w:tr>
+      <w:tr>
+        <w:tc>
+          <w:tcPr>
+            <w:tcW w:type="dxa" w:w="2880"/>
+          </w:tcPr>
+          <w:p>
+            <w:pPr>
+              <w:spacing w:line="240" w:lineRule="auto" w:after="20"/>
+            </w:pPr>
+            <w:r/>
+            <w:r>
+              <w:rPr>
+                <w:sz w:val="16"/>
+              </w:rPr>
+              <w:t>Costs (US$, scenario assumptions)</w:t>
+            </w:r>
+          </w:p>
+        </w:tc>
+        <w:tc>
+          <w:tcPr>
+            <w:tcW w:type="dxa" w:w="6480"/>
+          </w:tcPr>
+          <w:p>
+            <w:pPr>
+              <w:spacing w:line="240" w:lineRule="auto" w:after="20"/>
+            </w:pPr>
+            <w:r/>
+            <w:r>
+              <w:rPr>
+                <w:sz w:val="16"/>
+              </w:rPr>
+              <w:t>strike 5,000 per consequence unit; holding 1,000 per segment; pit 400 + 200 per m of depth</w:t>
+            </w:r>
+          </w:p>
+        </w:tc>
+      </w:tr>
+    </w:tbl>
+    <w:p>
+      <w:pPr>
+        <w:spacing w:after="40"/>
+      </w:pPr>
+    </w:p>
+    <w:p>
+      <w:pPr>
         <w:pStyle w:val="Heading1"/>
       </w:pPr>
       <w:r>
@@ -8835,7 +10506,7 @@
         <w:rPr>
           <w:rFonts w:ascii="Times New Roman" w:hAnsi="Times New Roman"/>
         </w:rPr>
-        <w:t>5.6 Excavation-clearance trial and trial-pit allocation</w:t>
+        <w:t>5.6 Excavation clearance at equal coverage, equal risk and equal cost</w:t>
       </w:r>
     </w:p>
     <w:p>
@@ -8844,7 +10515,31 @@
         <w:jc w:val="both"/>
       </w:pPr>
       <w:r>
-        <w:t>A decision-consequence trial asks what a crew would strike if it released for mechanical excavation the segments that a policy clears. Table 6 and Fig. 8a report the share of the corridor released and the strikes per kilometre (a strike is a released segment that is truly on the alignment). Digging everywhere strikes 132 per km; releasing the segments the EM locator does not flag strikes 98 per km while releasing 83%; per-segment GPR and EM fusion strikes 20.7 per km at 44% released; and the anchored binary map strikes 8.9 per km at 36% released. The three-state rule, which releases only segments that lie in verified cells, are called absent and have a probability below a threshold τ, strikes 2.0 per km at τ = 0.1 and 1.5 per km at τ = 0.02 while releasing 29% and 29% of the corridor. Relative to the binary map this is a factor of 4.5 (τ = 0.1) to 6.0 (τ = 0.02) fewer strikes for 6.9 to 7.3 percentage points less corridor released. The consequence-weighted strike measure, with the assumed weights of Table 1, falls by a similar factor.</w:t>
+        <w:rPr>
+          <w:b/>
+        </w:rPr>
+        <w:t>A correction.</w:t>
+      </w:r>
+      <w:r>
+        <w:t xml:space="preserve"> Version 1 of this manuscript compared a binary map that releases segments with </w:t>
+      </w:r>
+      <w:r>
+        <w:rPr>
+          <w:i/>
+        </w:rPr>
+        <w:t>p</w:t>
+      </w:r>
+      <w:r>
+        <w:t xml:space="preserve"> ≤ 0.5 with a three-state rule that releases segments with </w:t>
+      </w:r>
+      <w:r>
+        <w:rPr>
+          <w:i/>
+        </w:rPr>
+        <w:t>p</w:t>
+      </w:r>
+      <w:r>
+        <w:t xml:space="preserve"> &lt; 0.1, and reported about four times fewer strikes for the second. That comparison confounded the rule with the operating point: the binary map released 36% of the corridor and the three-state rule 29%. Here every policy releases the same share of the corridor, by ranking segments from lowest to highest probability (the three-state rule never releases an unverified segment, and the EM and GPR baselines rank by detection) and counting released segments that are truly occupied.</w:t>
       </w:r>
     </w:p>
     <w:p>
@@ -8863,7 +10558,7 @@
         <w:rPr>
           <w:sz w:val="19"/>
         </w:rPr>
-        <w:t xml:space="preserve"> Clearance policies (mean over 10 blocks; strike = released segment truly on the alignment; 200 segments per kilometre; consequence weights from Table 1).</w:t>
+        <w:t xml:space="preserve"> Utility strikes per km of corridor when a given share of the corridor is released for mechanical excavation (matched model; mean over 10 blocks), and the share that can be released at a maximum strike rate among released segments.</w:t>
       </w:r>
     </w:p>
     <w:tbl>
@@ -8875,11 +10570,13 @@
         <w:tblLook w:firstColumn="1" w:firstRow="1" w:lastColumn="0" w:lastRow="0" w:noHBand="0" w:noVBand="1" w:val="04A0"/>
       </w:tblPr>
       <w:tblGrid>
-        <w:gridCol w:w="3600"/>
-        <w:gridCol w:w="1152"/>
-        <w:gridCol w:w="1584"/>
-        <w:gridCol w:w="1152"/>
-        <w:gridCol w:w="1872"/>
+        <w:gridCol w:w="3744"/>
+        <w:gridCol w:w="792"/>
+        <w:gridCol w:w="792"/>
+        <w:gridCol w:w="792"/>
+        <w:gridCol w:w="792"/>
+        <w:gridCol w:w="1440"/>
+        <w:gridCol w:w="936"/>
       </w:tblGrid>
       <w:tr>
         <w:trPr>
@@ -8887,7 +10584,7 @@
         </w:trPr>
         <w:tc>
           <w:tcPr>
-            <w:tcW w:type="dxa" w:w="3600"/>
+            <w:tcW w:type="dxa" w:w="3744"/>
           </w:tcPr>
           <w:p>
             <w:pPr>
@@ -8899,13 +10596,13 @@
                 <w:b/>
                 <w:sz w:val="16"/>
               </w:rPr>
-              <w:t>Policy: segments released for mechanical excavation</w:t>
-            </w:r>
-          </w:p>
-        </w:tc>
-        <w:tc>
-          <w:tcPr>
-            <w:tcW w:type="dxa" w:w="1152"/>
+              <w:t>Policy</w:t>
+            </w:r>
+          </w:p>
+        </w:tc>
+        <w:tc>
+          <w:tcPr>
+            <w:tcW w:type="dxa" w:w="792"/>
           </w:tcPr>
           <w:p>
             <w:pPr>
@@ -8917,13 +10614,13 @@
                 <w:b/>
                 <w:sz w:val="16"/>
               </w:rPr>
-              <w:t>Released (%)</w:t>
-            </w:r>
-          </w:p>
-        </w:tc>
-        <w:tc>
-          <w:tcPr>
-            <w:tcW w:type="dxa" w:w="1584"/>
+              <w:t>20%</w:t>
+            </w:r>
+          </w:p>
+        </w:tc>
+        <w:tc>
+          <w:tcPr>
+            <w:tcW w:type="dxa" w:w="792"/>
           </w:tcPr>
           <w:p>
             <w:pPr>
@@ -8935,13 +10632,13 @@
                 <w:b/>
                 <w:sz w:val="16"/>
               </w:rPr>
-              <w:t>Strike rate among released (%)</w:t>
-            </w:r>
-          </w:p>
-        </w:tc>
-        <w:tc>
-          <w:tcPr>
-            <w:tcW w:type="dxa" w:w="1152"/>
+              <w:t>30%</w:t>
+            </w:r>
+          </w:p>
+        </w:tc>
+        <w:tc>
+          <w:tcPr>
+            <w:tcW w:type="dxa" w:w="792"/>
           </w:tcPr>
           <w:p>
             <w:pPr>
@@ -8953,13 +10650,13 @@
                 <w:b/>
                 <w:sz w:val="16"/>
               </w:rPr>
-              <w:t>Strikes per km</w:t>
-            </w:r>
-          </w:p>
-        </w:tc>
-        <w:tc>
-          <w:tcPr>
-            <w:tcW w:type="dxa" w:w="1872"/>
+              <w:t>40%</w:t>
+            </w:r>
+          </w:p>
+        </w:tc>
+        <w:tc>
+          <w:tcPr>
+            <w:tcW w:type="dxa" w:w="792"/>
           </w:tcPr>
           <w:p>
             <w:pPr>
@@ -8971,7 +10668,43 @@
                 <w:b/>
                 <w:sz w:val="16"/>
               </w:rPr>
-              <w:t>Consequence-weighted strikes per km</w:t>
+              <w:t>50%</w:t>
+            </w:r>
+          </w:p>
+        </w:tc>
+        <w:tc>
+          <w:tcPr>
+            <w:tcW w:type="dxa" w:w="1440"/>
+          </w:tcPr>
+          <w:p>
+            <w:pPr>
+              <w:spacing w:line="240" w:lineRule="auto" w:after="20"/>
+            </w:pPr>
+            <w:r/>
+            <w:r>
+              <w:rPr>
+                <w:b/>
+                <w:sz w:val="16"/>
+              </w:rPr>
+              <w:t>Coverage at ≤ 1% strike rate</w:t>
+            </w:r>
+          </w:p>
+        </w:tc>
+        <w:tc>
+          <w:tcPr>
+            <w:tcW w:type="dxa" w:w="936"/>
+          </w:tcPr>
+          <w:p>
+            <w:pPr>
+              <w:spacing w:line="240" w:lineRule="auto" w:after="20"/>
+            </w:pPr>
+            <w:r/>
+            <w:r>
+              <w:rPr>
+                <w:b/>
+                <w:sz w:val="16"/>
+              </w:rPr>
+              <w:t>at ≤ 5%</w:t>
             </w:r>
           </w:p>
         </w:tc>
@@ -8979,7 +10712,7 @@
       <w:tr>
         <w:tc>
           <w:tcPr>
-            <w:tcW w:type="dxa" w:w="3600"/>
+            <w:tcW w:type="dxa" w:w="3744"/>
           </w:tcPr>
           <w:p>
             <w:pPr>
@@ -8990,13 +10723,13 @@
               <w:rPr>
                 <w:sz w:val="16"/>
               </w:rPr>
-              <w:t>No map: dig everywhere</w:t>
-            </w:r>
-          </w:p>
-        </w:tc>
-        <w:tc>
-          <w:tcPr>
-            <w:tcW w:type="dxa" w:w="1152"/>
+              <w:t>EM locator only</w:t>
+            </w:r>
+          </w:p>
+        </w:tc>
+        <w:tc>
+          <w:tcPr>
+            <w:tcW w:type="dxa" w:w="792"/>
           </w:tcPr>
           <w:p>
             <w:pPr>
@@ -9007,13 +10740,13 @@
               <w:rPr>
                 <w:sz w:val="16"/>
               </w:rPr>
-              <w:t>100.0</w:t>
-            </w:r>
-          </w:p>
-        </w:tc>
-        <w:tc>
-          <w:tcPr>
-            <w:tcW w:type="dxa" w:w="1584"/>
+              <w:t>23.8</w:t>
+            </w:r>
+          </w:p>
+        </w:tc>
+        <w:tc>
+          <w:tcPr>
+            <w:tcW w:type="dxa" w:w="792"/>
           </w:tcPr>
           <w:p>
             <w:pPr>
@@ -9024,13 +10757,13 @@
               <w:rPr>
                 <w:sz w:val="16"/>
               </w:rPr>
-              <w:t>65.9</w:t>
-            </w:r>
-          </w:p>
-        </w:tc>
-        <w:tc>
-          <w:tcPr>
-            <w:tcW w:type="dxa" w:w="1152"/>
+              <w:t>35.6</w:t>
+            </w:r>
+          </w:p>
+        </w:tc>
+        <w:tc>
+          <w:tcPr>
+            <w:tcW w:type="dxa" w:w="792"/>
           </w:tcPr>
           <w:p>
             <w:pPr>
@@ -9041,13 +10774,13 @@
               <w:rPr>
                 <w:sz w:val="16"/>
               </w:rPr>
-              <w:t>131.8</w:t>
-            </w:r>
-          </w:p>
-        </w:tc>
-        <w:tc>
-          <w:tcPr>
-            <w:tcW w:type="dxa" w:w="1872"/>
+              <w:t>47.5</w:t>
+            </w:r>
+          </w:p>
+        </w:tc>
+        <w:tc>
+          <w:tcPr>
+            <w:tcW w:type="dxa" w:w="792"/>
           </w:tcPr>
           <w:p>
             <w:pPr>
@@ -9058,7 +10791,41 @@
               <w:rPr>
                 <w:sz w:val="16"/>
               </w:rPr>
-              <w:t>563.2</w:t>
+              <w:t>59.4</w:t>
+            </w:r>
+          </w:p>
+        </w:tc>
+        <w:tc>
+          <w:tcPr>
+            <w:tcW w:type="dxa" w:w="1440"/>
+          </w:tcPr>
+          <w:p>
+            <w:pPr>
+              <w:spacing w:line="240" w:lineRule="auto" w:after="20"/>
+            </w:pPr>
+            <w:r/>
+            <w:r>
+              <w:rPr>
+                <w:sz w:val="16"/>
+              </w:rPr>
+              <w:t>0.0%</w:t>
+            </w:r>
+          </w:p>
+        </w:tc>
+        <w:tc>
+          <w:tcPr>
+            <w:tcW w:type="dxa" w:w="936"/>
+          </w:tcPr>
+          <w:p>
+            <w:pPr>
+              <w:spacing w:line="240" w:lineRule="auto" w:after="20"/>
+            </w:pPr>
+            <w:r/>
+            <w:r>
+              <w:rPr>
+                <w:sz w:val="16"/>
+              </w:rPr>
+              <w:t>0.0%</w:t>
             </w:r>
           </w:p>
         </w:tc>
@@ -9066,7 +10833,7 @@
       <w:tr>
         <w:tc>
           <w:tcPr>
-            <w:tcW w:type="dxa" w:w="3600"/>
+            <w:tcW w:type="dxa" w:w="3744"/>
           </w:tcPr>
           <w:p>
             <w:pPr>
@@ -9077,13 +10844,13 @@
               <w:rPr>
                 <w:sz w:val="16"/>
               </w:rPr>
-              <w:t>EM locator: no detection</w:t>
-            </w:r>
-          </w:p>
-        </w:tc>
-        <w:tc>
-          <w:tcPr>
-            <w:tcW w:type="dxa" w:w="1152"/>
+              <w:t>GPR dual-band, per segment</w:t>
+            </w:r>
+          </w:p>
+        </w:tc>
+        <w:tc>
+          <w:tcPr>
+            <w:tcW w:type="dxa" w:w="792"/>
           </w:tcPr>
           <w:p>
             <w:pPr>
@@ -9094,13 +10861,13 @@
               <w:rPr>
                 <w:sz w:val="16"/>
               </w:rPr>
-              <w:t>83.0</w:t>
-            </w:r>
-          </w:p>
-        </w:tc>
-        <w:tc>
-          <w:tcPr>
-            <w:tcW w:type="dxa" w:w="1584"/>
+              <w:t>0.1</w:t>
+            </w:r>
+          </w:p>
+        </w:tc>
+        <w:tc>
+          <w:tcPr>
+            <w:tcW w:type="dxa" w:w="792"/>
           </w:tcPr>
           <w:p>
             <w:pPr>
@@ -9111,13 +10878,13 @@
               <w:rPr>
                 <w:sz w:val="16"/>
               </w:rPr>
-              <w:t>59.3</w:t>
-            </w:r>
-          </w:p>
-        </w:tc>
-        <w:tc>
-          <w:tcPr>
-            <w:tcW w:type="dxa" w:w="1152"/>
+              <w:t>3.3</w:t>
+            </w:r>
+          </w:p>
+        </w:tc>
+        <w:tc>
+          <w:tcPr>
+            <w:tcW w:type="dxa" w:w="792"/>
           </w:tcPr>
           <w:p>
             <w:pPr>
@@ -9128,13 +10895,13 @@
               <w:rPr>
                 <w:sz w:val="16"/>
               </w:rPr>
-              <w:t>98.5</w:t>
-            </w:r>
-          </w:p>
-        </w:tc>
-        <w:tc>
-          <w:tcPr>
-            <w:tcW w:type="dxa" w:w="1872"/>
+              <w:t>15.5</w:t>
+            </w:r>
+          </w:p>
+        </w:tc>
+        <w:tc>
+          <w:tcPr>
+            <w:tcW w:type="dxa" w:w="792"/>
           </w:tcPr>
           <w:p>
             <w:pPr>
@@ -9145,7 +10912,41 @@
               <w:rPr>
                 <w:sz w:val="16"/>
               </w:rPr>
-              <w:t>362.6</w:t>
+              <w:t>31.8</w:t>
+            </w:r>
+          </w:p>
+        </w:tc>
+        <w:tc>
+          <w:tcPr>
+            <w:tcW w:type="dxa" w:w="1440"/>
+          </w:tcPr>
+          <w:p>
+            <w:pPr>
+              <w:spacing w:line="240" w:lineRule="auto" w:after="20"/>
+            </w:pPr>
+            <w:r/>
+            <w:r>
+              <w:rPr>
+                <w:sz w:val="16"/>
+              </w:rPr>
+              <w:t>24.5%</w:t>
+            </w:r>
+          </w:p>
+        </w:tc>
+        <w:tc>
+          <w:tcPr>
+            <w:tcW w:type="dxa" w:w="936"/>
+          </w:tcPr>
+          <w:p>
+            <w:pPr>
+              <w:spacing w:line="240" w:lineRule="auto" w:after="20"/>
+            </w:pPr>
+            <w:r/>
+            <w:r>
+              <w:rPr>
+                <w:sz w:val="16"/>
+              </w:rPr>
+              <w:t>29.7%</w:t>
             </w:r>
           </w:p>
         </w:tc>
@@ -9153,7 +10954,7 @@
       <w:tr>
         <w:tc>
           <w:tcPr>
-            <w:tcW w:type="dxa" w:w="3600"/>
+            <w:tcW w:type="dxa" w:w="3744"/>
           </w:tcPr>
           <w:p>
             <w:pPr>
@@ -9164,13 +10965,13 @@
               <w:rPr>
                 <w:sz w:val="16"/>
               </w:rPr>
-              <w:t>GPR dual-band, per segment</w:t>
-            </w:r>
-          </w:p>
-        </w:tc>
-        <w:tc>
-          <w:tcPr>
-            <w:tcW w:type="dxa" w:w="1152"/>
+              <w:t>GPR + EM fusion, per segment</w:t>
+            </w:r>
+          </w:p>
+        </w:tc>
+        <w:tc>
+          <w:tcPr>
+            <w:tcW w:type="dxa" w:w="792"/>
           </w:tcPr>
           <w:p>
             <w:pPr>
@@ -9181,13 +10982,13 @@
               <w:rPr>
                 <w:sz w:val="16"/>
               </w:rPr>
-              <w:t>44.3</w:t>
-            </w:r>
-          </w:p>
-        </w:tc>
-        <w:tc>
-          <w:tcPr>
-            <w:tcW w:type="dxa" w:w="1584"/>
+              <w:t>0.1</w:t>
+            </w:r>
+          </w:p>
+        </w:tc>
+        <w:tc>
+          <w:tcPr>
+            <w:tcW w:type="dxa" w:w="792"/>
           </w:tcPr>
           <w:p>
             <w:pPr>
@@ -9198,13 +10999,13 @@
               <w:rPr>
                 <w:sz w:val="16"/>
               </w:rPr>
-              <w:t>24.0</w:t>
-            </w:r>
-          </w:p>
-        </w:tc>
-        <w:tc>
-          <w:tcPr>
-            <w:tcW w:type="dxa" w:w="1152"/>
+              <w:t>3.1</w:t>
+            </w:r>
+          </w:p>
+        </w:tc>
+        <w:tc>
+          <w:tcPr>
+            <w:tcW w:type="dxa" w:w="792"/>
           </w:tcPr>
           <w:p>
             <w:pPr>
@@ -9215,13 +11016,13 @@
               <w:rPr>
                 <w:sz w:val="16"/>
               </w:rPr>
-              <w:t>21.3</w:t>
-            </w:r>
-          </w:p>
-        </w:tc>
-        <w:tc>
-          <w:tcPr>
-            <w:tcW w:type="dxa" w:w="1872"/>
+              <w:t>15.3</w:t>
+            </w:r>
+          </w:p>
+        </w:tc>
+        <w:tc>
+          <w:tcPr>
+            <w:tcW w:type="dxa" w:w="792"/>
           </w:tcPr>
           <w:p>
             <w:pPr>
@@ -9232,7 +11033,41 @@
               <w:rPr>
                 <w:sz w:val="16"/>
               </w:rPr>
-              <w:t>68.2</w:t>
+              <w:t>31.8</w:t>
+            </w:r>
+          </w:p>
+        </w:tc>
+        <w:tc>
+          <w:tcPr>
+            <w:tcW w:type="dxa" w:w="1440"/>
+          </w:tcPr>
+          <w:p>
+            <w:pPr>
+              <w:spacing w:line="240" w:lineRule="auto" w:after="20"/>
+            </w:pPr>
+            <w:r/>
+            <w:r>
+              <w:rPr>
+                <w:sz w:val="16"/>
+              </w:rPr>
+              <w:t>24.7%</w:t>
+            </w:r>
+          </w:p>
+        </w:tc>
+        <w:tc>
+          <w:tcPr>
+            <w:tcW w:type="dxa" w:w="936"/>
+          </w:tcPr>
+          <w:p>
+            <w:pPr>
+              <w:spacing w:line="240" w:lineRule="auto" w:after="20"/>
+            </w:pPr>
+            <w:r/>
+            <w:r>
+              <w:rPr>
+                <w:sz w:val="16"/>
+              </w:rPr>
+              <w:t>30.0%</w:t>
             </w:r>
           </w:p>
         </w:tc>
@@ -9240,7 +11075,7 @@
       <w:tr>
         <w:tc>
           <w:tcPr>
-            <w:tcW w:type="dxa" w:w="3600"/>
+            <w:tcW w:type="dxa" w:w="3744"/>
           </w:tcPr>
           <w:p>
             <w:pPr>
@@ -9251,13 +11086,13 @@
               <w:rPr>
                 <w:sz w:val="16"/>
               </w:rPr>
-              <w:t>GPR + EM fusion, per segment</w:t>
-            </w:r>
-          </w:p>
-        </w:tc>
-        <w:tc>
-          <w:tcPr>
-            <w:tcW w:type="dxa" w:w="1152"/>
+              <w:t>Anchored filter, binary map</w:t>
+            </w:r>
+          </w:p>
+        </w:tc>
+        <w:tc>
+          <w:tcPr>
+            <w:tcW w:type="dxa" w:w="792"/>
           </w:tcPr>
           <w:p>
             <w:pPr>
@@ -9268,13 +11103,13 @@
               <w:rPr>
                 <w:sz w:val="16"/>
               </w:rPr>
-              <w:t>44.1</w:t>
-            </w:r>
-          </w:p>
-        </w:tc>
-        <w:tc>
-          <w:tcPr>
-            <w:tcW w:type="dxa" w:w="1584"/>
+              <w:t>0.0</w:t>
+            </w:r>
+          </w:p>
+        </w:tc>
+        <w:tc>
+          <w:tcPr>
+            <w:tcW w:type="dxa" w:w="792"/>
           </w:tcPr>
           <w:p>
             <w:pPr>
@@ -9285,13 +11120,13 @@
               <w:rPr>
                 <w:sz w:val="16"/>
               </w:rPr>
-              <w:t>23.5</w:t>
-            </w:r>
-          </w:p>
-        </w:tc>
-        <w:tc>
-          <w:tcPr>
-            <w:tcW w:type="dxa" w:w="1152"/>
+              <w:t>2.1</w:t>
+            </w:r>
+          </w:p>
+        </w:tc>
+        <w:tc>
+          <w:tcPr>
+            <w:tcW w:type="dxa" w:w="792"/>
           </w:tcPr>
           <w:p>
             <w:pPr>
@@ -9302,13 +11137,13 @@
               <w:rPr>
                 <w:sz w:val="16"/>
               </w:rPr>
-              <w:t>20.7</w:t>
-            </w:r>
-          </w:p>
-        </w:tc>
-        <w:tc>
-          <w:tcPr>
-            <w:tcW w:type="dxa" w:w="1872"/>
+              <w:t>13.4</w:t>
+            </w:r>
+          </w:p>
+        </w:tc>
+        <w:tc>
+          <w:tcPr>
+            <w:tcW w:type="dxa" w:w="792"/>
           </w:tcPr>
           <w:p>
             <w:pPr>
@@ -9319,7 +11154,41 @@
               <w:rPr>
                 <w:sz w:val="16"/>
               </w:rPr>
-              <w:t>64.3</w:t>
+              <w:t>31.7</w:t>
+            </w:r>
+          </w:p>
+        </w:tc>
+        <w:tc>
+          <w:tcPr>
+            <w:tcW w:type="dxa" w:w="1440"/>
+          </w:tcPr>
+          <w:p>
+            <w:pPr>
+              <w:spacing w:line="240" w:lineRule="auto" w:after="20"/>
+            </w:pPr>
+            <w:r/>
+            <w:r>
+              <w:rPr>
+                <w:sz w:val="16"/>
+              </w:rPr>
+              <w:t>27.1%</w:t>
+            </w:r>
+          </w:p>
+        </w:tc>
+        <w:tc>
+          <w:tcPr>
+            <w:tcW w:type="dxa" w:w="936"/>
+          </w:tcPr>
+          <w:p>
+            <w:pPr>
+              <w:spacing w:line="240" w:lineRule="auto" w:after="20"/>
+            </w:pPr>
+            <w:r/>
+            <w:r>
+              <w:rPr>
+                <w:sz w:val="16"/>
+              </w:rPr>
+              <w:t>31.0%</w:t>
             </w:r>
           </w:p>
         </w:tc>
@@ -9327,7 +11196,7 @@
       <w:tr>
         <w:tc>
           <w:tcPr>
-            <w:tcW w:type="dxa" w:w="3600"/>
+            <w:tcW w:type="dxa" w:w="3744"/>
           </w:tcPr>
           <w:p>
             <w:pPr>
@@ -9338,13 +11207,13 @@
               <w:rPr>
                 <w:sz w:val="16"/>
               </w:rPr>
-              <w:t>Anchored fusion, binary: p ≤ 0.5</w:t>
-            </w:r>
-          </w:p>
-        </w:tc>
-        <w:tc>
-          <w:tcPr>
-            <w:tcW w:type="dxa" w:w="1152"/>
+              <w:t>Anchored filter, three-state (unverified never released)</w:t>
+            </w:r>
+          </w:p>
+        </w:tc>
+        <w:tc>
+          <w:tcPr>
+            <w:tcW w:type="dxa" w:w="792"/>
           </w:tcPr>
           <w:p>
             <w:pPr>
@@ -9355,13 +11224,13 @@
               <w:rPr>
                 <w:sz w:val="16"/>
               </w:rPr>
-              <w:t>36.4</w:t>
-            </w:r>
-          </w:p>
-        </w:tc>
-        <w:tc>
-          <w:tcPr>
-            <w:tcW w:type="dxa" w:w="1584"/>
+              <w:t>0.0</w:t>
+            </w:r>
+          </w:p>
+        </w:tc>
+        <w:tc>
+          <w:tcPr>
+            <w:tcW w:type="dxa" w:w="792"/>
           </w:tcPr>
           <w:p>
             <w:pPr>
@@ -9372,13 +11241,13 @@
               <w:rPr>
                 <w:sz w:val="16"/>
               </w:rPr>
-              <w:t>12.2</w:t>
-            </w:r>
-          </w:p>
-        </w:tc>
-        <w:tc>
-          <w:tcPr>
-            <w:tcW w:type="dxa" w:w="1152"/>
+              <w:t>2.8</w:t>
+            </w:r>
+          </w:p>
+        </w:tc>
+        <w:tc>
+          <w:tcPr>
+            <w:tcW w:type="dxa" w:w="792"/>
           </w:tcPr>
           <w:p>
             <w:pPr>
@@ -9389,13 +11258,13 @@
               <w:rPr>
                 <w:sz w:val="16"/>
               </w:rPr>
-              <w:t>8.9</w:t>
-            </w:r>
-          </w:p>
-        </w:tc>
-        <w:tc>
-          <w:tcPr>
-            <w:tcW w:type="dxa" w:w="1872"/>
+              <w:t>22.6</w:t>
+            </w:r>
+          </w:p>
+        </w:tc>
+        <w:tc>
+          <w:tcPr>
+            <w:tcW w:type="dxa" w:w="792"/>
           </w:tcPr>
           <w:p>
             <w:pPr>
@@ -9406,7 +11275,41 @@
               <w:rPr>
                 <w:sz w:val="16"/>
               </w:rPr>
-              <w:t>28.5</w:t>
+              <w:t>42.6</w:t>
+            </w:r>
+          </w:p>
+        </w:tc>
+        <w:tc>
+          <w:tcPr>
+            <w:tcW w:type="dxa" w:w="1440"/>
+          </w:tcPr>
+          <w:p>
+            <w:pPr>
+              <w:spacing w:line="240" w:lineRule="auto" w:after="20"/>
+            </w:pPr>
+            <w:r/>
+            <w:r>
+              <w:rPr>
+                <w:sz w:val="16"/>
+              </w:rPr>
+              <w:t>27.1%</w:t>
+            </w:r>
+          </w:p>
+        </w:tc>
+        <w:tc>
+          <w:tcPr>
+            <w:tcW w:type="dxa" w:w="936"/>
+          </w:tcPr>
+          <w:p>
+            <w:pPr>
+              <w:spacing w:line="240" w:lineRule="auto" w:after="20"/>
+            </w:pPr>
+            <w:r/>
+            <w:r>
+              <w:rPr>
+                <w:sz w:val="16"/>
+              </w:rPr>
+              <w:t>30.2%</w:t>
             </w:r>
           </w:p>
         </w:tc>
@@ -9414,7 +11317,7 @@
       <w:tr>
         <w:tc>
           <w:tcPr>
-            <w:tcW w:type="dxa" w:w="3600"/>
+            <w:tcW w:type="dxa" w:w="3744"/>
           </w:tcPr>
           <w:p>
             <w:pPr>
@@ -9425,13 +11328,13 @@
               <w:rPr>
                 <w:sz w:val="16"/>
               </w:rPr>
-              <w:t>Three-state: verified, p &lt; 0.20</w:t>
-            </w:r>
-          </w:p>
-        </w:tc>
-        <w:tc>
-          <w:tcPr>
-            <w:tcW w:type="dxa" w:w="1152"/>
+              <w:t>Random release (reference)</w:t>
+            </w:r>
+          </w:p>
+        </w:tc>
+        <w:tc>
+          <w:tcPr>
+            <w:tcW w:type="dxa" w:w="792"/>
           </w:tcPr>
           <w:p>
             <w:pPr>
@@ -9442,13 +11345,13 @@
               <w:rPr>
                 <w:sz w:val="16"/>
               </w:rPr>
-              <w:t>29.6</w:t>
-            </w:r>
-          </w:p>
-        </w:tc>
-        <w:tc>
-          <w:tcPr>
-            <w:tcW w:type="dxa" w:w="1584"/>
+              <w:t>26.3</w:t>
+            </w:r>
+          </w:p>
+        </w:tc>
+        <w:tc>
+          <w:tcPr>
+            <w:tcW w:type="dxa" w:w="792"/>
           </w:tcPr>
           <w:p>
             <w:pPr>
@@ -9459,13 +11362,13 @@
               <w:rPr>
                 <w:sz w:val="16"/>
               </w:rPr>
-              <w:t>3.8</w:t>
-            </w:r>
-          </w:p>
-        </w:tc>
-        <w:tc>
-          <w:tcPr>
-            <w:tcW w:type="dxa" w:w="1152"/>
+              <w:t>39.5</w:t>
+            </w:r>
+          </w:p>
+        </w:tc>
+        <w:tc>
+          <w:tcPr>
+            <w:tcW w:type="dxa" w:w="792"/>
           </w:tcPr>
           <w:p>
             <w:pPr>
@@ -9476,13 +11379,13 @@
               <w:rPr>
                 <w:sz w:val="16"/>
               </w:rPr>
-              <w:t>2.3</w:t>
-            </w:r>
-          </w:p>
-        </w:tc>
-        <w:tc>
-          <w:tcPr>
-            <w:tcW w:type="dxa" w:w="1872"/>
+              <w:t>52.7</w:t>
+            </w:r>
+          </w:p>
+        </w:tc>
+        <w:tc>
+          <w:tcPr>
+            <w:tcW w:type="dxa" w:w="792"/>
           </w:tcPr>
           <w:p>
             <w:pPr>
@@ -9493,15 +11396,13 @@
               <w:rPr>
                 <w:sz w:val="16"/>
               </w:rPr>
-              <w:t>8.6</w:t>
-            </w:r>
-          </w:p>
-        </w:tc>
-      </w:tr>
-      <w:tr>
-        <w:tc>
-          <w:tcPr>
-            <w:tcW w:type="dxa" w:w="3600"/>
+              <w:t>65.8</w:t>
+            </w:r>
+          </w:p>
+        </w:tc>
+        <w:tc>
+          <w:tcPr>
+            <w:tcW w:type="dxa" w:w="1440"/>
           </w:tcPr>
           <w:p>
             <w:pPr>
@@ -9512,13 +11413,13 @@
               <w:rPr>
                 <w:sz w:val="16"/>
               </w:rPr>
-              <w:t>Three-state: verified, p &lt; 0.10</w:t>
-            </w:r>
-          </w:p>
-        </w:tc>
-        <w:tc>
-          <w:tcPr>
-            <w:tcW w:type="dxa" w:w="1152"/>
+              <w:t>0.0%</w:t>
+            </w:r>
+          </w:p>
+        </w:tc>
+        <w:tc>
+          <w:tcPr>
+            <w:tcW w:type="dxa" w:w="936"/>
           </w:tcPr>
           <w:p>
             <w:pPr>
@@ -9529,232 +11430,7 @@
               <w:rPr>
                 <w:sz w:val="16"/>
               </w:rPr>
-              <w:t>29.5</w:t>
-            </w:r>
-          </w:p>
-        </w:tc>
-        <w:tc>
-          <w:tcPr>
-            <w:tcW w:type="dxa" w:w="1584"/>
-          </w:tcPr>
-          <w:p>
-            <w:pPr>
-              <w:spacing w:line="240" w:lineRule="auto" w:after="20"/>
-            </w:pPr>
-            <w:r/>
-            <w:r>
-              <w:rPr>
-                <w:sz w:val="16"/>
-              </w:rPr>
-              <w:t>3.4</w:t>
-            </w:r>
-          </w:p>
-        </w:tc>
-        <w:tc>
-          <w:tcPr>
-            <w:tcW w:type="dxa" w:w="1152"/>
-          </w:tcPr>
-          <w:p>
-            <w:pPr>
-              <w:spacing w:line="240" w:lineRule="auto" w:after="20"/>
-            </w:pPr>
-            <w:r/>
-            <w:r>
-              <w:rPr>
-                <w:sz w:val="16"/>
-              </w:rPr>
-              <w:t>2.0</w:t>
-            </w:r>
-          </w:p>
-        </w:tc>
-        <w:tc>
-          <w:tcPr>
-            <w:tcW w:type="dxa" w:w="1872"/>
-          </w:tcPr>
-          <w:p>
-            <w:pPr>
-              <w:spacing w:line="240" w:lineRule="auto" w:after="20"/>
-            </w:pPr>
-            <w:r/>
-            <w:r>
-              <w:rPr>
-                <w:sz w:val="16"/>
-              </w:rPr>
-              <w:t>7.6</w:t>
-            </w:r>
-          </w:p>
-        </w:tc>
-      </w:tr>
-      <w:tr>
-        <w:tc>
-          <w:tcPr>
-            <w:tcW w:type="dxa" w:w="3600"/>
-          </w:tcPr>
-          <w:p>
-            <w:pPr>
-              <w:spacing w:line="240" w:lineRule="auto" w:after="20"/>
-            </w:pPr>
-            <w:r/>
-            <w:r>
-              <w:rPr>
-                <w:sz w:val="16"/>
-              </w:rPr>
-              <w:t>Three-state: verified, p &lt; 0.05</w:t>
-            </w:r>
-          </w:p>
-        </w:tc>
-        <w:tc>
-          <w:tcPr>
-            <w:tcW w:type="dxa" w:w="1152"/>
-          </w:tcPr>
-          <w:p>
-            <w:pPr>
-              <w:spacing w:line="240" w:lineRule="auto" w:after="20"/>
-            </w:pPr>
-            <w:r/>
-            <w:r>
-              <w:rPr>
-                <w:sz w:val="16"/>
-              </w:rPr>
-              <w:t>29.4</w:t>
-            </w:r>
-          </w:p>
-        </w:tc>
-        <w:tc>
-          <w:tcPr>
-            <w:tcW w:type="dxa" w:w="1584"/>
-          </w:tcPr>
-          <w:p>
-            <w:pPr>
-              <w:spacing w:line="240" w:lineRule="auto" w:after="20"/>
-            </w:pPr>
-            <w:r/>
-            <w:r>
-              <w:rPr>
-                <w:sz w:val="16"/>
-              </w:rPr>
-              <w:t>3.1</w:t>
-            </w:r>
-          </w:p>
-        </w:tc>
-        <w:tc>
-          <w:tcPr>
-            <w:tcW w:type="dxa" w:w="1152"/>
-          </w:tcPr>
-          <w:p>
-            <w:pPr>
-              <w:spacing w:line="240" w:lineRule="auto" w:after="20"/>
-            </w:pPr>
-            <w:r/>
-            <w:r>
-              <w:rPr>
-                <w:sz w:val="16"/>
-              </w:rPr>
-              <w:t>1.8</w:t>
-            </w:r>
-          </w:p>
-        </w:tc>
-        <w:tc>
-          <w:tcPr>
-            <w:tcW w:type="dxa" w:w="1872"/>
-          </w:tcPr>
-          <w:p>
-            <w:pPr>
-              <w:spacing w:line="240" w:lineRule="auto" w:after="20"/>
-            </w:pPr>
-            <w:r/>
-            <w:r>
-              <w:rPr>
-                <w:sz w:val="16"/>
-              </w:rPr>
-              <w:t>7.0</w:t>
-            </w:r>
-          </w:p>
-        </w:tc>
-      </w:tr>
-      <w:tr>
-        <w:tc>
-          <w:tcPr>
-            <w:tcW w:type="dxa" w:w="3600"/>
-          </w:tcPr>
-          <w:p>
-            <w:pPr>
-              <w:spacing w:line="240" w:lineRule="auto" w:after="20"/>
-            </w:pPr>
-            <w:r/>
-            <w:r>
-              <w:rPr>
-                <w:sz w:val="16"/>
-              </w:rPr>
-              <w:t>Three-state: verified, p &lt; 0.02</w:t>
-            </w:r>
-          </w:p>
-        </w:tc>
-        <w:tc>
-          <w:tcPr>
-            <w:tcW w:type="dxa" w:w="1152"/>
-          </w:tcPr>
-          <w:p>
-            <w:pPr>
-              <w:spacing w:line="240" w:lineRule="auto" w:after="20"/>
-            </w:pPr>
-            <w:r/>
-            <w:r>
-              <w:rPr>
-                <w:sz w:val="16"/>
-              </w:rPr>
-              <w:t>29.1</w:t>
-            </w:r>
-          </w:p>
-        </w:tc>
-        <w:tc>
-          <w:tcPr>
-            <w:tcW w:type="dxa" w:w="1584"/>
-          </w:tcPr>
-          <w:p>
-            <w:pPr>
-              <w:spacing w:line="240" w:lineRule="auto" w:after="20"/>
-            </w:pPr>
-            <w:r/>
-            <w:r>
-              <w:rPr>
-                <w:sz w:val="16"/>
-              </w:rPr>
-              <w:t>2.5</w:t>
-            </w:r>
-          </w:p>
-        </w:tc>
-        <w:tc>
-          <w:tcPr>
-            <w:tcW w:type="dxa" w:w="1152"/>
-          </w:tcPr>
-          <w:p>
-            <w:pPr>
-              <w:spacing w:line="240" w:lineRule="auto" w:after="20"/>
-            </w:pPr>
-            <w:r/>
-            <w:r>
-              <w:rPr>
-                <w:sz w:val="16"/>
-              </w:rPr>
-              <w:t>1.5</w:t>
-            </w:r>
-          </w:p>
-        </w:tc>
-        <w:tc>
-          <w:tcPr>
-            <w:tcW w:type="dxa" w:w="1872"/>
-          </w:tcPr>
-          <w:p>
-            <w:pPr>
-              <w:spacing w:line="240" w:lineRule="auto" w:after="20"/>
-            </w:pPr>
-            <w:r/>
-            <w:r>
-              <w:rPr>
-                <w:sz w:val="16"/>
-              </w:rPr>
-              <w:t>5.8</w:t>
+              <w:t>0.0%</w:t>
             </w:r>
           </w:p>
         </w:tc>
@@ -9767,15 +11443,6 @@
     </w:p>
     <w:p>
       <w:pPr>
-        <w:keepNext w:val="0"/>
-        <w:jc w:val="both"/>
-      </w:pPr>
-      <w:r>
-        <w:t>For trial-pit allocation, candidates are all segments that are not called present, including unverified ones, ranked by the residual probability, by that probability times the consequence divided by pit cost, or at random. With a budget of 5% of the cost of pitting every candidate, ranking by probability removes 25% of the missed utilities and random placement 9%; at 10% the figures are 44% and 18%. Ranking by consequence and cost gives nearly the same residual as ranking by probability alone (consequence-weighted residual 74.6% against 75.5% at 5%). Each simulated corridor holds one utility, so consequence is constant within a corridor and the weighting only reorders corridors of different utilities and depths; it is expected to matter more where consequences differ within a corridor.</w:t>
-      </w:r>
-    </w:p>
-    <w:p>
-      <w:pPr>
         <w:keepNext/>
         <w:spacing w:before="160" w:after="40"/>
         <w:jc w:val="center"/>
@@ -9783,8 +11450,8 @@
       <w:r>
         <w:drawing>
           <wp:inline xmlns:a="http://schemas.openxmlformats.org/drawingml/2006/main" xmlns:pic="http://schemas.openxmlformats.org/drawingml/2006/picture">
-            <wp:extent cx="5943600" cy="2391043"/>
-            <wp:docPr id="8" name="Picture 8" descr="Clearance policies and pit allocation"/>
+            <wp:extent cx="5943600" cy="4215077"/>
+            <wp:docPr id="8" name="Picture 8" descr="Equal-coverage clearance comparison"/>
             <wp:cNvGraphicFramePr>
               <a:graphicFrameLocks noChangeAspect="1"/>
             </wp:cNvGraphicFramePr>
@@ -9792,7 +11459,7 @@
               <a:graphicData uri="http://schemas.openxmlformats.org/drawingml/2006/picture">
                 <pic:pic>
                   <pic:nvPicPr>
-                    <pic:cNvPr id="0" name="fig08_decision.png"/>
+                    <pic:cNvPr id="0" name="fig08_equal_coverage.png"/>
                     <pic:cNvPicPr/>
                   </pic:nvPicPr>
                   <pic:blipFill>
@@ -9804,7 +11471,7 @@
                   <pic:spPr>
                     <a:xfrm>
                       <a:off x="0" y="0"/>
-                      <a:ext cx="5943600" cy="2391043"/>
+                      <a:ext cx="5943600" cy="4215077"/>
                     </a:xfrm>
                     <a:prstGeom prst="rect"/>
                   </pic:spPr>
@@ -9831,7 +11498,25 @@
         <w:rPr>
           <w:sz w:val="19"/>
         </w:rPr>
-        <w:t xml:space="preserve"> (a) Strikes per kilometre against the share of the corridor released for mechanical excavation for each clearance policy (logarithmic axis; error bars are 95% intervals). (b) Consequence-weighted missed utility remaining as trial pits are added in different orders.</w:t>
+        <w:t xml:space="preserve"> Clearance at equal coverage. (a) Strikes per km against released coverage in the matched model; (b) the same when half of utility losses are lateral shifts; (c) share of the corridor that can be released at equal maximum strike rate; (d) strike plus holding cost against released coverage (scenario assumptions, survey cost excluded).</w:t>
+      </w:r>
+    </w:p>
+    <w:p>
+      <w:pPr>
+        <w:keepNext w:val="0"/>
+        <w:jc w:val="both"/>
+      </w:pPr>
+      <w:r>
+        <w:t>At equal coverage the differences are small. At 30% of the corridor released the anchored filter has 2.1 strikes per km, per-segment fusion 3.1, GPR alone 3.3 and the EM locator 35.6; at equal risk (strike rate among released segments of at most 1%) the anchored filter can release 27.1% of the corridor against 24.7% for per-segment fusion, a gain of about 2.4 percentage points. The three-state rule is not safer than the binary ranking at equal coverage: at 30% it has 2.8 strikes per km (binary: 2.1) and at 40% it has 22.6 (binary 13.4), because it holds back blind segments that are, in this model, mostly empty. When half of utility losses are lateral shifts, strikes at 30% rise to 18.7 (binary) and 23.7 (three-state), and the coverage at a strike rate of at most 1% falls to 13.1% and 13.1%. With the assumed costs, the minimum of strike plus holding cost is US$156,046 per km at 25% coverage for the anchored filter and US$160,721 per km at 24% for GPR alone, a difference of 2.9%.</w:t>
+      </w:r>
+    </w:p>
+    <w:p>
+      <w:pPr>
+        <w:keepNext w:val="0"/>
+        <w:jc w:val="both"/>
+      </w:pPr>
+      <w:r>
+        <w:t>The value of the layer in this comparison is therefore modest in the matched model: calibrated probabilities allow a few points more corridor to be released at the same risk, and the operating point becomes explicit. What the unverified state adds is not fewer strikes at equal coverage but a refusal to release where capability is not established, whose benefit depends on conditions the matched model does not contain (Sections 5.10 to 5.13).</w:t>
       </w:r>
     </w:p>
     <w:p>
@@ -10172,6 +11857,2797 @@
     </w:p>
     <w:p>
       <w:pPr>
+        <w:pStyle w:val="Heading2"/>
+      </w:pPr>
+      <w:r>
+        <w:rPr>
+          <w:rFonts w:ascii="Times New Roman" w:hAnsi="Times New Roman"/>
+        </w:rPr>
+        <w:t>5.10 Lateral tracking</w:t>
+      </w:r>
+    </w:p>
+    <w:p>
+      <w:pPr>
+        <w:keepNext w:val="0"/>
+        <w:jc w:val="both"/>
+      </w:pPr>
+      <w:r>
+        <w:t>Fig. 13 sweeps the frequency of lateral shifts (0 to 4 per 100 m) with shifts of 1 to 4 m. The version 1.0 filter on one centre pass has a false-alarm rate that rises from 0.3% without shifts to 6.0% at 0.25 shifts per 100 m and stays near 6.7%; three repeat passes on the centre line change little (6.2%). The proposed layer with one centre pass behaves like the version 1.0 filter (6.4% at 2 shifts per 100 m), because one pass cannot tell a displaced utility from an absent one. With three parallel passes the false-alarm rate stays at 1.7% to 2.3% over the whole range, and the share of segments whose lateral error is at most 0.5 m falls from 98% to 52% as shifts become frequent. False clearance falls with more frequent shifts for all models because fewer segments are on the footprint (1.3% for the version 1.0 filter and 0.8% for the proposed three-pass layer at 2 per 100 m). Calibration error grows with shift frequency for every model (version 1.0: 0.028 to 0.103; proposed three-pass: 0.026 to 0.061). Small shifts (1 to 2 m) are harder than large ones: false alarms are 11.3% for the version 1.0 filter and 2.8% for the proposed three-pass layer with small shifts, against 3.4% and 1.5% with shifts of 3 to 4 m, because a large shift moves the utility out of the footprint and out of range of the centre pass, so the version 1.0 filter loses the signal. The comparison is at three times the survey effort for the parallel passes; the equal-effort baseline of three repeat passes on the centre line does not reproduce the effect.</w:t>
+      </w:r>
+    </w:p>
+    <w:p>
+      <w:pPr>
+        <w:keepNext/>
+        <w:spacing w:before="160" w:after="40"/>
+        <w:jc w:val="center"/>
+      </w:pPr>
+      <w:r>
+        <w:drawing>
+          <wp:inline xmlns:a="http://schemas.openxmlformats.org/drawingml/2006/main" xmlns:pic="http://schemas.openxmlformats.org/drawingml/2006/picture">
+            <wp:extent cx="5943600" cy="2262858"/>
+            <wp:docPr id="13" name="Picture 13" descr="Lateral robustness"/>
+            <wp:cNvGraphicFramePr>
+              <a:graphicFrameLocks noChangeAspect="1"/>
+            </wp:cNvGraphicFramePr>
+            <a:graphic>
+              <a:graphicData uri="http://schemas.openxmlformats.org/drawingml/2006/picture">
+                <pic:pic>
+                  <pic:nvPicPr>
+                    <pic:cNvPr id="0" name="fig13_lateral_robustness.png"/>
+                    <pic:cNvPicPr/>
+                  </pic:nvPicPr>
+                  <pic:blipFill>
+                    <a:blip r:embed="rId22"/>
+                    <a:stretch>
+                      <a:fillRect/>
+                    </a:stretch>
+                  </pic:blipFill>
+                  <pic:spPr>
+                    <a:xfrm>
+                      <a:off x="0" y="0"/>
+                      <a:ext cx="5943600" cy="2262858"/>
+                    </a:xfrm>
+                    <a:prstGeom prst="rect"/>
+                  </pic:spPr>
+                </pic:pic>
+              </a:graphicData>
+            </a:graphic>
+          </wp:inline>
+        </w:drawing>
+      </w:r>
+    </w:p>
+    <w:p>
+      <w:pPr>
+        <w:keepNext w:val="0"/>
+        <w:spacing w:line="276" w:lineRule="auto" w:after="200"/>
+      </w:pPr>
+      <w:r>
+        <w:rPr>
+          <w:b/>
+          <w:sz w:val="19"/>
+        </w:rPr>
+        <w:t>Fig. 13.</w:t>
+      </w:r>
+      <w:r>
+        <w:rPr>
+          <w:sz w:val="19"/>
+        </w:rPr>
+        <w:t xml:space="preserve"> Robustness to lateral displacement of the utility: (a) false-alarm rate, (b) false clearance among released segments, (c) expected calibration error, (d) share of segments with lateral error of at most 0.5 m, against the number of lateral shifts per 100 m (95% cluster-bootstrap intervals where shown).</w:t>
+      </w:r>
+    </w:p>
+    <w:p>
+      <w:pPr>
+        <w:pStyle w:val="Heading2"/>
+      </w:pPr>
+      <w:r>
+        <w:rPr>
+          <w:rFonts w:ascii="Times New Roman" w:hAnsi="Times New Roman"/>
+        </w:rPr>
+        <w:t>5.11 Sensor health</w:t>
+      </w:r>
+    </w:p>
+    <w:p>
+      <w:pPr>
+        <w:keepNext/>
+        <w:spacing w:line="276" w:lineRule="auto" w:after="200"/>
+      </w:pPr>
+      <w:r>
+        <w:rPr>
+          <w:b/>
+          <w:sz w:val="19"/>
+        </w:rPr>
+        <w:t>Table 8.</w:t>
+      </w:r>
+      <w:r>
+        <w:rPr>
+          <w:sz w:val="19"/>
+        </w:rPr>
+        <w:t xml:space="preserve"> False clearance among released segments (%) and unverified share (%) under sensor failure and degradation (mean and 95% cluster-bootstrap interval).</w:t>
+      </w:r>
+    </w:p>
+    <w:tbl>
+      <w:tblPr>
+        <w:tblStyle w:val="TableGrid"/>
+        <w:tblW w:type="auto" w:w="0"/>
+        <w:jc w:val="center"/>
+        <w:tblLayout w:type="fixed"/>
+        <w:tblLook w:firstColumn="1" w:firstRow="1" w:lastColumn="0" w:lastRow="0" w:noHBand="0" w:noVBand="1" w:val="04A0"/>
+      </w:tblPr>
+      <w:tblGrid>
+        <w:gridCol w:w="2880"/>
+        <w:gridCol w:w="1584"/>
+        <w:gridCol w:w="1584"/>
+        <w:gridCol w:w="1728"/>
+        <w:gridCol w:w="1728"/>
+      </w:tblGrid>
+      <w:tr>
+        <w:trPr>
+          <w:tblHeader w:val="true"/>
+        </w:trPr>
+        <w:tc>
+          <w:tcPr>
+            <w:tcW w:type="dxa" w:w="2880"/>
+          </w:tcPr>
+          <w:p>
+            <w:pPr>
+              <w:spacing w:line="240" w:lineRule="auto" w:after="20"/>
+            </w:pPr>
+            <w:r/>
+            <w:r>
+              <w:rPr>
+                <w:b/>
+                <w:sz w:val="16"/>
+              </w:rPr>
+              <w:t>Scenario</w:t>
+            </w:r>
+          </w:p>
+        </w:tc>
+        <w:tc>
+          <w:tcPr>
+            <w:tcW w:type="dxa" w:w="1584"/>
+          </w:tcPr>
+          <w:p>
+            <w:pPr>
+              <w:spacing w:line="240" w:lineRule="auto" w:after="20"/>
+            </w:pPr>
+            <w:r/>
+            <w:r>
+              <w:rPr>
+                <w:b/>
+                <w:sz w:val="16"/>
+              </w:rPr>
+              <w:t>Per-segment fusion</w:t>
+            </w:r>
+          </w:p>
+        </w:tc>
+        <w:tc>
+          <w:tcPr>
+            <w:tcW w:type="dxa" w:w="1584"/>
+          </w:tcPr>
+          <w:p>
+            <w:pPr>
+              <w:spacing w:line="240" w:lineRule="auto" w:after="20"/>
+            </w:pPr>
+            <w:r/>
+            <w:r>
+              <w:rPr>
+                <w:b/>
+                <w:sz w:val="16"/>
+              </w:rPr>
+              <w:t>Version 1.0 filter</w:t>
+            </w:r>
+          </w:p>
+        </w:tc>
+        <w:tc>
+          <w:tcPr>
+            <w:tcW w:type="dxa" w:w="1728"/>
+          </w:tcPr>
+          <w:p>
+            <w:pPr>
+              <w:spacing w:line="240" w:lineRule="auto" w:after="20"/>
+            </w:pPr>
+            <w:r/>
+            <w:r>
+              <w:rPr>
+                <w:b/>
+                <w:sz w:val="16"/>
+              </w:rPr>
+              <w:t>Proposed, three passes</w:t>
+            </w:r>
+          </w:p>
+        </w:tc>
+        <w:tc>
+          <w:tcPr>
+            <w:tcW w:type="dxa" w:w="1728"/>
+          </w:tcPr>
+          <w:p>
+            <w:pPr>
+              <w:spacing w:line="240" w:lineRule="auto" w:after="20"/>
+            </w:pPr>
+            <w:r/>
+            <w:r>
+              <w:rPr>
+                <w:b/>
+                <w:sz w:val="16"/>
+              </w:rPr>
+              <w:t>Proposed: unverified</w:t>
+            </w:r>
+          </w:p>
+        </w:tc>
+      </w:tr>
+      <w:tr>
+        <w:tc>
+          <w:tcPr>
+            <w:tcW w:type="dxa" w:w="2880"/>
+          </w:tcPr>
+          <w:p>
+            <w:pPr>
+              <w:spacing w:line="240" w:lineRule="auto" w:after="20"/>
+            </w:pPr>
+            <w:r/>
+            <w:r>
+              <w:rPr>
+                <w:sz w:val="16"/>
+              </w:rPr>
+              <w:t>A: both healthy</w:t>
+            </w:r>
+          </w:p>
+        </w:tc>
+        <w:tc>
+          <w:tcPr>
+            <w:tcW w:type="dxa" w:w="1584"/>
+          </w:tcPr>
+          <w:p>
+            <w:pPr>
+              <w:spacing w:line="240" w:lineRule="auto" w:after="20"/>
+            </w:pPr>
+            <w:r/>
+            <w:r>
+              <w:rPr>
+                <w:sz w:val="16"/>
+              </w:rPr>
+              <w:t>23.4 (22.9 to 23.9)</w:t>
+            </w:r>
+          </w:p>
+        </w:tc>
+        <w:tc>
+          <w:tcPr>
+            <w:tcW w:type="dxa" w:w="1584"/>
+          </w:tcPr>
+          <w:p>
+            <w:pPr>
+              <w:spacing w:line="240" w:lineRule="auto" w:after="20"/>
+            </w:pPr>
+            <w:r/>
+            <w:r>
+              <w:rPr>
+                <w:sz w:val="16"/>
+              </w:rPr>
+              <w:t>4.3 (4.0 to 4.7)</w:t>
+            </w:r>
+          </w:p>
+        </w:tc>
+        <w:tc>
+          <w:tcPr>
+            <w:tcW w:type="dxa" w:w="1728"/>
+          </w:tcPr>
+          <w:p>
+            <w:pPr>
+              <w:spacing w:line="240" w:lineRule="auto" w:after="20"/>
+            </w:pPr>
+            <w:r/>
+            <w:r>
+              <w:rPr>
+                <w:sz w:val="16"/>
+              </w:rPr>
+              <w:t>1.3 (1.1 to 1.5)</w:t>
+            </w:r>
+          </w:p>
+        </w:tc>
+        <w:tc>
+          <w:tcPr>
+            <w:tcW w:type="dxa" w:w="1728"/>
+          </w:tcPr>
+          <w:p>
+            <w:pPr>
+              <w:spacing w:line="240" w:lineRule="auto" w:after="20"/>
+            </w:pPr>
+            <w:r/>
+            <w:r>
+              <w:rPr>
+                <w:sz w:val="16"/>
+              </w:rPr>
+              <w:t>15.7 (15.5 to 16.0)</w:t>
+            </w:r>
+          </w:p>
+        </w:tc>
+      </w:tr>
+      <w:tr>
+        <w:tc>
+          <w:tcPr>
+            <w:tcW w:type="dxa" w:w="2880"/>
+          </w:tcPr>
+          <w:p>
+            <w:pPr>
+              <w:spacing w:line="240" w:lineRule="auto" w:after="20"/>
+            </w:pPr>
+            <w:r/>
+            <w:r>
+              <w:rPr>
+                <w:sz w:val="16"/>
+              </w:rPr>
+              <w:t>B: GPR failed, flagged</w:t>
+            </w:r>
+          </w:p>
+        </w:tc>
+        <w:tc>
+          <w:tcPr>
+            <w:tcW w:type="dxa" w:w="1584"/>
+          </w:tcPr>
+          <w:p>
+            <w:pPr>
+              <w:spacing w:line="240" w:lineRule="auto" w:after="20"/>
+            </w:pPr>
+            <w:r/>
+            <w:r>
+              <w:rPr>
+                <w:sz w:val="16"/>
+              </w:rPr>
+              <w:t>65.6 (65.1 to 66.1)</w:t>
+            </w:r>
+          </w:p>
+        </w:tc>
+        <w:tc>
+          <w:tcPr>
+            <w:tcW w:type="dxa" w:w="1584"/>
+          </w:tcPr>
+          <w:p>
+            <w:pPr>
+              <w:spacing w:line="240" w:lineRule="auto" w:after="20"/>
+            </w:pPr>
+            <w:r/>
+            <w:r>
+              <w:rPr>
+                <w:sz w:val="16"/>
+              </w:rPr>
+              <w:t>65.2 (64.7 to 65.9)</w:t>
+            </w:r>
+          </w:p>
+        </w:tc>
+        <w:tc>
+          <w:tcPr>
+            <w:tcW w:type="dxa" w:w="1728"/>
+          </w:tcPr>
+          <w:p>
+            <w:pPr>
+              <w:spacing w:line="240" w:lineRule="auto" w:after="20"/>
+            </w:pPr>
+            <w:r/>
+            <w:r>
+              <w:rPr>
+                <w:sz w:val="16"/>
+              </w:rPr>
+              <w:t>0.1 (0.1 to 0.1)</w:t>
+            </w:r>
+          </w:p>
+        </w:tc>
+        <w:tc>
+          <w:tcPr>
+            <w:tcW w:type="dxa" w:w="1728"/>
+          </w:tcPr>
+          <w:p>
+            <w:pPr>
+              <w:spacing w:line="240" w:lineRule="auto" w:after="20"/>
+            </w:pPr>
+            <w:r/>
+            <w:r>
+              <w:rPr>
+                <w:sz w:val="16"/>
+              </w:rPr>
+              <w:t>68.7 (68.4 to 68.9)</w:t>
+            </w:r>
+          </w:p>
+        </w:tc>
+      </w:tr>
+      <w:tr>
+        <w:tc>
+          <w:tcPr>
+            <w:tcW w:type="dxa" w:w="2880"/>
+          </w:tcPr>
+          <w:p>
+            <w:pPr>
+              <w:spacing w:line="240" w:lineRule="auto" w:after="20"/>
+            </w:pPr>
+            <w:r/>
+            <w:r>
+              <w:rPr>
+                <w:sz w:val="16"/>
+              </w:rPr>
+              <w:t>C: GPR failed, not flagged</w:t>
+            </w:r>
+          </w:p>
+        </w:tc>
+        <w:tc>
+          <w:tcPr>
+            <w:tcW w:type="dxa" w:w="1584"/>
+          </w:tcPr>
+          <w:p>
+            <w:pPr>
+              <w:spacing w:line="240" w:lineRule="auto" w:after="20"/>
+            </w:pPr>
+            <w:r/>
+            <w:r>
+              <w:rPr>
+                <w:sz w:val="16"/>
+              </w:rPr>
+              <w:t>65.0 (64.4 to 65.5)</w:t>
+            </w:r>
+          </w:p>
+        </w:tc>
+        <w:tc>
+          <w:tcPr>
+            <w:tcW w:type="dxa" w:w="1584"/>
+          </w:tcPr>
+          <w:p>
+            <w:pPr>
+              <w:spacing w:line="240" w:lineRule="auto" w:after="20"/>
+            </w:pPr>
+            <w:r/>
+            <w:r>
+              <w:rPr>
+                <w:sz w:val="16"/>
+              </w:rPr>
+              <w:t>64.9 (64.4 to 65.6)</w:t>
+            </w:r>
+          </w:p>
+        </w:tc>
+        <w:tc>
+          <w:tcPr>
+            <w:tcW w:type="dxa" w:w="1728"/>
+          </w:tcPr>
+          <w:p>
+            <w:pPr>
+              <w:spacing w:line="240" w:lineRule="auto" w:after="20"/>
+            </w:pPr>
+            <w:r/>
+            <w:r>
+              <w:rPr>
+                <w:sz w:val="16"/>
+              </w:rPr>
+              <w:t>64.5 (63.9 to 65.1)</w:t>
+            </w:r>
+          </w:p>
+        </w:tc>
+        <w:tc>
+          <w:tcPr>
+            <w:tcW w:type="dxa" w:w="1728"/>
+          </w:tcPr>
+          <w:p>
+            <w:pPr>
+              <w:spacing w:line="240" w:lineRule="auto" w:after="20"/>
+            </w:pPr>
+            <w:r/>
+            <w:r>
+              <w:rPr>
+                <w:sz w:val="16"/>
+              </w:rPr>
+              <w:t>15.3 (15.2 to 15.5)</w:t>
+            </w:r>
+          </w:p>
+        </w:tc>
+      </w:tr>
+      <w:tr>
+        <w:tc>
+          <w:tcPr>
+            <w:tcW w:type="dxa" w:w="2880"/>
+          </w:tcPr>
+          <w:p>
+            <w:pPr>
+              <w:spacing w:line="240" w:lineRule="auto" w:after="20"/>
+            </w:pPr>
+            <w:r/>
+            <w:r>
+              <w:rPr>
+                <w:sz w:val="16"/>
+              </w:rPr>
+              <w:t>D: both degraded</w:t>
+            </w:r>
+          </w:p>
+        </w:tc>
+        <w:tc>
+          <w:tcPr>
+            <w:tcW w:type="dxa" w:w="1584"/>
+          </w:tcPr>
+          <w:p>
+            <w:pPr>
+              <w:spacing w:line="240" w:lineRule="auto" w:after="20"/>
+            </w:pPr>
+            <w:r/>
+            <w:r>
+              <w:rPr>
+                <w:sz w:val="16"/>
+              </w:rPr>
+              <w:t>29.2 (28.6 to 29.7)</w:t>
+            </w:r>
+          </w:p>
+        </w:tc>
+        <w:tc>
+          <w:tcPr>
+            <w:tcW w:type="dxa" w:w="1584"/>
+          </w:tcPr>
+          <w:p>
+            <w:pPr>
+              <w:spacing w:line="240" w:lineRule="auto" w:after="20"/>
+            </w:pPr>
+            <w:r/>
+            <w:r>
+              <w:rPr>
+                <w:sz w:val="16"/>
+              </w:rPr>
+              <w:t>12.2 (11.6 to 12.8)</w:t>
+            </w:r>
+          </w:p>
+        </w:tc>
+        <w:tc>
+          <w:tcPr>
+            <w:tcW w:type="dxa" w:w="1728"/>
+          </w:tcPr>
+          <w:p>
+            <w:pPr>
+              <w:spacing w:line="240" w:lineRule="auto" w:after="20"/>
+            </w:pPr>
+            <w:r/>
+            <w:r>
+              <w:rPr>
+                <w:sz w:val="16"/>
+              </w:rPr>
+              <w:t>4.3 (3.9 to 4.7)</w:t>
+            </w:r>
+          </w:p>
+        </w:tc>
+        <w:tc>
+          <w:tcPr>
+            <w:tcW w:type="dxa" w:w="1728"/>
+          </w:tcPr>
+          <w:p>
+            <w:pPr>
+              <w:spacing w:line="240" w:lineRule="auto" w:after="20"/>
+            </w:pPr>
+            <w:r/>
+            <w:r>
+              <w:rPr>
+                <w:sz w:val="16"/>
+              </w:rPr>
+              <w:t>19.3 (19.0 to 19.6)</w:t>
+            </w:r>
+          </w:p>
+        </w:tc>
+      </w:tr>
+      <w:tr>
+        <w:tc>
+          <w:tcPr>
+            <w:tcW w:type="dxa" w:w="2880"/>
+          </w:tcPr>
+          <w:p>
+            <w:pPr>
+              <w:spacing w:line="240" w:lineRule="auto" w:after="20"/>
+            </w:pPr>
+            <w:r/>
+            <w:r>
+              <w:rPr>
+                <w:sz w:val="16"/>
+              </w:rPr>
+              <w:t>Mixed health, imperfect diagnostic</w:t>
+            </w:r>
+          </w:p>
+        </w:tc>
+        <w:tc>
+          <w:tcPr>
+            <w:tcW w:type="dxa" w:w="1584"/>
+          </w:tcPr>
+          <w:p>
+            <w:pPr>
+              <w:spacing w:line="240" w:lineRule="auto" w:after="20"/>
+            </w:pPr>
+            <w:r/>
+            <w:r>
+              <w:rPr>
+                <w:sz w:val="16"/>
+              </w:rPr>
+              <w:t>31.9 (31.3 to 32.6)</w:t>
+            </w:r>
+          </w:p>
+        </w:tc>
+        <w:tc>
+          <w:tcPr>
+            <w:tcW w:type="dxa" w:w="1584"/>
+          </w:tcPr>
+          <w:p>
+            <w:pPr>
+              <w:spacing w:line="240" w:lineRule="auto" w:after="20"/>
+            </w:pPr>
+            <w:r/>
+            <w:r>
+              <w:rPr>
+                <w:sz w:val="16"/>
+              </w:rPr>
+              <w:t>18.9 (18.1 to 19.8)</w:t>
+            </w:r>
+          </w:p>
+        </w:tc>
+        <w:tc>
+          <w:tcPr>
+            <w:tcW w:type="dxa" w:w="1728"/>
+          </w:tcPr>
+          <w:p>
+            <w:pPr>
+              <w:spacing w:line="240" w:lineRule="auto" w:after="20"/>
+            </w:pPr>
+            <w:r/>
+            <w:r>
+              <w:rPr>
+                <w:sz w:val="16"/>
+              </w:rPr>
+              <w:t>3.5 (3.1 to 3.9)</w:t>
+            </w:r>
+          </w:p>
+        </w:tc>
+        <w:tc>
+          <w:tcPr>
+            <w:tcW w:type="dxa" w:w="1728"/>
+          </w:tcPr>
+          <w:p>
+            <w:pPr>
+              <w:spacing w:line="240" w:lineRule="auto" w:after="20"/>
+            </w:pPr>
+            <w:r/>
+            <w:r>
+              <w:rPr>
+                <w:sz w:val="16"/>
+              </w:rPr>
+              <w:t>21.4 (21.0 to 21.7)</w:t>
+            </w:r>
+          </w:p>
+        </w:tc>
+      </w:tr>
+    </w:tbl>
+    <w:p>
+      <w:pPr>
+        <w:spacing w:after="40"/>
+      </w:pPr>
+    </w:p>
+    <w:p>
+      <w:pPr>
+        <w:keepNext/>
+        <w:spacing w:before="160" w:after="40"/>
+        <w:jc w:val="center"/>
+      </w:pPr>
+      <w:r>
+        <w:drawing>
+          <wp:inline xmlns:a="http://schemas.openxmlformats.org/drawingml/2006/main" xmlns:pic="http://schemas.openxmlformats.org/drawingml/2006/picture">
+            <wp:extent cx="5943600" cy="2420695"/>
+            <wp:docPr id="14" name="Picture 14" descr="Sensor health scenarios"/>
+            <wp:cNvGraphicFramePr>
+              <a:graphicFrameLocks noChangeAspect="1"/>
+            </wp:cNvGraphicFramePr>
+            <a:graphic>
+              <a:graphicData uri="http://schemas.openxmlformats.org/drawingml/2006/picture">
+                <pic:pic>
+                  <pic:nvPicPr>
+                    <pic:cNvPr id="0" name="fig14_sensor_health.png"/>
+                    <pic:cNvPicPr/>
+                  </pic:nvPicPr>
+                  <pic:blipFill>
+                    <a:blip r:embed="rId23"/>
+                    <a:stretch>
+                      <a:fillRect/>
+                    </a:stretch>
+                  </pic:blipFill>
+                  <pic:spPr>
+                    <a:xfrm>
+                      <a:off x="0" y="0"/>
+                      <a:ext cx="5943600" cy="2420695"/>
+                    </a:xfrm>
+                    <a:prstGeom prst="rect"/>
+                  </pic:spPr>
+                </pic:pic>
+              </a:graphicData>
+            </a:graphic>
+          </wp:inline>
+        </w:drawing>
+      </w:r>
+    </w:p>
+    <w:p>
+      <w:pPr>
+        <w:keepNext w:val="0"/>
+        <w:spacing w:line="276" w:lineRule="auto" w:after="200"/>
+      </w:pPr>
+      <w:r>
+        <w:rPr>
+          <w:b/>
+          <w:sz w:val="19"/>
+        </w:rPr>
+        <w:t>Fig. 14.</w:t>
+      </w:r>
+      <w:r>
+        <w:rPr>
+          <w:sz w:val="19"/>
+        </w:rPr>
+        <w:t xml:space="preserve"> Classification under sensor degradation and failure: (a) false clearance among released segments, (b) unverified share, (c) sensitivity among decided segments.</w:t>
+      </w:r>
+    </w:p>
+    <w:p>
+      <w:pPr>
+        <w:keepNext w:val="0"/>
+        <w:jc w:val="both"/>
+      </w:pPr>
+      <w:r>
+        <w:t>When the GPR has failed and the failure is flagged (B), the per-segment methods and the version 1.0 filter read its silence as absence and clear 65% to 66% of the released segments wrongly; the proposed layer treats the GPR as uninformative, marks 69% of the corridor unverified and has a false clearance of 0.1% among the 7% it still releases. When the failure is not flagged (C) every method fails alike (65% for the proposed layer): the protection is only as good as the diagnostic, and the assumed sensitivity of 0.90 and false-flag rate of 0.02 are assumptions. With both sensors degraded (D) the proposed layer reduces false clearance from 12.2% to 4.3%, and with mixed health and an imperfect diagnostic from 18.9% to 3.5% at the cost of 21.4% unverified against 16.0%. A good result here is not higher accuracy: it is that unreliable evidence moves segments to unverified instead of clearing them.</w:t>
+      </w:r>
+    </w:p>
+    <w:p>
+      <w:pPr>
+        <w:pStyle w:val="Heading2"/>
+      </w:pPr>
+      <w:r>
+        <w:rPr>
+          <w:rFonts w:ascii="Times New Roman" w:hAnsi="Times New Roman"/>
+        </w:rPr>
+        <w:t>5.12 Capability zones and the depth-resolved rule</w:t>
+      </w:r>
+    </w:p>
+    <w:p>
+      <w:pPr>
+        <w:keepNext w:val="0"/>
+        <w:jc w:val="both"/>
+      </w:pPr>
+      <w:r>
+        <w:t>Fig. 15 shows the zones for the seven soils as functions of depth. Over the grid of depths from 0.5 to 7 m in the five seen soils, 44% of the combinations are zone A, 24% zone B and 32% zone C. Applying the zones at the estimated depth instead of the class mid-depth changes which segments are unverified: the unverified share falls from 16% (cell-level rule) to 13%, because shallow parts of the sewer classes become decidable, and the false clearance of the sewers is high either way (plastic sewer 24%, concrete sewer 17% with the cell-level rule). Requiring a much lower probability for an absent call in zone B, and an unverified band between the two thresholds, lowers the sewers’ false clearance to 12% and 9% and the overall false clearance from 4.4% to 2.4%, at an unverified share of 14%. Zone B is therefore treated as marginal evidence, not as clearance capability. For zone C the escalation of Section 3.7 applies.</w:t>
+      </w:r>
+    </w:p>
+    <w:p>
+      <w:pPr>
+        <w:keepNext/>
+        <w:spacing w:before="160" w:after="40"/>
+        <w:jc w:val="center"/>
+      </w:pPr>
+      <w:r>
+        <w:drawing>
+          <wp:inline xmlns:a="http://schemas.openxmlformats.org/drawingml/2006/main" xmlns:pic="http://schemas.openxmlformats.org/drawingml/2006/picture">
+            <wp:extent cx="5943600" cy="2974620"/>
+            <wp:docPr id="15" name="Picture 15" descr="Capability zones"/>
+            <wp:cNvGraphicFramePr>
+              <a:graphicFrameLocks noChangeAspect="1"/>
+            </wp:cNvGraphicFramePr>
+            <a:graphic>
+              <a:graphicData uri="http://schemas.openxmlformats.org/drawingml/2006/picture">
+                <pic:pic>
+                  <pic:nvPicPr>
+                    <pic:cNvPr id="0" name="fig15_capability_zones.png"/>
+                    <pic:cNvPicPr/>
+                  </pic:nvPicPr>
+                  <pic:blipFill>
+                    <a:blip r:embed="rId24"/>
+                    <a:stretch>
+                      <a:fillRect/>
+                    </a:stretch>
+                  </pic:blipFill>
+                  <pic:spPr>
+                    <a:xfrm>
+                      <a:off x="0" y="0"/>
+                      <a:ext cx="5943600" cy="2974620"/>
+                    </a:xfrm>
+                    <a:prstGeom prst="rect"/>
+                  </pic:spPr>
+                </pic:pic>
+              </a:graphicData>
+            </a:graphic>
+          </wp:inline>
+        </w:drawing>
+      </w:r>
+    </w:p>
+    <w:p>
+      <w:pPr>
+        <w:keepNext w:val="0"/>
+        <w:spacing w:line="276" w:lineRule="auto" w:after="200"/>
+      </w:pPr>
+      <w:r>
+        <w:rPr>
+          <w:b/>
+          <w:sz w:val="19"/>
+        </w:rPr>
+        <w:t>Fig. 15.</w:t>
+      </w:r>
+      <w:r>
+        <w:rPr>
+          <w:sz w:val="19"/>
+        </w:rPr>
+        <w:t xml:space="preserve"> Capability zones by soil, utility and depth (closed form): zone A detectable (fused probability at least 0.9), zone B marginal, zone C capability not established (below 0.3). The two lower rows are the unseen soils.</w:t>
+      </w:r>
+    </w:p>
+    <w:p>
+      <w:pPr>
+        <w:pStyle w:val="Heading2"/>
+      </w:pPr>
+      <w:r>
+        <w:rPr>
+          <w:rFonts w:ascii="Times New Roman" w:hAnsi="Times New Roman"/>
+        </w:rPr>
+        <w:t>5.13 Model comparison across scenarios and unseen soils</w:t>
+      </w:r>
+    </w:p>
+    <w:p>
+      <w:pPr>
+        <w:keepNext/>
+        <w:spacing w:line="276" w:lineRule="auto" w:after="200"/>
+      </w:pPr>
+      <w:r>
+        <w:rPr>
+          <w:b/>
+          <w:sz w:val="19"/>
+        </w:rPr>
+        <w:t>Table 9.</w:t>
+      </w:r>
+      <w:r>
+        <w:rPr>
+          <w:sz w:val="19"/>
+        </w:rPr>
+        <w:t xml:space="preserve"> False clearance among released segments (%, mean and 95% cluster-bootstrap interval) for the six-model comparison; last column unverified share (%). Full tables are in the Supplementary Material.</w:t>
+      </w:r>
+    </w:p>
+    <w:tbl>
+      <w:tblPr>
+        <w:tblStyle w:val="TableGrid"/>
+        <w:tblW w:type="auto" w:w="0"/>
+        <w:jc w:val="center"/>
+        <w:tblLayout w:type="fixed"/>
+        <w:tblLook w:firstColumn="1" w:firstRow="1" w:lastColumn="0" w:lastRow="0" w:noHBand="0" w:noVBand="1" w:val="04A0"/>
+      </w:tblPr>
+      <w:tblGrid>
+        <w:gridCol w:w="2160"/>
+        <w:gridCol w:w="1224"/>
+        <w:gridCol w:w="1224"/>
+        <w:gridCol w:w="1224"/>
+        <w:gridCol w:w="1296"/>
+        <w:gridCol w:w="1368"/>
+        <w:gridCol w:w="1008"/>
+      </w:tblGrid>
+      <w:tr>
+        <w:trPr>
+          <w:tblHeader w:val="true"/>
+        </w:trPr>
+        <w:tc>
+          <w:tcPr>
+            <w:tcW w:type="dxa" w:w="2160"/>
+          </w:tcPr>
+          <w:p>
+            <w:pPr>
+              <w:spacing w:line="240" w:lineRule="auto" w:after="20"/>
+            </w:pPr>
+            <w:r/>
+            <w:r>
+              <w:rPr>
+                <w:b/>
+                <w:sz w:val="14"/>
+              </w:rPr>
+              <w:t>Scenario</w:t>
+            </w:r>
+          </w:p>
+        </w:tc>
+        <w:tc>
+          <w:tcPr>
+            <w:tcW w:type="dxa" w:w="1224"/>
+          </w:tcPr>
+          <w:p>
+            <w:pPr>
+              <w:spacing w:line="240" w:lineRule="auto" w:after="20"/>
+            </w:pPr>
+            <w:r/>
+            <w:r>
+              <w:rPr>
+                <w:b/>
+                <w:sz w:val="14"/>
+              </w:rPr>
+              <w:t>Fusion</w:t>
+            </w:r>
+          </w:p>
+        </w:tc>
+        <w:tc>
+          <w:tcPr>
+            <w:tcW w:type="dxa" w:w="1224"/>
+          </w:tcPr>
+          <w:p>
+            <w:pPr>
+              <w:spacing w:line="240" w:lineRule="auto" w:after="20"/>
+            </w:pPr>
+            <w:r/>
+            <w:r>
+              <w:rPr>
+                <w:b/>
+                <w:sz w:val="14"/>
+              </w:rPr>
+              <w:t>v1.0 filter</w:t>
+            </w:r>
+          </w:p>
+        </w:tc>
+        <w:tc>
+          <w:tcPr>
+            <w:tcW w:type="dxa" w:w="1224"/>
+          </w:tcPr>
+          <w:p>
+            <w:pPr>
+              <w:spacing w:line="240" w:lineRule="auto" w:after="20"/>
+            </w:pPr>
+            <w:r/>
+            <w:r>
+              <w:rPr>
+                <w:b/>
+                <w:sz w:val="14"/>
+              </w:rPr>
+              <w:t>v1.0, 3 repeats</w:t>
+            </w:r>
+          </w:p>
+        </w:tc>
+        <w:tc>
+          <w:tcPr>
+            <w:tcW w:type="dxa" w:w="1296"/>
+          </w:tcPr>
+          <w:p>
+            <w:pPr>
+              <w:spacing w:line="240" w:lineRule="auto" w:after="20"/>
+            </w:pPr>
+            <w:r/>
+            <w:r>
+              <w:rPr>
+                <w:b/>
+                <w:sz w:val="14"/>
+              </w:rPr>
+              <w:t>Proposed, 1 pass</w:t>
+            </w:r>
+          </w:p>
+        </w:tc>
+        <w:tc>
+          <w:tcPr>
+            <w:tcW w:type="dxa" w:w="1368"/>
+          </w:tcPr>
+          <w:p>
+            <w:pPr>
+              <w:spacing w:line="240" w:lineRule="auto" w:after="20"/>
+            </w:pPr>
+            <w:r/>
+            <w:r>
+              <w:rPr>
+                <w:b/>
+                <w:sz w:val="14"/>
+              </w:rPr>
+              <w:t>Proposed, 3 passes</w:t>
+            </w:r>
+          </w:p>
+        </w:tc>
+        <w:tc>
+          <w:tcPr>
+            <w:tcW w:type="dxa" w:w="1008"/>
+          </w:tcPr>
+          <w:p>
+            <w:pPr>
+              <w:spacing w:line="240" w:lineRule="auto" w:after="20"/>
+            </w:pPr>
+            <w:r/>
+            <w:r>
+              <w:rPr>
+                <w:b/>
+                <w:sz w:val="14"/>
+              </w:rPr>
+              <w:t>Unverified (proposed, 3)</w:t>
+            </w:r>
+          </w:p>
+        </w:tc>
+      </w:tr>
+      <w:tr>
+        <w:tc>
+          <w:tcPr>
+            <w:tcW w:type="dxa" w:w="2160"/>
+          </w:tcPr>
+          <w:p>
+            <w:pPr>
+              <w:spacing w:line="240" w:lineRule="auto" w:after="20"/>
+            </w:pPr>
+            <w:r/>
+            <w:r>
+              <w:rPr>
+                <w:sz w:val="14"/>
+              </w:rPr>
+              <w:t>baseline</w:t>
+            </w:r>
+          </w:p>
+        </w:tc>
+        <w:tc>
+          <w:tcPr>
+            <w:tcW w:type="dxa" w:w="1224"/>
+          </w:tcPr>
+          <w:p>
+            <w:pPr>
+              <w:spacing w:line="240" w:lineRule="auto" w:after="20"/>
+            </w:pPr>
+            <w:r/>
+            <w:r>
+              <w:rPr>
+                <w:sz w:val="14"/>
+              </w:rPr>
+              <w:t>23.4 (22.9 to 23.9)</w:t>
+            </w:r>
+          </w:p>
+        </w:tc>
+        <w:tc>
+          <w:tcPr>
+            <w:tcW w:type="dxa" w:w="1224"/>
+          </w:tcPr>
+          <w:p>
+            <w:pPr>
+              <w:spacing w:line="240" w:lineRule="auto" w:after="20"/>
+            </w:pPr>
+            <w:r/>
+            <w:r>
+              <w:rPr>
+                <w:sz w:val="14"/>
+              </w:rPr>
+              <w:t>4.3 (4.0 to 4.7)</w:t>
+            </w:r>
+          </w:p>
+        </w:tc>
+        <w:tc>
+          <w:tcPr>
+            <w:tcW w:type="dxa" w:w="1224"/>
+          </w:tcPr>
+          <w:p>
+            <w:pPr>
+              <w:spacing w:line="240" w:lineRule="auto" w:after="20"/>
+            </w:pPr>
+            <w:r/>
+            <w:r>
+              <w:rPr>
+                <w:sz w:val="14"/>
+              </w:rPr>
+              <w:t>3.4 (3.1 to 3.8)</w:t>
+            </w:r>
+          </w:p>
+        </w:tc>
+        <w:tc>
+          <w:tcPr>
+            <w:tcW w:type="dxa" w:w="1296"/>
+          </w:tcPr>
+          <w:p>
+            <w:pPr>
+              <w:spacing w:line="240" w:lineRule="auto" w:after="20"/>
+            </w:pPr>
+            <w:r/>
+            <w:r>
+              <w:rPr>
+                <w:sz w:val="14"/>
+              </w:rPr>
+              <w:t>3.0 (2.7 to 3.4)</w:t>
+            </w:r>
+          </w:p>
+        </w:tc>
+        <w:tc>
+          <w:tcPr>
+            <w:tcW w:type="dxa" w:w="1368"/>
+          </w:tcPr>
+          <w:p>
+            <w:pPr>
+              <w:spacing w:line="240" w:lineRule="auto" w:after="20"/>
+            </w:pPr>
+            <w:r/>
+            <w:r>
+              <w:rPr>
+                <w:sz w:val="14"/>
+              </w:rPr>
+              <w:t>1.3 (1.1 to 1.5)</w:t>
+            </w:r>
+          </w:p>
+        </w:tc>
+        <w:tc>
+          <w:tcPr>
+            <w:tcW w:type="dxa" w:w="1008"/>
+          </w:tcPr>
+          <w:p>
+            <w:pPr>
+              <w:spacing w:line="240" w:lineRule="auto" w:after="20"/>
+            </w:pPr>
+            <w:r/>
+            <w:r>
+              <w:rPr>
+                <w:sz w:val="14"/>
+              </w:rPr>
+              <w:t>16</w:t>
+            </w:r>
+          </w:p>
+        </w:tc>
+      </w:tr>
+      <w:tr>
+        <w:tc>
+          <w:tcPr>
+            <w:tcW w:type="dxa" w:w="2160"/>
+          </w:tcPr>
+          <w:p>
+            <w:pPr>
+              <w:spacing w:line="240" w:lineRule="auto" w:after="20"/>
+            </w:pPr>
+            <w:r/>
+            <w:r>
+              <w:rPr>
+                <w:sz w:val="14"/>
+              </w:rPr>
+              <w:t>curved</w:t>
+            </w:r>
+          </w:p>
+        </w:tc>
+        <w:tc>
+          <w:tcPr>
+            <w:tcW w:type="dxa" w:w="1224"/>
+          </w:tcPr>
+          <w:p>
+            <w:pPr>
+              <w:spacing w:line="240" w:lineRule="auto" w:after="20"/>
+            </w:pPr>
+            <w:r/>
+            <w:r>
+              <w:rPr>
+                <w:sz w:val="14"/>
+              </w:rPr>
+              <w:t>18.3 (17.9 to 18.7)</w:t>
+            </w:r>
+          </w:p>
+        </w:tc>
+        <w:tc>
+          <w:tcPr>
+            <w:tcW w:type="dxa" w:w="1224"/>
+          </w:tcPr>
+          <w:p>
+            <w:pPr>
+              <w:spacing w:line="240" w:lineRule="auto" w:after="20"/>
+            </w:pPr>
+            <w:r/>
+            <w:r>
+              <w:rPr>
+                <w:sz w:val="14"/>
+              </w:rPr>
+              <w:t>4.6 (4.3 to 4.9)</w:t>
+            </w:r>
+          </w:p>
+        </w:tc>
+        <w:tc>
+          <w:tcPr>
+            <w:tcW w:type="dxa" w:w="1224"/>
+          </w:tcPr>
+          <w:p>
+            <w:pPr>
+              <w:spacing w:line="240" w:lineRule="auto" w:after="20"/>
+            </w:pPr>
+            <w:r/>
+            <w:r>
+              <w:rPr>
+                <w:sz w:val="14"/>
+              </w:rPr>
+              <w:t>3.9 (3.6 to 4.2)</w:t>
+            </w:r>
+          </w:p>
+        </w:tc>
+        <w:tc>
+          <w:tcPr>
+            <w:tcW w:type="dxa" w:w="1296"/>
+          </w:tcPr>
+          <w:p>
+            <w:pPr>
+              <w:spacing w:line="240" w:lineRule="auto" w:after="20"/>
+            </w:pPr>
+            <w:r/>
+            <w:r>
+              <w:rPr>
+                <w:sz w:val="14"/>
+              </w:rPr>
+              <w:t>3.4 (3.2 to 3.7)</w:t>
+            </w:r>
+          </w:p>
+        </w:tc>
+        <w:tc>
+          <w:tcPr>
+            <w:tcW w:type="dxa" w:w="1368"/>
+          </w:tcPr>
+          <w:p>
+            <w:pPr>
+              <w:spacing w:line="240" w:lineRule="auto" w:after="20"/>
+            </w:pPr>
+            <w:r/>
+            <w:r>
+              <w:rPr>
+                <w:sz w:val="14"/>
+              </w:rPr>
+              <w:t>2.2 (2.1 to 2.4)</w:t>
+            </w:r>
+          </w:p>
+        </w:tc>
+        <w:tc>
+          <w:tcPr>
+            <w:tcW w:type="dxa" w:w="1008"/>
+          </w:tcPr>
+          <w:p>
+            <w:pPr>
+              <w:spacing w:line="240" w:lineRule="auto" w:after="20"/>
+            </w:pPr>
+            <w:r/>
+            <w:r>
+              <w:rPr>
+                <w:sz w:val="14"/>
+              </w:rPr>
+              <w:t>17</w:t>
+            </w:r>
+          </w:p>
+        </w:tc>
+      </w:tr>
+      <w:tr>
+        <w:tc>
+          <w:tcPr>
+            <w:tcW w:type="dxa" w:w="2160"/>
+          </w:tcPr>
+          <w:p>
+            <w:pPr>
+              <w:spacing w:line="240" w:lineRule="auto" w:after="20"/>
+            </w:pPr>
+            <w:r/>
+            <w:r>
+              <w:rPr>
+                <w:sz w:val="14"/>
+              </w:rPr>
+              <w:t>shifted</w:t>
+            </w:r>
+          </w:p>
+        </w:tc>
+        <w:tc>
+          <w:tcPr>
+            <w:tcW w:type="dxa" w:w="1224"/>
+          </w:tcPr>
+          <w:p>
+            <w:pPr>
+              <w:spacing w:line="240" w:lineRule="auto" w:after="20"/>
+            </w:pPr>
+            <w:r/>
+            <w:r>
+              <w:rPr>
+                <w:sz w:val="14"/>
+              </w:rPr>
+              <w:t>9.0 (8.7 to 9.2)</w:t>
+            </w:r>
+          </w:p>
+        </w:tc>
+        <w:tc>
+          <w:tcPr>
+            <w:tcW w:type="dxa" w:w="1224"/>
+          </w:tcPr>
+          <w:p>
+            <w:pPr>
+              <w:spacing w:line="240" w:lineRule="auto" w:after="20"/>
+            </w:pPr>
+            <w:r/>
+            <w:r>
+              <w:rPr>
+                <w:sz w:val="14"/>
+              </w:rPr>
+              <w:t>1.8 (1.7 to 2.0)</w:t>
+            </w:r>
+          </w:p>
+        </w:tc>
+        <w:tc>
+          <w:tcPr>
+            <w:tcW w:type="dxa" w:w="1224"/>
+          </w:tcPr>
+          <w:p>
+            <w:pPr>
+              <w:spacing w:line="240" w:lineRule="auto" w:after="20"/>
+            </w:pPr>
+            <w:r/>
+            <w:r>
+              <w:rPr>
+                <w:sz w:val="14"/>
+              </w:rPr>
+              <w:t>1.5 (1.3 to 1.6)</w:t>
+            </w:r>
+          </w:p>
+        </w:tc>
+        <w:tc>
+          <w:tcPr>
+            <w:tcW w:type="dxa" w:w="1296"/>
+          </w:tcPr>
+          <w:p>
+            <w:pPr>
+              <w:spacing w:line="240" w:lineRule="auto" w:after="20"/>
+            </w:pPr>
+            <w:r/>
+            <w:r>
+              <w:rPr>
+                <w:sz w:val="14"/>
+              </w:rPr>
+              <w:t>1.4 (1.2 to 1.5)</w:t>
+            </w:r>
+          </w:p>
+        </w:tc>
+        <w:tc>
+          <w:tcPr>
+            <w:tcW w:type="dxa" w:w="1368"/>
+          </w:tcPr>
+          <w:p>
+            <w:pPr>
+              <w:spacing w:line="240" w:lineRule="auto" w:after="20"/>
+            </w:pPr>
+            <w:r/>
+            <w:r>
+              <w:rPr>
+                <w:sz w:val="14"/>
+              </w:rPr>
+              <w:t>0.9 (0.8 to 1.0)</w:t>
+            </w:r>
+          </w:p>
+        </w:tc>
+        <w:tc>
+          <w:tcPr>
+            <w:tcW w:type="dxa" w:w="1008"/>
+          </w:tcPr>
+          <w:p>
+            <w:pPr>
+              <w:spacing w:line="240" w:lineRule="auto" w:after="20"/>
+            </w:pPr>
+            <w:r/>
+            <w:r>
+              <w:rPr>
+                <w:sz w:val="14"/>
+              </w:rPr>
+              <w:t>17</w:t>
+            </w:r>
+          </w:p>
+        </w:tc>
+      </w:tr>
+      <w:tr>
+        <w:tc>
+          <w:tcPr>
+            <w:tcW w:type="dxa" w:w="2160"/>
+          </w:tcPr>
+          <w:p>
+            <w:pPr>
+              <w:spacing w:line="240" w:lineRule="auto" w:after="20"/>
+            </w:pPr>
+            <w:r/>
+            <w:r>
+              <w:rPr>
+                <w:sz w:val="14"/>
+              </w:rPr>
+              <w:t>shifted, frequent</w:t>
+            </w:r>
+          </w:p>
+        </w:tc>
+        <w:tc>
+          <w:tcPr>
+            <w:tcW w:type="dxa" w:w="1224"/>
+          </w:tcPr>
+          <w:p>
+            <w:pPr>
+              <w:spacing w:line="240" w:lineRule="auto" w:after="20"/>
+            </w:pPr>
+            <w:r/>
+            <w:r>
+              <w:rPr>
+                <w:sz w:val="14"/>
+              </w:rPr>
+              <w:t>5.3 (5.1 to 5.4)</w:t>
+            </w:r>
+          </w:p>
+        </w:tc>
+        <w:tc>
+          <w:tcPr>
+            <w:tcW w:type="dxa" w:w="1224"/>
+          </w:tcPr>
+          <w:p>
+            <w:pPr>
+              <w:spacing w:line="240" w:lineRule="auto" w:after="20"/>
+            </w:pPr>
+            <w:r/>
+            <w:r>
+              <w:rPr>
+                <w:sz w:val="14"/>
+              </w:rPr>
+              <w:t>1.3 (1.2 to 1.4)</w:t>
+            </w:r>
+          </w:p>
+        </w:tc>
+        <w:tc>
+          <w:tcPr>
+            <w:tcW w:type="dxa" w:w="1224"/>
+          </w:tcPr>
+          <w:p>
+            <w:pPr>
+              <w:spacing w:line="240" w:lineRule="auto" w:after="20"/>
+            </w:pPr>
+            <w:r/>
+            <w:r>
+              <w:rPr>
+                <w:sz w:val="14"/>
+              </w:rPr>
+              <w:t>1.0 (0.9 to 1.1)</w:t>
+            </w:r>
+          </w:p>
+        </w:tc>
+        <w:tc>
+          <w:tcPr>
+            <w:tcW w:type="dxa" w:w="1296"/>
+          </w:tcPr>
+          <w:p>
+            <w:pPr>
+              <w:spacing w:line="240" w:lineRule="auto" w:after="20"/>
+            </w:pPr>
+            <w:r/>
+            <w:r>
+              <w:rPr>
+                <w:sz w:val="14"/>
+              </w:rPr>
+              <w:t>1.0 (0.9 to 1.1)</w:t>
+            </w:r>
+          </w:p>
+        </w:tc>
+        <w:tc>
+          <w:tcPr>
+            <w:tcW w:type="dxa" w:w="1368"/>
+          </w:tcPr>
+          <w:p>
+            <w:pPr>
+              <w:spacing w:line="240" w:lineRule="auto" w:after="20"/>
+            </w:pPr>
+            <w:r/>
+            <w:r>
+              <w:rPr>
+                <w:sz w:val="14"/>
+              </w:rPr>
+              <w:t>0.7 (0.6 to 0.7)</w:t>
+            </w:r>
+          </w:p>
+        </w:tc>
+        <w:tc>
+          <w:tcPr>
+            <w:tcW w:type="dxa" w:w="1008"/>
+          </w:tcPr>
+          <w:p>
+            <w:pPr>
+              <w:spacing w:line="240" w:lineRule="auto" w:after="20"/>
+            </w:pPr>
+            <w:r/>
+            <w:r>
+              <w:rPr>
+                <w:sz w:val="14"/>
+              </w:rPr>
+              <w:t>17</w:t>
+            </w:r>
+          </w:p>
+        </w:tc>
+      </w:tr>
+      <w:tr>
+        <w:tc>
+          <w:tcPr>
+            <w:tcW w:type="dxa" w:w="2160"/>
+          </w:tcPr>
+          <w:p>
+            <w:pPr>
+              <w:spacing w:line="240" w:lineRule="auto" w:after="20"/>
+            </w:pPr>
+            <w:r/>
+            <w:r>
+              <w:rPr>
+                <w:sz w:val="14"/>
+              </w:rPr>
+              <w:t>interrupted</w:t>
+            </w:r>
+          </w:p>
+        </w:tc>
+        <w:tc>
+          <w:tcPr>
+            <w:tcW w:type="dxa" w:w="1224"/>
+          </w:tcPr>
+          <w:p>
+            <w:pPr>
+              <w:spacing w:line="240" w:lineRule="auto" w:after="20"/>
+            </w:pPr>
+            <w:r/>
+            <w:r>
+              <w:rPr>
+                <w:sz w:val="14"/>
+              </w:rPr>
+              <w:t>12.9 (12.7 to 13.2)</w:t>
+            </w:r>
+          </w:p>
+        </w:tc>
+        <w:tc>
+          <w:tcPr>
+            <w:tcW w:type="dxa" w:w="1224"/>
+          </w:tcPr>
+          <w:p>
+            <w:pPr>
+              <w:spacing w:line="240" w:lineRule="auto" w:after="20"/>
+            </w:pPr>
+            <w:r/>
+            <w:r>
+              <w:rPr>
+                <w:sz w:val="14"/>
+              </w:rPr>
+              <w:t>2.5 (2.3 to 2.7)</w:t>
+            </w:r>
+          </w:p>
+        </w:tc>
+        <w:tc>
+          <w:tcPr>
+            <w:tcW w:type="dxa" w:w="1224"/>
+          </w:tcPr>
+          <w:p>
+            <w:pPr>
+              <w:spacing w:line="240" w:lineRule="auto" w:after="20"/>
+            </w:pPr>
+            <w:r/>
+            <w:r>
+              <w:rPr>
+                <w:sz w:val="14"/>
+              </w:rPr>
+              <w:t>1.7 (1.5 to 1.9)</w:t>
+            </w:r>
+          </w:p>
+        </w:tc>
+        <w:tc>
+          <w:tcPr>
+            <w:tcW w:type="dxa" w:w="1296"/>
+          </w:tcPr>
+          <w:p>
+            <w:pPr>
+              <w:spacing w:line="240" w:lineRule="auto" w:after="20"/>
+            </w:pPr>
+            <w:r/>
+            <w:r>
+              <w:rPr>
+                <w:sz w:val="14"/>
+              </w:rPr>
+              <w:t>1.6 (1.5 to 1.8)</w:t>
+            </w:r>
+          </w:p>
+        </w:tc>
+        <w:tc>
+          <w:tcPr>
+            <w:tcW w:type="dxa" w:w="1368"/>
+          </w:tcPr>
+          <w:p>
+            <w:pPr>
+              <w:spacing w:line="240" w:lineRule="auto" w:after="20"/>
+            </w:pPr>
+            <w:r/>
+            <w:r>
+              <w:rPr>
+                <w:sz w:val="14"/>
+              </w:rPr>
+              <w:t>0.8 (0.7 to 0.9)</w:t>
+            </w:r>
+          </w:p>
+        </w:tc>
+        <w:tc>
+          <w:tcPr>
+            <w:tcW w:type="dxa" w:w="1008"/>
+          </w:tcPr>
+          <w:p>
+            <w:pPr>
+              <w:spacing w:line="240" w:lineRule="auto" w:after="20"/>
+            </w:pPr>
+            <w:r/>
+            <w:r>
+              <w:rPr>
+                <w:sz w:val="14"/>
+              </w:rPr>
+              <w:t>16</w:t>
+            </w:r>
+          </w:p>
+        </w:tc>
+      </w:tr>
+      <w:tr>
+        <w:tc>
+          <w:tcPr>
+            <w:tcW w:type="dxa" w:w="2160"/>
+          </w:tcPr>
+          <w:p>
+            <w:pPr>
+              <w:spacing w:line="240" w:lineRule="auto" w:after="20"/>
+            </w:pPr>
+            <w:r/>
+            <w:r>
+              <w:rPr>
+                <w:sz w:val="14"/>
+              </w:rPr>
+              <w:t>map offset (swath label)</w:t>
+            </w:r>
+          </w:p>
+        </w:tc>
+        <w:tc>
+          <w:tcPr>
+            <w:tcW w:type="dxa" w:w="1224"/>
+          </w:tcPr>
+          <w:p>
+            <w:pPr>
+              <w:spacing w:line="240" w:lineRule="auto" w:after="20"/>
+            </w:pPr>
+            <w:r/>
+            <w:r>
+              <w:rPr>
+                <w:sz w:val="14"/>
+              </w:rPr>
+              <w:t>60.6 (60.0 to 61.3)</w:t>
+            </w:r>
+          </w:p>
+        </w:tc>
+        <w:tc>
+          <w:tcPr>
+            <w:tcW w:type="dxa" w:w="1224"/>
+          </w:tcPr>
+          <w:p>
+            <w:pPr>
+              <w:spacing w:line="240" w:lineRule="auto" w:after="20"/>
+            </w:pPr>
+            <w:r/>
+            <w:r>
+              <w:rPr>
+                <w:sz w:val="14"/>
+              </w:rPr>
+              <w:t>59.5 (58.8 to 60.3)</w:t>
+            </w:r>
+          </w:p>
+        </w:tc>
+        <w:tc>
+          <w:tcPr>
+            <w:tcW w:type="dxa" w:w="1224"/>
+          </w:tcPr>
+          <w:p>
+            <w:pPr>
+              <w:spacing w:line="240" w:lineRule="auto" w:after="20"/>
+            </w:pPr>
+            <w:r/>
+            <w:r>
+              <w:rPr>
+                <w:sz w:val="14"/>
+              </w:rPr>
+              <w:t>60.0 (59.4 to 60.7)</w:t>
+            </w:r>
+          </w:p>
+        </w:tc>
+        <w:tc>
+          <w:tcPr>
+            <w:tcW w:type="dxa" w:w="1296"/>
+          </w:tcPr>
+          <w:p>
+            <w:pPr>
+              <w:spacing w:line="240" w:lineRule="auto" w:after="20"/>
+            </w:pPr>
+            <w:r/>
+            <w:r>
+              <w:rPr>
+                <w:sz w:val="14"/>
+              </w:rPr>
+              <w:t>2.2 (1.2 to 3.2)</w:t>
+            </w:r>
+          </w:p>
+        </w:tc>
+        <w:tc>
+          <w:tcPr>
+            <w:tcW w:type="dxa" w:w="1368"/>
+          </w:tcPr>
+          <w:p>
+            <w:pPr>
+              <w:spacing w:line="240" w:lineRule="auto" w:after="20"/>
+            </w:pPr>
+            <w:r/>
+            <w:r>
+              <w:rPr>
+                <w:sz w:val="14"/>
+              </w:rPr>
+              <w:t>1.6 (1.4 to 1.9)</w:t>
+            </w:r>
+          </w:p>
+        </w:tc>
+        <w:tc>
+          <w:tcPr>
+            <w:tcW w:type="dxa" w:w="1008"/>
+          </w:tcPr>
+          <w:p>
+            <w:pPr>
+              <w:spacing w:line="240" w:lineRule="auto" w:after="20"/>
+            </w:pPr>
+            <w:r/>
+            <w:r>
+              <w:rPr>
+                <w:sz w:val="14"/>
+              </w:rPr>
+              <w:t>18</w:t>
+            </w:r>
+          </w:p>
+        </w:tc>
+      </w:tr>
+      <w:tr>
+        <w:tc>
+          <w:tcPr>
+            <w:tcW w:type="dxa" w:w="2160"/>
+          </w:tcPr>
+          <w:p>
+            <w:pPr>
+              <w:spacing w:line="240" w:lineRule="auto" w:after="20"/>
+            </w:pPr>
+            <w:r/>
+            <w:r>
+              <w:rPr>
+                <w:sz w:val="14"/>
+              </w:rPr>
+              <w:t>no anchor</w:t>
+            </w:r>
+          </w:p>
+        </w:tc>
+        <w:tc>
+          <w:tcPr>
+            <w:tcW w:type="dxa" w:w="1224"/>
+          </w:tcPr>
+          <w:p>
+            <w:pPr>
+              <w:spacing w:line="240" w:lineRule="auto" w:after="20"/>
+            </w:pPr>
+            <w:r/>
+            <w:r>
+              <w:rPr>
+                <w:sz w:val="14"/>
+              </w:rPr>
+              <w:t>23.6 (23.1 to 24.1)</w:t>
+            </w:r>
+          </w:p>
+        </w:tc>
+        <w:tc>
+          <w:tcPr>
+            <w:tcW w:type="dxa" w:w="1224"/>
+          </w:tcPr>
+          <w:p>
+            <w:pPr>
+              <w:spacing w:line="240" w:lineRule="auto" w:after="20"/>
+            </w:pPr>
+            <w:r/>
+            <w:r>
+              <w:rPr>
+                <w:sz w:val="14"/>
+              </w:rPr>
+              <w:t>4.8 (4.4 to 5.2)</w:t>
+            </w:r>
+          </w:p>
+        </w:tc>
+        <w:tc>
+          <w:tcPr>
+            <w:tcW w:type="dxa" w:w="1224"/>
+          </w:tcPr>
+          <w:p>
+            <w:pPr>
+              <w:spacing w:line="240" w:lineRule="auto" w:after="20"/>
+            </w:pPr>
+            <w:r/>
+            <w:r>
+              <w:rPr>
+                <w:sz w:val="14"/>
+              </w:rPr>
+              <w:t>3.7 (3.3 to 4.1)</w:t>
+            </w:r>
+          </w:p>
+        </w:tc>
+        <w:tc>
+          <w:tcPr>
+            <w:tcW w:type="dxa" w:w="1296"/>
+          </w:tcPr>
+          <w:p>
+            <w:pPr>
+              <w:spacing w:line="240" w:lineRule="auto" w:after="20"/>
+            </w:pPr>
+            <w:r/>
+            <w:r>
+              <w:rPr>
+                <w:sz w:val="14"/>
+              </w:rPr>
+              <w:t>3.3 (2.9 to 3.6)</w:t>
+            </w:r>
+          </w:p>
+        </w:tc>
+        <w:tc>
+          <w:tcPr>
+            <w:tcW w:type="dxa" w:w="1368"/>
+          </w:tcPr>
+          <w:p>
+            <w:pPr>
+              <w:spacing w:line="240" w:lineRule="auto" w:after="20"/>
+            </w:pPr>
+            <w:r/>
+            <w:r>
+              <w:rPr>
+                <w:sz w:val="14"/>
+              </w:rPr>
+              <w:t>1.5 (1.3 to 1.7)</w:t>
+            </w:r>
+          </w:p>
+        </w:tc>
+        <w:tc>
+          <w:tcPr>
+            <w:tcW w:type="dxa" w:w="1008"/>
+          </w:tcPr>
+          <w:p>
+            <w:pPr>
+              <w:spacing w:line="240" w:lineRule="auto" w:after="20"/>
+            </w:pPr>
+            <w:r/>
+            <w:r>
+              <w:rPr>
+                <w:sz w:val="14"/>
+              </w:rPr>
+              <w:t>17</w:t>
+            </w:r>
+          </w:p>
+        </w:tc>
+      </w:tr>
+      <w:tr>
+        <w:tc>
+          <w:tcPr>
+            <w:tcW w:type="dxa" w:w="2160"/>
+          </w:tcPr>
+          <w:p>
+            <w:pPr>
+              <w:spacing w:line="240" w:lineRule="auto" w:after="20"/>
+            </w:pPr>
+            <w:r/>
+            <w:r>
+              <w:rPr>
+                <w:sz w:val="14"/>
+              </w:rPr>
+              <w:t>misleading anchor</w:t>
+            </w:r>
+          </w:p>
+        </w:tc>
+        <w:tc>
+          <w:tcPr>
+            <w:tcW w:type="dxa" w:w="1224"/>
+          </w:tcPr>
+          <w:p>
+            <w:pPr>
+              <w:spacing w:line="240" w:lineRule="auto" w:after="20"/>
+            </w:pPr>
+            <w:r/>
+            <w:r>
+              <w:rPr>
+                <w:sz w:val="14"/>
+              </w:rPr>
+              <w:t>8.7 (8.4 to 9.0)</w:t>
+            </w:r>
+          </w:p>
+        </w:tc>
+        <w:tc>
+          <w:tcPr>
+            <w:tcW w:type="dxa" w:w="1224"/>
+          </w:tcPr>
+          <w:p>
+            <w:pPr>
+              <w:spacing w:line="240" w:lineRule="auto" w:after="20"/>
+            </w:pPr>
+            <w:r/>
+            <w:r>
+              <w:rPr>
+                <w:sz w:val="14"/>
+              </w:rPr>
+              <w:t>1.5 (1.3 to 1.7)</w:t>
+            </w:r>
+          </w:p>
+        </w:tc>
+        <w:tc>
+          <w:tcPr>
+            <w:tcW w:type="dxa" w:w="1224"/>
+          </w:tcPr>
+          <w:p>
+            <w:pPr>
+              <w:spacing w:line="240" w:lineRule="auto" w:after="20"/>
+            </w:pPr>
+            <w:r/>
+            <w:r>
+              <w:rPr>
+                <w:sz w:val="14"/>
+              </w:rPr>
+              <w:t>1.1 (1.0 to 1.3)</w:t>
+            </w:r>
+          </w:p>
+        </w:tc>
+        <w:tc>
+          <w:tcPr>
+            <w:tcW w:type="dxa" w:w="1296"/>
+          </w:tcPr>
+          <w:p>
+            <w:pPr>
+              <w:spacing w:line="240" w:lineRule="auto" w:after="20"/>
+            </w:pPr>
+            <w:r/>
+            <w:r>
+              <w:rPr>
+                <w:sz w:val="14"/>
+              </w:rPr>
+              <w:t>1.0 (0.9 to 1.1)</w:t>
+            </w:r>
+          </w:p>
+        </w:tc>
+        <w:tc>
+          <w:tcPr>
+            <w:tcW w:type="dxa" w:w="1368"/>
+          </w:tcPr>
+          <w:p>
+            <w:pPr>
+              <w:spacing w:line="240" w:lineRule="auto" w:after="20"/>
+            </w:pPr>
+            <w:r/>
+            <w:r>
+              <w:rPr>
+                <w:sz w:val="14"/>
+              </w:rPr>
+              <w:t>0.5 (0.4 to 0.5)</w:t>
+            </w:r>
+          </w:p>
+        </w:tc>
+        <w:tc>
+          <w:tcPr>
+            <w:tcW w:type="dxa" w:w="1008"/>
+          </w:tcPr>
+          <w:p>
+            <w:pPr>
+              <w:spacing w:line="240" w:lineRule="auto" w:after="20"/>
+            </w:pPr>
+            <w:r/>
+            <w:r>
+              <w:rPr>
+                <w:sz w:val="14"/>
+              </w:rPr>
+              <w:t>16</w:t>
+            </w:r>
+          </w:p>
+        </w:tc>
+      </w:tr>
+      <w:tr>
+        <w:tc>
+          <w:tcPr>
+            <w:tcW w:type="dxa" w:w="2160"/>
+          </w:tcPr>
+          <w:p>
+            <w:pPr>
+              <w:spacing w:line="240" w:lineRule="auto" w:after="20"/>
+            </w:pPr>
+            <w:r/>
+            <w:r>
+              <w:rPr>
+                <w:sz w:val="14"/>
+              </w:rPr>
+              <w:t>sparse coverage</w:t>
+            </w:r>
+          </w:p>
+        </w:tc>
+        <w:tc>
+          <w:tcPr>
+            <w:tcW w:type="dxa" w:w="1224"/>
+          </w:tcPr>
+          <w:p>
+            <w:pPr>
+              <w:spacing w:line="240" w:lineRule="auto" w:after="20"/>
+            </w:pPr>
+            <w:r/>
+            <w:r>
+              <w:rPr>
+                <w:sz w:val="14"/>
+              </w:rPr>
+              <w:t>52.0 (51.4 to 52.5)</w:t>
+            </w:r>
+          </w:p>
+        </w:tc>
+        <w:tc>
+          <w:tcPr>
+            <w:tcW w:type="dxa" w:w="1224"/>
+          </w:tcPr>
+          <w:p>
+            <w:pPr>
+              <w:spacing w:line="240" w:lineRule="auto" w:after="20"/>
+            </w:pPr>
+            <w:r/>
+            <w:r>
+              <w:rPr>
+                <w:sz w:val="14"/>
+              </w:rPr>
+              <w:t>4.7 (4.3 to 5.1)</w:t>
+            </w:r>
+          </w:p>
+        </w:tc>
+        <w:tc>
+          <w:tcPr>
+            <w:tcW w:type="dxa" w:w="1224"/>
+          </w:tcPr>
+          <w:p>
+            <w:pPr>
+              <w:spacing w:line="240" w:lineRule="auto" w:after="20"/>
+            </w:pPr>
+            <w:r/>
+            <w:r>
+              <w:rPr>
+                <w:sz w:val="14"/>
+              </w:rPr>
+              <w:t>4.0 (3.7 to 4.4)</w:t>
+            </w:r>
+          </w:p>
+        </w:tc>
+        <w:tc>
+          <w:tcPr>
+            <w:tcW w:type="dxa" w:w="1296"/>
+          </w:tcPr>
+          <w:p>
+            <w:pPr>
+              <w:spacing w:line="240" w:lineRule="auto" w:after="20"/>
+            </w:pPr>
+            <w:r/>
+            <w:r>
+              <w:rPr>
+                <w:sz w:val="14"/>
+              </w:rPr>
+              <w:t>2.7 (2.5 to 3.1)</w:t>
+            </w:r>
+          </w:p>
+        </w:tc>
+        <w:tc>
+          <w:tcPr>
+            <w:tcW w:type="dxa" w:w="1368"/>
+          </w:tcPr>
+          <w:p>
+            <w:pPr>
+              <w:spacing w:line="240" w:lineRule="auto" w:after="20"/>
+            </w:pPr>
+            <w:r/>
+            <w:r>
+              <w:rPr>
+                <w:sz w:val="14"/>
+              </w:rPr>
+              <w:t>1.6 (1.4 to 1.8)</w:t>
+            </w:r>
+          </w:p>
+        </w:tc>
+        <w:tc>
+          <w:tcPr>
+            <w:tcW w:type="dxa" w:w="1008"/>
+          </w:tcPr>
+          <w:p>
+            <w:pPr>
+              <w:spacing w:line="240" w:lineRule="auto" w:after="20"/>
+            </w:pPr>
+            <w:r/>
+            <w:r>
+              <w:rPr>
+                <w:sz w:val="14"/>
+              </w:rPr>
+              <w:t>16</w:t>
+            </w:r>
+          </w:p>
+        </w:tc>
+      </w:tr>
+      <w:tr>
+        <w:tc>
+          <w:tcPr>
+            <w:tcW w:type="dxa" w:w="2160"/>
+          </w:tcPr>
+          <w:p>
+            <w:pPr>
+              <w:spacing w:line="240" w:lineRule="auto" w:after="20"/>
+            </w:pPr>
+            <w:r/>
+            <w:r>
+              <w:rPr>
+                <w:sz w:val="14"/>
+              </w:rPr>
+              <w:t>mixed sensor health</w:t>
+            </w:r>
+          </w:p>
+        </w:tc>
+        <w:tc>
+          <w:tcPr>
+            <w:tcW w:type="dxa" w:w="1224"/>
+          </w:tcPr>
+          <w:p>
+            <w:pPr>
+              <w:spacing w:line="240" w:lineRule="auto" w:after="20"/>
+            </w:pPr>
+            <w:r/>
+            <w:r>
+              <w:rPr>
+                <w:sz w:val="14"/>
+              </w:rPr>
+              <w:t>31.9 (31.3 to 32.6)</w:t>
+            </w:r>
+          </w:p>
+        </w:tc>
+        <w:tc>
+          <w:tcPr>
+            <w:tcW w:type="dxa" w:w="1224"/>
+          </w:tcPr>
+          <w:p>
+            <w:pPr>
+              <w:spacing w:line="240" w:lineRule="auto" w:after="20"/>
+            </w:pPr>
+            <w:r/>
+            <w:r>
+              <w:rPr>
+                <w:sz w:val="14"/>
+              </w:rPr>
+              <w:t>18.9 (18.1 to 19.8)</w:t>
+            </w:r>
+          </w:p>
+        </w:tc>
+        <w:tc>
+          <w:tcPr>
+            <w:tcW w:type="dxa" w:w="1224"/>
+          </w:tcPr>
+          <w:p>
+            <w:pPr>
+              <w:spacing w:line="240" w:lineRule="auto" w:after="20"/>
+            </w:pPr>
+            <w:r/>
+            <w:r>
+              <w:rPr>
+                <w:sz w:val="14"/>
+              </w:rPr>
+              <w:t>18.5 (17.5 to 19.4)</w:t>
+            </w:r>
+          </w:p>
+        </w:tc>
+        <w:tc>
+          <w:tcPr>
+            <w:tcW w:type="dxa" w:w="1296"/>
+          </w:tcPr>
+          <w:p>
+            <w:pPr>
+              <w:spacing w:line="240" w:lineRule="auto" w:after="20"/>
+            </w:pPr>
+            <w:r/>
+            <w:r>
+              <w:rPr>
+                <w:sz w:val="14"/>
+              </w:rPr>
+              <w:t>5.3 (4.8 to 5.8)</w:t>
+            </w:r>
+          </w:p>
+        </w:tc>
+        <w:tc>
+          <w:tcPr>
+            <w:tcW w:type="dxa" w:w="1368"/>
+          </w:tcPr>
+          <w:p>
+            <w:pPr>
+              <w:spacing w:line="240" w:lineRule="auto" w:after="20"/>
+            </w:pPr>
+            <w:r/>
+            <w:r>
+              <w:rPr>
+                <w:sz w:val="14"/>
+              </w:rPr>
+              <w:t>3.5 (3.1 to 3.9)</w:t>
+            </w:r>
+          </w:p>
+        </w:tc>
+        <w:tc>
+          <w:tcPr>
+            <w:tcW w:type="dxa" w:w="1008"/>
+          </w:tcPr>
+          <w:p>
+            <w:pPr>
+              <w:spacing w:line="240" w:lineRule="auto" w:after="20"/>
+            </w:pPr>
+            <w:r/>
+            <w:r>
+              <w:rPr>
+                <w:sz w:val="14"/>
+              </w:rPr>
+              <w:t>21</w:t>
+            </w:r>
+          </w:p>
+        </w:tc>
+      </w:tr>
+      <w:tr>
+        <w:tc>
+          <w:tcPr>
+            <w:tcW w:type="dxa" w:w="2160"/>
+          </w:tcPr>
+          <w:p>
+            <w:pPr>
+              <w:spacing w:line="240" w:lineRule="auto" w:after="20"/>
+            </w:pPr>
+            <w:r/>
+            <w:r>
+              <w:rPr>
+                <w:sz w:val="14"/>
+              </w:rPr>
+              <w:t>unseen soils, reference check</w:t>
+            </w:r>
+          </w:p>
+        </w:tc>
+        <w:tc>
+          <w:tcPr>
+            <w:tcW w:type="dxa" w:w="1224"/>
+          </w:tcPr>
+          <w:p>
+            <w:pPr>
+              <w:spacing w:line="240" w:lineRule="auto" w:after="20"/>
+            </w:pPr>
+            <w:r/>
+            <w:r>
+              <w:rPr>
+                <w:sz w:val="14"/>
+              </w:rPr>
+              <w:t>45.5 (44.5 to 46.4)</w:t>
+            </w:r>
+          </w:p>
+        </w:tc>
+        <w:tc>
+          <w:tcPr>
+            <w:tcW w:type="dxa" w:w="1224"/>
+          </w:tcPr>
+          <w:p>
+            <w:pPr>
+              <w:spacing w:line="240" w:lineRule="auto" w:after="20"/>
+            </w:pPr>
+            <w:r/>
+            <w:r>
+              <w:rPr>
+                <w:sz w:val="14"/>
+              </w:rPr>
+              <w:t>37.0 (35.6 to 38.3)</w:t>
+            </w:r>
+          </w:p>
+        </w:tc>
+        <w:tc>
+          <w:tcPr>
+            <w:tcW w:type="dxa" w:w="1224"/>
+          </w:tcPr>
+          <w:p>
+            <w:pPr>
+              <w:spacing w:line="240" w:lineRule="auto" w:after="20"/>
+            </w:pPr>
+            <w:r/>
+            <w:r>
+              <w:rPr>
+                <w:sz w:val="14"/>
+              </w:rPr>
+              <w:t>36.7 (35.4 to 38.0)</w:t>
+            </w:r>
+          </w:p>
+        </w:tc>
+        <w:tc>
+          <w:tcPr>
+            <w:tcW w:type="dxa" w:w="1296"/>
+          </w:tcPr>
+          <w:p>
+            <w:pPr>
+              <w:spacing w:line="240" w:lineRule="auto" w:after="20"/>
+            </w:pPr>
+            <w:r/>
+            <w:r>
+              <w:rPr>
+                <w:sz w:val="14"/>
+              </w:rPr>
+              <w:t>22.7 (21.2 to 24.5)</w:t>
+            </w:r>
+          </w:p>
+        </w:tc>
+        <w:tc>
+          <w:tcPr>
+            <w:tcW w:type="dxa" w:w="1368"/>
+          </w:tcPr>
+          <w:p>
+            <w:pPr>
+              <w:spacing w:line="240" w:lineRule="auto" w:after="20"/>
+            </w:pPr>
+            <w:r/>
+            <w:r>
+              <w:rPr>
+                <w:sz w:val="14"/>
+              </w:rPr>
+              <w:t>8.7 (7.7 to 9.9)</w:t>
+            </w:r>
+          </w:p>
+        </w:tc>
+        <w:tc>
+          <w:tcPr>
+            <w:tcW w:type="dxa" w:w="1008"/>
+          </w:tcPr>
+          <w:p>
+            <w:pPr>
+              <w:spacing w:line="240" w:lineRule="auto" w:after="20"/>
+            </w:pPr>
+            <w:r/>
+            <w:r>
+              <w:rPr>
+                <w:sz w:val="14"/>
+              </w:rPr>
+              <w:t>58</w:t>
+            </w:r>
+          </w:p>
+        </w:tc>
+      </w:tr>
+      <w:tr>
+        <w:tc>
+          <w:tcPr>
+            <w:tcW w:type="dxa" w:w="2160"/>
+          </w:tcPr>
+          <w:p>
+            <w:pPr>
+              <w:spacing w:line="240" w:lineRule="auto" w:after="20"/>
+            </w:pPr>
+            <w:r/>
+            <w:r>
+              <w:rPr>
+                <w:sz w:val="14"/>
+              </w:rPr>
+              <w:t>unseen soils, no check</w:t>
+            </w:r>
+          </w:p>
+        </w:tc>
+        <w:tc>
+          <w:tcPr>
+            <w:tcW w:type="dxa" w:w="1224"/>
+          </w:tcPr>
+          <w:p>
+            <w:pPr>
+              <w:spacing w:line="240" w:lineRule="auto" w:after="20"/>
+            </w:pPr>
+            <w:r/>
+            <w:r>
+              <w:rPr>
+                <w:sz w:val="14"/>
+              </w:rPr>
+              <w:t>46.9 (45.9 to 47.8)</w:t>
+            </w:r>
+          </w:p>
+        </w:tc>
+        <w:tc>
+          <w:tcPr>
+            <w:tcW w:type="dxa" w:w="1224"/>
+          </w:tcPr>
+          <w:p>
+            <w:pPr>
+              <w:spacing w:line="240" w:lineRule="auto" w:after="20"/>
+            </w:pPr>
+            <w:r/>
+            <w:r>
+              <w:rPr>
+                <w:sz w:val="14"/>
+              </w:rPr>
+              <w:t>38.8 (37.5 to 40.1)</w:t>
+            </w:r>
+          </w:p>
+        </w:tc>
+        <w:tc>
+          <w:tcPr>
+            <w:tcW w:type="dxa" w:w="1224"/>
+          </w:tcPr>
+          <w:p>
+            <w:pPr>
+              <w:spacing w:line="240" w:lineRule="auto" w:after="20"/>
+            </w:pPr>
+            <w:r/>
+            <w:r>
+              <w:rPr>
+                <w:sz w:val="14"/>
+              </w:rPr>
+              <w:t>38.7 (37.5 to 40.0)</w:t>
+            </w:r>
+          </w:p>
+        </w:tc>
+        <w:tc>
+          <w:tcPr>
+            <w:tcW w:type="dxa" w:w="1296"/>
+          </w:tcPr>
+          <w:p>
+            <w:pPr>
+              <w:spacing w:line="240" w:lineRule="auto" w:after="20"/>
+            </w:pPr>
+            <w:r/>
+            <w:r>
+              <w:rPr>
+                <w:sz w:val="14"/>
+              </w:rPr>
+              <w:t>40.8 (39.3 to 42.2)</w:t>
+            </w:r>
+          </w:p>
+        </w:tc>
+        <w:tc>
+          <w:tcPr>
+            <w:tcW w:type="dxa" w:w="1368"/>
+          </w:tcPr>
+          <w:p>
+            <w:pPr>
+              <w:spacing w:line="240" w:lineRule="auto" w:after="20"/>
+            </w:pPr>
+            <w:r/>
+            <w:r>
+              <w:rPr>
+                <w:sz w:val="14"/>
+              </w:rPr>
+              <w:t>31.9 (30.7 to 33.5)</w:t>
+            </w:r>
+          </w:p>
+        </w:tc>
+        <w:tc>
+          <w:tcPr>
+            <w:tcW w:type="dxa" w:w="1008"/>
+          </w:tcPr>
+          <w:p>
+            <w:pPr>
+              <w:spacing w:line="240" w:lineRule="auto" w:after="20"/>
+            </w:pPr>
+            <w:r/>
+            <w:r>
+              <w:rPr>
+                <w:sz w:val="14"/>
+              </w:rPr>
+              <w:t>23</w:t>
+            </w:r>
+          </w:p>
+        </w:tc>
+      </w:tr>
+      <w:tr>
+        <w:tc>
+          <w:tcPr>
+            <w:tcW w:type="dxa" w:w="2160"/>
+          </w:tcPr>
+          <w:p>
+            <w:pPr>
+              <w:spacing w:line="240" w:lineRule="auto" w:after="20"/>
+            </w:pPr>
+            <w:r/>
+            <w:r>
+              <w:rPr>
+                <w:sz w:val="14"/>
+              </w:rPr>
+              <w:t>combined stress</w:t>
+            </w:r>
+          </w:p>
+        </w:tc>
+        <w:tc>
+          <w:tcPr>
+            <w:tcW w:type="dxa" w:w="1224"/>
+          </w:tcPr>
+          <w:p>
+            <w:pPr>
+              <w:spacing w:line="240" w:lineRule="auto" w:after="20"/>
+            </w:pPr>
+            <w:r/>
+            <w:r>
+              <w:rPr>
+                <w:sz w:val="14"/>
+              </w:rPr>
+              <w:t>61.9 (61.3 to 62.4)</w:t>
+            </w:r>
+          </w:p>
+        </w:tc>
+        <w:tc>
+          <w:tcPr>
+            <w:tcW w:type="dxa" w:w="1224"/>
+          </w:tcPr>
+          <w:p>
+            <w:pPr>
+              <w:spacing w:line="240" w:lineRule="auto" w:after="20"/>
+            </w:pPr>
+            <w:r/>
+            <w:r>
+              <w:rPr>
+                <w:sz w:val="14"/>
+              </w:rPr>
+              <w:t>58.4 (57.7 to 59.1)</w:t>
+            </w:r>
+          </w:p>
+        </w:tc>
+        <w:tc>
+          <w:tcPr>
+            <w:tcW w:type="dxa" w:w="1224"/>
+          </w:tcPr>
+          <w:p>
+            <w:pPr>
+              <w:spacing w:line="240" w:lineRule="auto" w:after="20"/>
+            </w:pPr>
+            <w:r/>
+            <w:r>
+              <w:rPr>
+                <w:sz w:val="14"/>
+              </w:rPr>
+              <w:t>58.8 (58.1 to 59.5)</w:t>
+            </w:r>
+          </w:p>
+        </w:tc>
+        <w:tc>
+          <w:tcPr>
+            <w:tcW w:type="dxa" w:w="1296"/>
+          </w:tcPr>
+          <w:p>
+            <w:pPr>
+              <w:spacing w:line="240" w:lineRule="auto" w:after="20"/>
+            </w:pPr>
+            <w:r/>
+            <w:r>
+              <w:rPr>
+                <w:sz w:val="14"/>
+              </w:rPr>
+              <w:t>28.0 (25.7 to 30.5)</w:t>
+            </w:r>
+          </w:p>
+        </w:tc>
+        <w:tc>
+          <w:tcPr>
+            <w:tcW w:type="dxa" w:w="1368"/>
+          </w:tcPr>
+          <w:p>
+            <w:pPr>
+              <w:spacing w:line="240" w:lineRule="auto" w:after="20"/>
+            </w:pPr>
+            <w:r/>
+            <w:r>
+              <w:rPr>
+                <w:sz w:val="14"/>
+              </w:rPr>
+              <w:t>13.4 (12.6 to 14.0)</w:t>
+            </w:r>
+          </w:p>
+        </w:tc>
+        <w:tc>
+          <w:tcPr>
+            <w:tcW w:type="dxa" w:w="1008"/>
+          </w:tcPr>
+          <w:p>
+            <w:pPr>
+              <w:spacing w:line="240" w:lineRule="auto" w:after="20"/>
+            </w:pPr>
+            <w:r/>
+            <w:r>
+              <w:rPr>
+                <w:sz w:val="14"/>
+              </w:rPr>
+              <w:t>25</w:t>
+            </w:r>
+          </w:p>
+        </w:tc>
+      </w:tr>
+    </w:tbl>
+    <w:p>
+      <w:pPr>
+        <w:spacing w:after="40"/>
+      </w:pPr>
+    </w:p>
+    <w:p>
+      <w:pPr>
+        <w:keepNext/>
+        <w:spacing w:before="160" w:after="40"/>
+        <w:jc w:val="center"/>
+      </w:pPr>
+      <w:r>
+        <w:drawing>
+          <wp:inline xmlns:a="http://schemas.openxmlformats.org/drawingml/2006/main" xmlns:pic="http://schemas.openxmlformats.org/drawingml/2006/picture">
+            <wp:extent cx="5852160" cy="3845036"/>
+            <wp:docPr id="16" name="Picture 16" descr="Model comparison"/>
+            <wp:cNvGraphicFramePr>
+              <a:graphicFrameLocks noChangeAspect="1"/>
+            </wp:cNvGraphicFramePr>
+            <a:graphic>
+              <a:graphicData uri="http://schemas.openxmlformats.org/drawingml/2006/picture">
+                <pic:pic>
+                  <pic:nvPicPr>
+                    <pic:cNvPr id="0" name="fig16_model_comparison.png"/>
+                    <pic:cNvPicPr/>
+                  </pic:nvPicPr>
+                  <pic:blipFill>
+                    <a:blip r:embed="rId25"/>
+                    <a:stretch>
+                      <a:fillRect/>
+                    </a:stretch>
+                  </pic:blipFill>
+                  <pic:spPr>
+                    <a:xfrm>
+                      <a:off x="0" y="0"/>
+                      <a:ext cx="5852160" cy="3845036"/>
+                    </a:xfrm>
+                    <a:prstGeom prst="rect"/>
+                  </pic:spPr>
+                </pic:pic>
+              </a:graphicData>
+            </a:graphic>
+          </wp:inline>
+        </w:drawing>
+      </w:r>
+    </w:p>
+    <w:p>
+      <w:pPr>
+        <w:keepNext w:val="0"/>
+        <w:spacing w:line="276" w:lineRule="auto" w:after="200"/>
+      </w:pPr>
+      <w:r>
+        <w:rPr>
+          <w:b/>
+          <w:sz w:val="19"/>
+        </w:rPr>
+        <w:t>Fig. 16.</w:t>
+      </w:r>
+      <w:r>
+        <w:rPr>
+          <w:sz w:val="19"/>
+        </w:rPr>
+        <w:t xml:space="preserve"> False clearance and unverified share for five models in twelve scenarios (95% cluster-bootstrap intervals; logarithmic axis in (a)).</w:t>
+      </w:r>
+    </w:p>
+    <w:p>
+      <w:pPr>
+        <w:keepNext w:val="0"/>
+        <w:jc w:val="both"/>
+      </w:pPr>
+      <w:r>
+        <w:t>In the baseline the proposed layer with three passes has a false clearance of 1.3% against 4.3% for the version 1.0 filter, 3.4% for the filter with three repeat passes and 23.4% for per-segment fusion; with one pass it has 3.0%, close to the version 1.0 filter, and a worse calibration error (0.044 against 0.030). Across the scenarios the layer helps most when its extra machinery is exercised: shifted or curved geometry, sparse coverage, a map offset by 1.5 to 3 m (where the centre-line models find 25% of present segments and the three-pass layer 99%), and mixed sensor health. It does not help when the sensors are blind in the same way (unflagged GPR failure) or when the soil is unseen. The additional compute is small in absolute terms: 1.76 s per block of 3,500 corridors for the three-pass layer against 0.02 s for the version 1.0 filter.</w:t>
+      </w:r>
+    </w:p>
+    <w:p>
+      <w:pPr>
+        <w:keepNext w:val="0"/>
+        <w:jc w:val="both"/>
+      </w:pPr>
+      <w:r>
+        <w:rPr>
+          <w:b/>
+        </w:rPr>
+        <w:t>Unseen soils.</w:t>
+      </w:r>
+      <w:r>
+        <w:t xml:space="preserve"> In wet clay and saline fill, with the filter using the nearest seen soil, the proposed layer without a check has a false clearance of 31.9% and the version 1.0 filter 38.8%. The reference check flags 35% of the corridors in the unseen soils and 0.2% in the seen soils; with the check, the proposed layer’s false clearance falls to 8.7% and its unverified share rises to 58%. Calibration error stays poor in the unseen soils (0.166 with the check): the check removes the corridors that are furthest from the model, not the miscalibration of the rest. The remedy for unseen conditions is site-specific calibration and a larger unverified share, not a better filter. In all comparisons the models share the same detections, and all intervals are cluster-bootstrap intervals; they describe simulation noise, not the uncertainty of the assumptions.</w:t>
+      </w:r>
+    </w:p>
+    <w:p>
+      <w:pPr>
+        <w:keepNext/>
+        <w:spacing w:before="160" w:after="40"/>
+        <w:jc w:val="center"/>
+      </w:pPr>
+      <w:r>
+        <w:drawing>
+          <wp:inline xmlns:a="http://schemas.openxmlformats.org/drawingml/2006/main" xmlns:pic="http://schemas.openxmlformats.org/drawingml/2006/picture">
+            <wp:extent cx="5852160" cy="2357872"/>
+            <wp:docPr id="17" name="Picture 17" descr="Unseen soils"/>
+            <wp:cNvGraphicFramePr>
+              <a:graphicFrameLocks noChangeAspect="1"/>
+            </wp:cNvGraphicFramePr>
+            <a:graphic>
+              <a:graphicData uri="http://schemas.openxmlformats.org/drawingml/2006/picture">
+                <pic:pic>
+                  <pic:nvPicPr>
+                    <pic:cNvPr id="0" name="fig17_out_of_distribution.png"/>
+                    <pic:cNvPicPr/>
+                  </pic:nvPicPr>
+                  <pic:blipFill>
+                    <a:blip r:embed="rId26"/>
+                    <a:stretch>
+                      <a:fillRect/>
+                    </a:stretch>
+                  </pic:blipFill>
+                  <pic:spPr>
+                    <a:xfrm>
+                      <a:off x="0" y="0"/>
+                      <a:ext cx="5852160" cy="2357872"/>
+                    </a:xfrm>
+                    <a:prstGeom prst="rect"/>
+                  </pic:spPr>
+                </pic:pic>
+              </a:graphicData>
+            </a:graphic>
+          </wp:inline>
+        </w:drawing>
+      </w:r>
+    </w:p>
+    <w:p>
+      <w:pPr>
+        <w:keepNext w:val="0"/>
+        <w:spacing w:line="276" w:lineRule="auto" w:after="200"/>
+      </w:pPr>
+      <w:r>
+        <w:rPr>
+          <w:b/>
+          <w:sz w:val="19"/>
+        </w:rPr>
+        <w:t>Fig. 17.</w:t>
+      </w:r>
+      <w:r>
+        <w:rPr>
+          <w:sz w:val="19"/>
+        </w:rPr>
+        <w:t xml:space="preserve"> Seen and unseen soils with and without the on-site reference check: (a) false clearance, (b) unverified share, (c) calibration error.</w:t>
+      </w:r>
+    </w:p>
+    <w:p>
+      <w:pPr>
+        <w:pStyle w:val="Heading2"/>
+      </w:pPr>
+      <w:r>
+        <w:rPr>
+          <w:rFonts w:ascii="Times New Roman" w:hAnsi="Times New Roman"/>
+        </w:rPr>
+        <w:t>5.14 Value of information and trial-pit allocation</w:t>
+      </w:r>
+    </w:p>
+    <w:p>
+      <w:pPr>
+        <w:keepNext w:val="0"/>
+        <w:jc w:val="both"/>
+      </w:pPr>
+      <w:r>
+        <w:t>With a holding cost of US$1,000 per segment, pits cost more than the holding they avoid for almost every segment, and ranking pits by value of information selects almost none (change in total cost against no pits: -0.1 thousand US$ per km at a pit budget of 5% of the cost of pitting every candidate); ranking by probability alone adds 4.3 thousand and random placement 2.6 thousand. With a holding cost of US$10,000 per segment, value-of-information ranking lowers the total cost by 2.2 thousand US$ per km at 5% and 5.5 thousand at 40%, a saving of about 1.7% of the total, with an interval that includes zero at the larger budgets, whereas probability-first and random pits add cost. Pits are valuable in this model only where the cost of holding a segment is high relative to the cost of a pit, and the benefit is small (under 2% of total cost) because a pit resolves one segment only; neighbouring segments are not updated by it, which understates its value. The comparison depends entirely on the assumed costs.</w:t>
+      </w:r>
+    </w:p>
+    <w:p>
+      <w:pPr>
+        <w:keepNext/>
+        <w:spacing w:before="160" w:after="40"/>
+        <w:jc w:val="center"/>
+      </w:pPr>
+      <w:r>
+        <w:drawing>
+          <wp:inline xmlns:a="http://schemas.openxmlformats.org/drawingml/2006/main" xmlns:pic="http://schemas.openxmlformats.org/drawingml/2006/picture">
+            <wp:extent cx="5852160" cy="2032748"/>
+            <wp:docPr id="18" name="Picture 18" descr="Value of information"/>
+            <wp:cNvGraphicFramePr>
+              <a:graphicFrameLocks noChangeAspect="1"/>
+            </wp:cNvGraphicFramePr>
+            <a:graphic>
+              <a:graphicData uri="http://schemas.openxmlformats.org/drawingml/2006/picture">
+                <pic:pic>
+                  <pic:nvPicPr>
+                    <pic:cNvPr id="0" name="fig18_value_of_information.png"/>
+                    <pic:cNvPicPr/>
+                  </pic:nvPicPr>
+                  <pic:blipFill>
+                    <a:blip r:embed="rId27"/>
+                    <a:stretch>
+                      <a:fillRect/>
+                    </a:stretch>
+                  </pic:blipFill>
+                  <pic:spPr>
+                    <a:xfrm>
+                      <a:off x="0" y="0"/>
+                      <a:ext cx="5852160" cy="2032748"/>
+                    </a:xfrm>
+                    <a:prstGeom prst="rect"/>
+                  </pic:spPr>
+                </pic:pic>
+              </a:graphicData>
+            </a:graphic>
+          </wp:inline>
+        </w:drawing>
+      </w:r>
+    </w:p>
+    <w:p>
+      <w:pPr>
+        <w:keepNext w:val="0"/>
+        <w:spacing w:line="276" w:lineRule="auto" w:after="200"/>
+      </w:pPr>
+      <w:r>
+        <w:rPr>
+          <w:b/>
+          <w:sz w:val="19"/>
+        </w:rPr>
+        <w:t>Fig. 18.</w:t>
+      </w:r>
+      <w:r>
+        <w:rPr>
+          <w:sz w:val="19"/>
+        </w:rPr>
+        <w:t xml:space="preserve"> Change in total cost (pits, holding and strikes) against the pit budget for three allocation rules and three holding costs (paired differences against no pits; 95% intervals over blocks).</w:t>
+      </w:r>
+    </w:p>
+    <w:p>
+      <w:pPr>
         <w:pStyle w:val="Heading1"/>
       </w:pPr>
       <w:r>
@@ -10204,7 +14680,7 @@
         <w:t>Demonstrated within the model.</w:t>
       </w:r>
       <w:r>
-        <w:t xml:space="preserve"> Given the assumed sensor behaviour, (i) a large share of a plausible utility network is invisible to GPR and EM at the depths where it lies, and a map that marks only detections cannot say so; (ii) a rule that withholds a present or absent call in those cells costs coverage but removes most of the strikes that a binary map would produce in the clearance trial; (iii) soil-specific likelihoods matter, whereas the anchor matters mainly where the sensors are blind; (iv) the filter's probabilities are well ordered but not calibrated in the mid-range; and (v) the framework degrades markedly with lateral shifts, a certain-but-wrong anchor and GPR failure, and loses accuracy when depth is uncertain.</w:t>
+        <w:t xml:space="preserve"> (i) A large share of a plausible utility network is invisible to GPR and EM at the depths where it lies, and a map that marks only detections cannot say so. (ii) A filter with lateral tracking and three parallel passes keeps false alarms low when utilities shift sideways, where one-pass filters and repeat passes on the centre line do not. (iii) A health-aware filter that treats a flagged failed sensor as uninformative removes most of the false clearance that sensor failure causes, provided the failure is flagged. (iv) At equal released coverage the layer is only slightly safer than per-segment fusion in the matched model, and the three-state rule is not safer than a binary ranking there; an earlier apparent advantage came from comparing different operating points. (v) Soil-specific likelihoods matter; the anchor matters mainly where the sensors are blind; probabilities are well ordered but not calibrated in the mid-range. (vi) In soils unlike those used to set the model, false clearance stays high even with a reference check.</w:t>
       </w:r>
     </w:p>
     <w:p>
@@ -10219,7 +14695,7 @@
         <w:t>Suggested, conditionally on the model resembling reality.</w:t>
       </w:r>
       <w:r>
-        <w:t xml:space="preserve"> Depth knowledge, for example from velocity calibration at each site, is the cheapest improvement in the model, since averaging over the depth range or knowing the true depth lowers the visible-cell miss rate substantially. Recording the reliability of each anchor, and not only its network identity, is cheap and, if the model is right, matters. A dual-band GPR adds little over a single band in the assumed soils, and the case for the second band rests on resolution, which the model does not represent. Re-scanning, and the connectivity that would allow remote re-scanning decisions, adds nothing to detection in the model. A published unverified fraction, by soil and depth band, would give a client a number with which to compare surveys.</w:t>
+        <w:t xml:space="preserve"> Depth knowledge and a depth-resolved capability rule are the cheapest improvements; the health diagnostic is the critical component of sensor-health awareness, and its sensitivity should be measured before the rest is trusted; parallel passes across the carriageway are needed to follow shifted utilities, at about three times the survey effort; a reference-target check on site is worth running; and a published unverified fraction by soil and depth band would give a client a number with which to compare surveys. Re-scanning and the connectivity that would allow it add nothing to detection in the model.</w:t>
       </w:r>
     </w:p>
     <w:p>
@@ -10234,7 +14710,7 @@
         <w:t>Not established.</w:t>
       </w:r>
       <w:r>
-        <w:t xml:space="preserve"> Whether the sensor model reproduces real GPR and EM behaviour in any soil; the actual detection probabilities and their dependence on antenna, survey geometry and operator; the frequency and form of utility displacement; the real reliability of anchors and records; the real cost and consequences of strikes; whether crews would use a three-state map as intended; and any result in a specific country, soil or network. The EM-only proxy is a model of an instrument that couples only to some utilities, not a measurement of any product, and the gain over it should not be quoted as a field improvement.</w:t>
+        <w:t xml:space="preserve"> Whether the sensor model reproduces real GPR and EM behaviour in any soil; the lateral response of real antennas; the detection probabilities and their dependence on antenna, geometry and operator; the frequency and form of utility displacement; the reliability of anchors and records; the sensitivity and false-flag rate of real health diagnostics; the real cost and consequences of strikes and the cost of holding a segment; whether crews would use a three-state map as intended; and any result in a specific country, soil or network. The EM-only proxy is a model of an instrument that couples only to some utilities, not a measurement of any product.</w:t>
       </w:r>
     </w:p>
     <w:p>
@@ -10254,7 +14730,7 @@
         <w:jc w:val="both"/>
       </w:pPr>
       <w:r>
-        <w:t>The framework is designed to complement, not replace, established practice. Quality levels of subsurface utility data (ASCE, 2002) already distinguish records, geophysical detection and exposure; the unverified state is a way of stating, per segment, that geophysical detection could not have established presence or absence, and so that the segment sits at the quality of the records until a pit is dug. The clearance trial suggests that the cost of such honesty is a smaller released share of the corridor and that it can be repaid in fewer strikes, but it also shows the converse: a binary map with high accuracy still releases segments at a strike rate of 12% that the three-state rule lowers to 3%.  Consequences differ between utilities, and the consequence-weighted ranking is the part of the framework most dependent on local judgement.</w:t>
+        <w:t>The framework is designed to complement, not replace, established practice. Quality levels of subsurface utility data (ASCE, 2002) already distinguish records, geophysical detection and exposure; the unverified state states, per segment, that geophysical detection could not have established presence or absence, and so that the segment sits at the quality of the records until a pit is dug. A probabilistic classification is an input to engineering review, not an authorisation to excavate. The clearance comparison shows that the benefit of such a layer cannot be read from one operating point: at equal coverage the gain over per-segment fusion is a few points of releasable corridor in the matched model, and larger only in the stressed scenarios in which the extra components are exercised. The consequence weights, the holding cost and the pit cost are the parts of the framework most dependent on local judgement.</w:t>
       </w:r>
     </w:p>
     <w:p>
@@ -10274,7 +14750,7 @@
         <w:spacing w:after="60"/>
       </w:pPr>
       <w:r>
-        <w:t>The corridor is one-dimensional. A real survey covers a swath and must decide which hyperbolic response belongs to which utility; the framework starts after that decision.</w:t>
+        <w:t>The lateral model has one utility per corridor with no crossings, branches or parallel lines, a fixed 0.5 m grid and a fixed lateral response; a real survey covers a swath and must decide which response belongs to which utility, and the framework starts after that decision. Depth and class are not tracked in the filter state.</w:t>
       </w:r>
     </w:p>
     <w:p>
@@ -10283,7 +14759,7 @@
         <w:spacing w:after="60"/>
       </w:pPr>
       <w:r>
-        <w:t>The sensor model is a thresholded signal-to-noise model with Gaussian noise and an assumed spreading loss; it has no radargram, no clutter structure, no antenna pattern and no operator. The attenuation values and the 8 dB threshold determine the detectability envelope, and Section 5.9 shows that results are most sensitive to them.</w:t>
+        <w:t>The sensor model is a thresholded signal-to-noise model with Gaussian noise and an assumed spreading loss; it has no radargram, no clutter structure, no antenna pattern and no operator. The attenuation values and the 8 dB threshold determine the detectability envelope, and the sensitivity analysis shows that results are most sensitive to them.</w:t>
       </w:r>
     </w:p>
     <w:p>
@@ -10292,7 +14768,7 @@
         <w:spacing w:after="60"/>
       </w:pPr>
       <w:r>
-        <w:t>The truth process is a first-order Markov chain with a single utility per corridor and no crossings; real corridors have crossing and parallel utilities, branches and unrecorded lines.</w:t>
+        <w:t>The truth process is Markov and matched to the filter in the baseline; the stress scenarios mismatch it only in the directions listed. The unseen soils are two cases, not a distribution of soils.</w:t>
       </w:r>
     </w:p>
     <w:p>
@@ -10301,7 +14777,7 @@
         <w:spacing w:after="60"/>
       </w:pPr>
       <w:r>
-        <w:t>The unverified rule is evaluated at the class mid-depth and is therefore coarse: a sewer at the deep end of its range can be poorly detectable in a cell labelled visible (Section 5.3).</w:t>
+        <w:t>The health diagnostic, the reference check and the costs are assumed. An unflagged sensor failure defeats every model, and the reference check removes corridors but does not repair calibration.</w:t>
       </w:r>
     </w:p>
     <w:p>
@@ -10310,7 +14786,7 @@
         <w:spacing w:after="60"/>
       </w:pPr>
       <w:r>
-        <w:t>Depth is fixed within a corridor, and the filter uses a class mid-depth. In practice depth varies and can be estimated from the data; the diagnostics show this is the largest single source of avoidable error in the model.</w:t>
+        <w:t>The unverified rule is evaluated at an estimated depth with an assumed 10% error; depth is fixed within a corridor.</w:t>
       </w:r>
     </w:p>
     <w:p>
@@ -10319,7 +14795,7 @@
         <w:spacing w:after="60"/>
       </w:pPr>
       <w:r>
-        <w:t>The filter assumes conditional independence, which the simulation violates; Section 5.9 shows the effect is small here but the sign and size of the effect in the field are unknown.</w:t>
+        <w:t>A pit resolves one segment only in the value-of-information analysis. The filter assumes conditional independence, which the simulation violates; the effect is small in the sensitivity analysis.</w:t>
       </w:r>
     </w:p>
     <w:p>
@@ -10328,16 +14804,7 @@
         <w:spacing w:after="60"/>
       </w:pPr>
       <w:r>
-        <w:t>Consequence weights and pit costs are assumed relative values and affect only Section 5.6.</w:t>
-      </w:r>
-    </w:p>
-    <w:p>
-      <w:pPr>
-        <w:pStyle w:val="ListBullet"/>
-        <w:spacing w:after="60"/>
-      </w:pPr>
-      <w:r>
-        <w:t>All uncertainty intervals are simulation noise; no interval expresses uncertainty about the assumptions, which is the dominant uncertainty.</w:t>
+        <w:t>All uncertainty intervals describe simulation noise; no interval expresses uncertainty about the assumptions, which is the dominant uncertainty.</w:t>
       </w:r>
     </w:p>
     <w:p>
@@ -10357,7 +14824,7 @@
         <w:jc w:val="both"/>
       </w:pPr>
       <w:r>
-        <w:t>The minimum test consists of a controlled corridor with known pipe positions, depths and materials in at least two soils; GPR and EM data recorded with surveyed positions; the software run offline; and detection, location and depth errors, calibration and unverified coverage reported with the definitions of Section 4.5. The attenuation, threshold, coupling and persistence parameters would be fitted per soil, and the three-state rule validated by trial pits placed by verification priority. Until then the numbers in this paper are properties of the simulator.</w:t>
+        <w:t>The minimum test consists of a controlled corridor with known pipe positions, depths and materials in at least two soils, surveyed with a centre pass and parallel passes; GPR and EM data recorded with surveyed positions; a deliberate sensor fault and a reference-target check; the software run offline; and detection, location and depth errors, calibration and unverified coverage reported with the definitions of Section 4.5. A false clearance of at most 1% shown with a 95% upper bound needs about 368 released segments with no failure, or about 555 with one failure (exact binomial intervals; (Clopper and Pearson, 1934; Brown et al., 2001)). The attenuation, threshold, coupling and persistence parameters would be fitted per soil, and the three-state rule validated by trial pits placed by verification priority. Until then the numbers in this paper are properties of the simulator.</w:t>
       </w:r>
     </w:p>
     <w:p>
@@ -10377,7 +14844,7 @@
         <w:jc w:val="both"/>
       </w:pPr>
       <w:r>
-        <w:t>A decision layer that turns GPR and EM detections into present, absent and unverified states, with probabilities and a verification ranking, was specified and evaluated in simulation. The following conclusions apply to the model and not to the field.</w:t>
+        <w:t>A decision layer that turns GPR and EM detections into present, absent and unverified states, with lateral tracking, sensor-health awareness, depth-resolved capability zones and a verification ranking, was specified and evaluated in simulation. The following conclusions apply to the model and not to the field.</w:t>
       </w:r>
     </w:p>
     <w:p>
@@ -10386,7 +14853,7 @@
         <w:spacing w:after="60"/>
       </w:pPr>
       <w:r>
-        <w:t>16% of the assumed network (plastic and concrete sewers at the depths where they lie, in loam, clay and fill) is sensor-blind, and a map that does not say so would convert silence into clearance.</w:t>
+        <w:t>16% of the assumed network (plastic and concrete sewers at the depths where they lie, in loam, clay and fill) is sensor-blind at the class mid-depth, and a map that does not say so would convert silence into clearance.</w:t>
       </w:r>
     </w:p>
     <w:p>
@@ -10395,7 +14862,7 @@
         <w:spacing w:after="60"/>
       </w:pPr>
       <w:r>
-        <w:t>In sensor-visible cells the framework reaches 98.3% accuracy (miss 2.4%, false alarm 0.3%), a modest improvement over calibrated per-segment fusion (97.8%, 3.0%, 0.7%), and far above the EM-only proxy (53.5% accuracy, miss 70.2%).</w:t>
+        <w:t>In sensor-visible cells the anchored filter reaches 98.3% accuracy (miss 2.4%, false alarm 0.3%), a modest improvement over calibrated per-segment fusion (97.8%, 3.0%, 0.7%) and far above the EM-only proxy (53.5% accuracy).</w:t>
       </w:r>
     </w:p>
     <w:p>
@@ -10404,7 +14871,7 @@
         <w:spacing w:after="60"/>
       </w:pPr>
       <w:r>
-        <w:t>Its probabilities are well ordered, with an ECE of 0.030, but are under-confident in the mid-range; an isotonic map fitted on separate runs corrects this in simulation.</w:t>
+        <w:t>At equal released coverage the layer is only slightly safer than per-segment fusion, and the three-state rule is not safer than a binary ranking in the matched model; the apparent fourfold advantage reported in version 1 came from comparing different operating points.</w:t>
       </w:r>
     </w:p>
     <w:p>
@@ -10413,7 +14880,7 @@
         <w:spacing w:after="60"/>
       </w:pPr>
       <w:r>
-        <w:t>In the clearance trial the three-state rule gives about 4.5 times fewer strikes per kilometre than the binary map for 7 percentage points less corridor released.</w:t>
+        <w:t>Three parallel passes with lateral tracking hold false alarms near 2.3% under frequent lateral shifts where one-pass filters reach 6.7%; a flagged sensor failure is handled by treating the sensor as uninformative, but an unflagged failure and unseen soils defeat every model tested (false clearance 65% and 9%).</w:t>
       </w:r>
     </w:p>
     <w:p>
@@ -10422,7 +14889,7 @@
         <w:spacing w:after="60"/>
       </w:pPr>
       <w:r>
-        <w:t>Lateral shifts of utilities, an anchor that is certain but wrong, GPR failure and uncertain depth are the main failure modes; depth knowledge is the cheapest improvement; re-scanning and EM add little to detection in this model.</w:t>
+        <w:t>The most useful next step is a field test with ground truth that measures the health diagnostic, the lateral response and the soil attenuation, because these assumptions decide the results.</w:t>
       </w:r>
     </w:p>
     <w:p>
@@ -10514,10 +14981,25 @@
         <w:rPr>
           <w:b/>
         </w:rPr>
+        <w:t>Version history.</w:t>
+      </w:r>
+      <w:r>
+        <w:t xml:space="preserve"> Version 1 of this preprint (https://doi.org/10.5281/zenodo.23306883; software https://doi.org/10.5281/zenodo.23306881) compared a binary map and a three-state rule at different released coverages and reported about four times fewer strikes for the three-state rule. That comparison is withdrawn: version 2 compares policies at equal coverage, equal risk and equal cost (Section 5.6), and adds lateral tracking, sensor-health awareness, capability zones, unseen soils, cluster-bootstrap intervals and a value-of-information analysis. All numbers of version 1 that are quoted here are unchanged.</w:t>
+      </w:r>
+    </w:p>
+    <w:p>
+      <w:pPr>
+        <w:keepNext w:val="0"/>
+        <w:jc w:val="both"/>
+      </w:pPr>
+      <w:r>
+        <w:rPr>
+          <w:b/>
+        </w:rPr>
         <w:t>Data and code availability.</w:t>
       </w:r>
       <w:r>
-        <w:t xml:space="preserve"> All code, the configuration, results.json, the figure script, tests and the manuscript builders are available at https://github.com/sandlerleon/subsurface-risk-calibrated-mapping (release v1.0.0) and are archived on Zenodo (software: https://doi.org/10.5281/zenodo.23306881; manuscript preprint: https://doi.org/10.5281/zenodo.23306883). Every table and figure is regenerated by the commands in Appendix B. No field data were used.</w:t>
+        <w:t xml:space="preserve"> All code, the configurations, results.json and results_v4.json, the figure scripts, tests and the manuscript builders are available at https://github.com/sandlerleon/subsurface-risk-calibrated-mapping (release v1.1.0) and are archived on Zenodo (software: https://doi.org/10.5281/zenodo.23307525, all versions https://doi.org/10.5281/zenodo.23306880; manuscript preprint: https://doi.org/10.5281/zenodo.23307526, all versions https://doi.org/10.5281/zenodo.23306882). Every table and figure is regenerated by the commands in Appendix B. No field data were used.</w:t>
       </w:r>
     </w:p>
     <w:p>
@@ -10728,6 +15210,42 @@
           <w:rFonts w:ascii="Courier New" w:hAnsi="Courier New"/>
           <w:sz w:val="19"/>
         </w:rPr>
+        <w:t>python SubSurface_v4.py --demo                 # 13 self-tests of the version 1.1 code</w:t>
+      </w:r>
+    </w:p>
+    <w:p>
+      <w:pPr>
+        <w:spacing w:after="0" w:line="240" w:lineRule="auto"/>
+      </w:pPr>
+      <w:r>
+        <w:rPr>
+          <w:rFonts w:ascii="Courier New" w:hAnsi="Courier New"/>
+          <w:sz w:val="19"/>
+        </w:rPr>
+        <w:t>python SubSurface_v4.py --reproduce --out results_v4 --seed 42</w:t>
+      </w:r>
+    </w:p>
+    <w:p>
+      <w:pPr>
+        <w:spacing w:after="0" w:line="240" w:lineRule="auto"/>
+      </w:pPr>
+      <w:r>
+        <w:rPr>
+          <w:rFonts w:ascii="Courier New" w:hAnsi="Courier New"/>
+          <w:sz w:val="19"/>
+        </w:rPr>
+        <w:t>python figure_generation_v4.py --results results_v4/results_v4.json --out results_v4/figures</w:t>
+      </w:r>
+    </w:p>
+    <w:p>
+      <w:pPr>
+        <w:spacing w:after="0" w:line="240" w:lineRule="auto"/>
+      </w:pPr>
+      <w:r>
+        <w:rPr>
+          <w:rFonts w:ascii="Courier New" w:hAnsi="Courier New"/>
+          <w:sz w:val="19"/>
+        </w:rPr>
         <w:t>python tests/test_subsurface.py</w:t>
       </w:r>
     </w:p>
@@ -10853,6 +15371,32 @@
         <w:rPr>
           <w:sz w:val="19"/>
         </w:rPr>
+        <w:t xml:space="preserve">Brown, L.D., Cai, T.T., &amp; DasGupta, A. (2001). Interval Estimation for a Binomial Proportion. </w:t>
+      </w:r>
+      <w:r>
+        <w:rPr>
+          <w:i/>
+          <w:sz w:val="19"/>
+        </w:rPr>
+        <w:t>Statistical Science</w:t>
+      </w:r>
+      <w:r>
+        <w:rPr>
+          <w:sz w:val="19"/>
+        </w:rPr>
+        <w:t xml:space="preserve"> 16(2). https://doi.org/10.1214/ss/1009213286</w:t>
+      </w:r>
+    </w:p>
+    <w:p>
+      <w:pPr>
+        <w:keepNext w:val="0"/>
+        <w:spacing w:after="60" w:line="264" w:lineRule="auto"/>
+        <w:ind w:left="360" w:hanging="360"/>
+      </w:pPr>
+      <w:r>
+        <w:rPr>
+          <w:sz w:val="19"/>
+        </w:rPr>
         <w:t xml:space="preserve">Chow, C. (1970). On optimum recognition error and reject tradeoff. </w:t>
       </w:r>
       <w:r>
@@ -10879,6 +15423,32 @@
         <w:rPr>
           <w:sz w:val="19"/>
         </w:rPr>
+        <w:t xml:space="preserve">Clopper, C.J., &amp; Pearson, E.S. (1934). The use of confidence or fiducial limits illustrated in the case of the binomial. </w:t>
+      </w:r>
+      <w:r>
+        <w:rPr>
+          <w:i/>
+          <w:sz w:val="19"/>
+        </w:rPr>
+        <w:t>Biometrika</w:t>
+      </w:r>
+      <w:r>
+        <w:rPr>
+          <w:sz w:val="19"/>
+        </w:rPr>
+        <w:t xml:space="preserve"> 26(4), 404-413. https://doi.org/10.1093/biomet/26.4.404</w:t>
+      </w:r>
+    </w:p>
+    <w:p>
+      <w:pPr>
+        <w:keepNext w:val="0"/>
+        <w:spacing w:after="60" w:line="264" w:lineRule="auto"/>
+        <w:ind w:left="360" w:hanging="360"/>
+      </w:pPr>
+      <w:r>
+        <w:rPr>
+          <w:sz w:val="19"/>
+        </w:rPr>
         <w:t xml:space="preserve">Costello, S., Chapman, D., Rogers, C., &amp; Metje, N. (2007). Underground asset location and condition assessment technologies. </w:t>
       </w:r>
       <w:r>
@@ -11009,6 +15579,32 @@
         <w:rPr>
           <w:sz w:val="19"/>
         </w:rPr>
+        <w:t xml:space="preserve">Dou, Q., Lin, Z., Magee, D.R., &amp; Cohn, A.G. (2020). 3D mapping from partial observations: An application to utility mapping. </w:t>
+      </w:r>
+      <w:r>
+        <w:rPr>
+          <w:i/>
+          <w:sz w:val="19"/>
+        </w:rPr>
+        <w:t>Automation in Construction</w:t>
+      </w:r>
+      <w:r>
+        <w:rPr>
+          <w:sz w:val="19"/>
+        </w:rPr>
+        <w:t xml:space="preserve"> 117, 103229. https://doi.org/10.1016/j.autcon.2020.103229</w:t>
+      </w:r>
+    </w:p>
+    <w:p>
+      <w:pPr>
+        <w:keepNext w:val="0"/>
+        <w:spacing w:after="60" w:line="264" w:lineRule="auto"/>
+        <w:ind w:left="360" w:hanging="360"/>
+      </w:pPr>
+      <w:r>
+        <w:rPr>
+          <w:sz w:val="19"/>
+        </w:rPr>
         <w:t xml:space="preserve">Elfes, A. (1989). Using occupancy grids for mobile robot perception and navigation. </w:t>
       </w:r>
       <w:r>
@@ -11179,6 +15775,32 @@
           <w:sz w:val="19"/>
         </w:rPr>
         <w:t xml:space="preserve"> 585(7825), 357-362. https://doi.org/10.1038/s41586-020-2649-2</w:t>
+      </w:r>
+    </w:p>
+    <w:p>
+      <w:pPr>
+        <w:keepNext w:val="0"/>
+        <w:spacing w:after="60" w:line="264" w:lineRule="auto"/>
+        <w:ind w:left="360" w:hanging="360"/>
+      </w:pPr>
+      <w:r>
+        <w:rPr>
+          <w:sz w:val="19"/>
+        </w:rPr>
+        <w:t xml:space="preserve">Howard, R. (1966). Information Value Theory. </w:t>
+      </w:r>
+      <w:r>
+        <w:rPr>
+          <w:i/>
+          <w:sz w:val="19"/>
+        </w:rPr>
+        <w:t>IEEE Transactions on Systems Science and Cybernetics</w:t>
+      </w:r>
+      <w:r>
+        <w:rPr>
+          <w:sz w:val="19"/>
+        </w:rPr>
+        <w:t xml:space="preserve"> 2(1), 22-26. https://doi.org/10.1109/tssc.1966.300074</w:t>
       </w:r>
     </w:p>
     <w:p>

--- a/manuscript/Manuscript_TUST.docx
+++ b/manuscript/Manuscript_TUST.docx
@@ -78,7 +78,7 @@
         <w:rPr>
           <w:sz w:val="19"/>
         </w:rPr>
-        <w:t xml:space="preserve"> (original research article). Software: https://github.com/sandlerleon/subsurface-risk-calibrated-mapping (archived at https://doi.org/10.5281/zenodo.23307525). Preprint: https://doi.org/10.5281/zenodo.23307526.</w:t>
+        <w:t xml:space="preserve"> (original research article). Software: https://github.com/sandlerleon/subsurface-risk-calibrated-mapping (archived at https://doi.org/10.5281/zenodo.23308158). Preprint: https://doi.org/10.5281/zenodo.23308159.</w:t>
       </w:r>
     </w:p>
     <w:p>
@@ -98,7 +98,7 @@
         <w:jc w:val="both"/>
       </w:pPr>
       <w:r>
-        <w:t>Excavation near buried utilities relies on maps whose reliability is rarely stated. This paper specifies and tests, in simulation only, a decision layer above ground-penetrating radar (GPR), an electromagnetic (EM) locator and a known anchor. A Bayesian filter follows each utility along a corridor of 5 m segments and across a lateral grid, treats a sensor flagged as failed as uninformative, and reports each segment as present, absent or unverified; unverified marks segments where the expected detection probability at the estimated depth is below 0.3 or an on-site reference check fails. Seeded Monte Carlo experiments with cluster-bootstrap intervals compare six models in sixteen scenarios and keep detection, calibration, lateral localisation and unverified coverage apart. In sensor-visible cells the anchored filter reaches 98.3% accuracy (miss 2.4%, false alarm 0.3%), against 53.5% for an EM-only proxy. With three parallel passes, lateral tracking holds false alarms near 2.3% as displacements become frequent, where one-pass filters reach 6.7%; sensor-health awareness cuts false clearance from 18.9% to 3.5% under mixed sensor health with an imperfect diagnostic, but nothing protects against a failed GPR that is not flagged (65%). At equal released coverage the anchored filter is only slightly safer than per-segment fusion: an earlier four-fold advantage of the three-state rule was an operating-point effect and is withdrawn. In unseen soils false clearance stays at 8.7% even with a reference check. All parameters are assumptions and no field data are used.</w:t>
+        <w:t>Excavation near buried utilities relies on maps whose reliability is rarely stated. This paper specifies and tests, in simulation only, a decision policy above ground-penetrating radar (GPR), an electromagnetic (EM) locator and a known anchor: a Bayesian filter follows a utility along a corridor and across a lateral grid, treats a sensor flagged as failed as uninformative, and reports each segment as present, absent or unverified, the last where capability at the estimated depth is below 0.3 or an on-site reference check fails. It is a methodological demonstration: sensor behaviour is assumed and no published detection-versus-depth dataset was reproduced. Seeded Monte Carlo experiments with cluster-bootstrap intervals compare six models in sixteen scenarios, a structural-mismatch series and a parameter envelope, keeping detection, calibration, localisation and unverified coverage apart. In sensor-visible cells the anchored filter reaches 98.3% accuracy against 53.5% for an EM-only proxy, and with three parallel passes false alarms stay near 2.3% under frequent lateral shifts where one-pass filters reach 6.7%; sensor-health awareness cuts false clearance from 18.9% to 3.5% under mixed sensor health with an imperfect diagnostic, but an unflagged GPR failure defeats every model (65%). At equal released coverage the gain over per-segment fusion is small. Structural mismatch hurts: with a parallel utility the lateral tracker trades false alarms for false clearance (15% against 2% for a one-pass filter), and wide parameter uncertainty and unseen soils (8.7% false clearance with a reference check) degrade all models. Modelled intersections are risk proxies, not strikes.</w:t>
       </w:r>
     </w:p>
     <w:p>
@@ -291,6 +291,1022 @@
       </w:pPr>
       <w:r>
         <w:t>Maintaining a probability of occupancy per cell and updating it with each observation is established in robot mapping (Elfes, 1989). The corridor filter used here is a one-dimensional relative of that idea with a persistence prior along the alignment. Classifiers with a reject option, which decline to decide when the evidence is weak, trade error against coverage (Chow, 1970); the unverified state plays that role, with the difference that it is set by expected detectability rather than by the posterior alone. Probabilities are useful for decisions only if they are calibrated. Calibration and sharpness are distinct properties of probabilistic forecasts (Gneiting et al., 2007), scored by proper scoring rules such as the Brier score (Brier, 1950; Gneiting and Raftery, 2007), which decomposes into reliability, resolution and uncertainty (Murphy, 1973). Methods exist to recalibrate scores (Zadrozny and Elkan, 2002; Niculescu-Mizil and Caruana, 2005; Naeini et al., 2015), and the independence assumption of naive combination of evidence can give good decisions while giving poor probabilities (Domingos and Pazzani, 1997; Hand and Yu, 2001), which is the situation examined in Sections 5.4 and 5.9. Accuracy depends on how many segments are truly occupied, which changes with the corridor and with the loss hazard, and precision-recall or balanced measures are more informative when classes are imbalanced (Fawcett, 2006; Saito and Rehmsmeier, 2015). The results therefore report balanced accuracy and class prevalence alongside accuracy.</w:t>
+      </w:r>
+    </w:p>
+    <w:p>
+      <w:pPr>
+        <w:pStyle w:val="Heading2"/>
+      </w:pPr>
+      <w:r>
+        <w:rPr>
+          <w:rFonts w:ascii="Times New Roman" w:hAnsi="Times New Roman"/>
+        </w:rPr>
+        <w:t>2.4 Positioning against the closest existing approaches</w:t>
+      </w:r>
+    </w:p>
+    <w:p>
+      <w:pPr>
+        <w:keepNext w:val="0"/>
+        <w:jc w:val="both"/>
+      </w:pPr>
+      <w:r>
+        <w:t>Spatial tracking of utilities across scan lines with multi-sensor fusion exists: Dou et al. (2016) march utility tracks from one scan cross-section to the next with an extended Kalman filter and associate hypothesised detections from five sensor types, and Dou et al. (2020) map utilities from partial observations. Occupancy mapping (Elfes, 1989), reject-option decisions (Chow, 1970) and GPR-EM fusion (Stanley et al., 2002; Tesfamariam et al., 2012; Milisavljević et al., 2003) supply the other ingredients. Table 1 states, as far as the titles and abstracts say, which of the properties of the present layer each addresses; it is a reading of the cited work, not an audit of it.</w:t>
+      </w:r>
+    </w:p>
+    <w:p>
+      <w:pPr>
+        <w:keepNext/>
+        <w:spacing w:line="276" w:lineRule="auto" w:after="200"/>
+      </w:pPr>
+      <w:r>
+        <w:rPr>
+          <w:b/>
+          <w:sz w:val="19"/>
+        </w:rPr>
+        <w:t>Table 1.</w:t>
+      </w:r>
+      <w:r>
+        <w:rPr>
+          <w:sz w:val="19"/>
+        </w:rPr>
+        <w:t xml:space="preserve"> Closest existing approaches and the present layer. Yes = addressed; — = not described in the abstract or title read; n/e = not examined in detail.</w:t>
+      </w:r>
+    </w:p>
+    <w:tbl>
+      <w:tblPr>
+        <w:tblStyle w:val="TableGrid"/>
+        <w:tblW w:type="auto" w:w="0"/>
+        <w:jc w:val="center"/>
+        <w:tblLayout w:type="fixed"/>
+        <w:tblLook w:firstColumn="1" w:firstRow="1" w:lastColumn="0" w:lastRow="0" w:noHBand="0" w:noVBand="1" w:val="04A0"/>
+      </w:tblPr>
+      <w:tblGrid>
+        <w:gridCol w:w="2880"/>
+        <w:gridCol w:w="1368"/>
+        <w:gridCol w:w="1296"/>
+        <w:gridCol w:w="1296"/>
+        <w:gridCol w:w="1368"/>
+        <w:gridCol w:w="1296"/>
+      </w:tblGrid>
+      <w:tr>
+        <w:trPr>
+          <w:tblHeader w:val="true"/>
+        </w:trPr>
+        <w:tc>
+          <w:tcPr>
+            <w:tcW w:type="dxa" w:w="2880"/>
+          </w:tcPr>
+          <w:p>
+            <w:pPr>
+              <w:spacing w:line="240" w:lineRule="auto" w:after="20"/>
+            </w:pPr>
+            <w:r/>
+            <w:r>
+              <w:rPr>
+                <w:b/>
+                <w:sz w:val="14"/>
+              </w:rPr>
+              <w:t>Approach</w:t>
+            </w:r>
+          </w:p>
+        </w:tc>
+        <w:tc>
+          <w:tcPr>
+            <w:tcW w:type="dxa" w:w="1368"/>
+          </w:tcPr>
+          <w:p>
+            <w:pPr>
+              <w:spacing w:line="240" w:lineRule="auto" w:after="20"/>
+            </w:pPr>
+            <w:r/>
+            <w:r>
+              <w:rPr>
+                <w:b/>
+                <w:sz w:val="14"/>
+              </w:rPr>
+              <w:t>Spatial tracking</w:t>
+            </w:r>
+          </w:p>
+        </w:tc>
+        <w:tc>
+          <w:tcPr>
+            <w:tcW w:type="dxa" w:w="1296"/>
+          </w:tcPr>
+          <w:p>
+            <w:pPr>
+              <w:spacing w:line="240" w:lineRule="auto" w:after="20"/>
+            </w:pPr>
+            <w:r/>
+            <w:r>
+              <w:rPr>
+                <w:b/>
+                <w:sz w:val="14"/>
+              </w:rPr>
+              <w:t>Sensor-health modelling</w:t>
+            </w:r>
+          </w:p>
+        </w:tc>
+        <w:tc>
+          <w:tcPr>
+            <w:tcW w:type="dxa" w:w="1296"/>
+          </w:tcPr>
+          <w:p>
+            <w:pPr>
+              <w:spacing w:line="240" w:lineRule="auto" w:after="20"/>
+            </w:pPr>
+            <w:r/>
+            <w:r>
+              <w:rPr>
+                <w:b/>
+                <w:sz w:val="14"/>
+              </w:rPr>
+              <w:t>Detection-limit awareness</w:t>
+            </w:r>
+          </w:p>
+        </w:tc>
+        <w:tc>
+          <w:tcPr>
+            <w:tcW w:type="dxa" w:w="1368"/>
+          </w:tcPr>
+          <w:p>
+            <w:pPr>
+              <w:spacing w:line="240" w:lineRule="auto" w:after="20"/>
+            </w:pPr>
+            <w:r/>
+            <w:r>
+              <w:rPr>
+                <w:b/>
+                <w:sz w:val="14"/>
+              </w:rPr>
+              <w:t>Calibrated abstention</w:t>
+            </w:r>
+          </w:p>
+        </w:tc>
+        <w:tc>
+          <w:tcPr>
+            <w:tcW w:type="dxa" w:w="1296"/>
+          </w:tcPr>
+          <w:p>
+            <w:pPr>
+              <w:spacing w:line="240" w:lineRule="auto" w:after="20"/>
+            </w:pPr>
+            <w:r/>
+            <w:r>
+              <w:rPr>
+                <w:b/>
+                <w:sz w:val="14"/>
+              </w:rPr>
+              <w:t>Risk-based verification</w:t>
+            </w:r>
+          </w:p>
+        </w:tc>
+      </w:tr>
+      <w:tr>
+        <w:tc>
+          <w:tcPr>
+            <w:tcW w:type="dxa" w:w="2880"/>
+          </w:tcPr>
+          <w:p>
+            <w:pPr>
+              <w:spacing w:line="240" w:lineRule="auto" w:after="20"/>
+            </w:pPr>
+            <w:r/>
+            <w:r>
+              <w:rPr>
+                <w:sz w:val="14"/>
+              </w:rPr>
+              <w:t>Occupancy grids (Elfes, 1989)</w:t>
+            </w:r>
+          </w:p>
+        </w:tc>
+        <w:tc>
+          <w:tcPr>
+            <w:tcW w:type="dxa" w:w="1368"/>
+          </w:tcPr>
+          <w:p>
+            <w:pPr>
+              <w:spacing w:line="240" w:lineRule="auto" w:after="20"/>
+            </w:pPr>
+            <w:r/>
+            <w:r>
+              <w:rPr>
+                <w:sz w:val="14"/>
+              </w:rPr>
+              <w:t>Yes (grid cells)</w:t>
+            </w:r>
+          </w:p>
+        </w:tc>
+        <w:tc>
+          <w:tcPr>
+            <w:tcW w:type="dxa" w:w="1296"/>
+          </w:tcPr>
+          <w:p>
+            <w:pPr>
+              <w:spacing w:line="240" w:lineRule="auto" w:after="20"/>
+            </w:pPr>
+            <w:r/>
+            <w:r>
+              <w:rPr>
+                <w:sz w:val="14"/>
+              </w:rPr>
+              <w:t>—</w:t>
+            </w:r>
+          </w:p>
+        </w:tc>
+        <w:tc>
+          <w:tcPr>
+            <w:tcW w:type="dxa" w:w="1296"/>
+          </w:tcPr>
+          <w:p>
+            <w:pPr>
+              <w:spacing w:line="240" w:lineRule="auto" w:after="20"/>
+            </w:pPr>
+            <w:r/>
+            <w:r>
+              <w:rPr>
+                <w:sz w:val="14"/>
+              </w:rPr>
+              <w:t>through sensor models</w:t>
+            </w:r>
+          </w:p>
+        </w:tc>
+        <w:tc>
+          <w:tcPr>
+            <w:tcW w:type="dxa" w:w="1368"/>
+          </w:tcPr>
+          <w:p>
+            <w:pPr>
+              <w:spacing w:line="240" w:lineRule="auto" w:after="20"/>
+            </w:pPr>
+            <w:r/>
+            <w:r>
+              <w:rPr>
+                <w:sz w:val="14"/>
+              </w:rPr>
+              <w:t>—</w:t>
+            </w:r>
+          </w:p>
+        </w:tc>
+        <w:tc>
+          <w:tcPr>
+            <w:tcW w:type="dxa" w:w="1296"/>
+          </w:tcPr>
+          <w:p>
+            <w:pPr>
+              <w:spacing w:line="240" w:lineRule="auto" w:after="20"/>
+            </w:pPr>
+            <w:r/>
+            <w:r>
+              <w:rPr>
+                <w:sz w:val="14"/>
+              </w:rPr>
+              <w:t>—</w:t>
+            </w:r>
+          </w:p>
+        </w:tc>
+      </w:tr>
+      <w:tr>
+        <w:tc>
+          <w:tcPr>
+            <w:tcW w:type="dxa" w:w="2880"/>
+          </w:tcPr>
+          <w:p>
+            <w:pPr>
+              <w:spacing w:line="240" w:lineRule="auto" w:after="20"/>
+            </w:pPr>
+            <w:r/>
+            <w:r>
+              <w:rPr>
+                <w:sz w:val="14"/>
+              </w:rPr>
+              <w:t>Reject-option decisions (Chow, 1970)</w:t>
+            </w:r>
+          </w:p>
+        </w:tc>
+        <w:tc>
+          <w:tcPr>
+            <w:tcW w:type="dxa" w:w="1368"/>
+          </w:tcPr>
+          <w:p>
+            <w:pPr>
+              <w:spacing w:line="240" w:lineRule="auto" w:after="20"/>
+            </w:pPr>
+            <w:r/>
+            <w:r>
+              <w:rPr>
+                <w:sz w:val="14"/>
+              </w:rPr>
+              <w:t>—</w:t>
+            </w:r>
+          </w:p>
+        </w:tc>
+        <w:tc>
+          <w:tcPr>
+            <w:tcW w:type="dxa" w:w="1296"/>
+          </w:tcPr>
+          <w:p>
+            <w:pPr>
+              <w:spacing w:line="240" w:lineRule="auto" w:after="20"/>
+            </w:pPr>
+            <w:r/>
+            <w:r>
+              <w:rPr>
+                <w:sz w:val="14"/>
+              </w:rPr>
+              <w:t>—</w:t>
+            </w:r>
+          </w:p>
+        </w:tc>
+        <w:tc>
+          <w:tcPr>
+            <w:tcW w:type="dxa" w:w="1296"/>
+          </w:tcPr>
+          <w:p>
+            <w:pPr>
+              <w:spacing w:line="240" w:lineRule="auto" w:after="20"/>
+            </w:pPr>
+            <w:r/>
+            <w:r>
+              <w:rPr>
+                <w:sz w:val="14"/>
+              </w:rPr>
+              <w:t>—</w:t>
+            </w:r>
+          </w:p>
+        </w:tc>
+        <w:tc>
+          <w:tcPr>
+            <w:tcW w:type="dxa" w:w="1368"/>
+          </w:tcPr>
+          <w:p>
+            <w:pPr>
+              <w:spacing w:line="240" w:lineRule="auto" w:after="20"/>
+            </w:pPr>
+            <w:r/>
+            <w:r>
+              <w:rPr>
+                <w:sz w:val="14"/>
+              </w:rPr>
+              <w:t>Yes (posterior threshold)</w:t>
+            </w:r>
+          </w:p>
+        </w:tc>
+        <w:tc>
+          <w:tcPr>
+            <w:tcW w:type="dxa" w:w="1296"/>
+          </w:tcPr>
+          <w:p>
+            <w:pPr>
+              <w:spacing w:line="240" w:lineRule="auto" w:after="20"/>
+            </w:pPr>
+            <w:r/>
+            <w:r>
+              <w:rPr>
+                <w:sz w:val="14"/>
+              </w:rPr>
+              <w:t>—</w:t>
+            </w:r>
+          </w:p>
+        </w:tc>
+      </w:tr>
+      <w:tr>
+        <w:tc>
+          <w:tcPr>
+            <w:tcW w:type="dxa" w:w="2880"/>
+          </w:tcPr>
+          <w:p>
+            <w:pPr>
+              <w:spacing w:line="240" w:lineRule="auto" w:after="20"/>
+            </w:pPr>
+            <w:r/>
+            <w:r>
+              <w:rPr>
+                <w:sz w:val="14"/>
+              </w:rPr>
+              <w:t>GPR-EMI fusion, landmines (Stanley et al., 2002)</w:t>
+            </w:r>
+          </w:p>
+        </w:tc>
+        <w:tc>
+          <w:tcPr>
+            <w:tcW w:type="dxa" w:w="1368"/>
+          </w:tcPr>
+          <w:p>
+            <w:pPr>
+              <w:spacing w:line="240" w:lineRule="auto" w:after="20"/>
+            </w:pPr>
+            <w:r/>
+            <w:r>
+              <w:rPr>
+                <w:sz w:val="14"/>
+              </w:rPr>
+              <w:t>—</w:t>
+            </w:r>
+          </w:p>
+        </w:tc>
+        <w:tc>
+          <w:tcPr>
+            <w:tcW w:type="dxa" w:w="1296"/>
+          </w:tcPr>
+          <w:p>
+            <w:pPr>
+              <w:spacing w:line="240" w:lineRule="auto" w:after="20"/>
+            </w:pPr>
+            <w:r/>
+            <w:r>
+              <w:rPr>
+                <w:sz w:val="14"/>
+              </w:rPr>
+              <w:t>n/e</w:t>
+            </w:r>
+          </w:p>
+        </w:tc>
+        <w:tc>
+          <w:tcPr>
+            <w:tcW w:type="dxa" w:w="1296"/>
+          </w:tcPr>
+          <w:p>
+            <w:pPr>
+              <w:spacing w:line="240" w:lineRule="auto" w:after="20"/>
+            </w:pPr>
+            <w:r/>
+            <w:r>
+              <w:rPr>
+                <w:sz w:val="14"/>
+              </w:rPr>
+              <w:t>n/e</w:t>
+            </w:r>
+          </w:p>
+        </w:tc>
+        <w:tc>
+          <w:tcPr>
+            <w:tcW w:type="dxa" w:w="1368"/>
+          </w:tcPr>
+          <w:p>
+            <w:pPr>
+              <w:spacing w:line="240" w:lineRule="auto" w:after="20"/>
+            </w:pPr>
+            <w:r/>
+            <w:r>
+              <w:rPr>
+                <w:sz w:val="14"/>
+              </w:rPr>
+              <w:t>n/e</w:t>
+            </w:r>
+          </w:p>
+        </w:tc>
+        <w:tc>
+          <w:tcPr>
+            <w:tcW w:type="dxa" w:w="1296"/>
+          </w:tcPr>
+          <w:p>
+            <w:pPr>
+              <w:spacing w:line="240" w:lineRule="auto" w:after="20"/>
+            </w:pPr>
+            <w:r/>
+            <w:r>
+              <w:rPr>
+                <w:sz w:val="14"/>
+              </w:rPr>
+              <w:t>n/e</w:t>
+            </w:r>
+          </w:p>
+        </w:tc>
+      </w:tr>
+      <w:tr>
+        <w:tc>
+          <w:tcPr>
+            <w:tcW w:type="dxa" w:w="2880"/>
+          </w:tcPr>
+          <w:p>
+            <w:pPr>
+              <w:spacing w:line="240" w:lineRule="auto" w:after="20"/>
+            </w:pPr>
+            <w:r/>
+            <w:r>
+              <w:rPr>
+                <w:sz w:val="14"/>
+              </w:rPr>
+              <w:t>Fusion of correlated decisions, GPR (Tesfamariam et al., 2012)</w:t>
+            </w:r>
+          </w:p>
+        </w:tc>
+        <w:tc>
+          <w:tcPr>
+            <w:tcW w:type="dxa" w:w="1368"/>
+          </w:tcPr>
+          <w:p>
+            <w:pPr>
+              <w:spacing w:line="240" w:lineRule="auto" w:after="20"/>
+            </w:pPr>
+            <w:r/>
+            <w:r>
+              <w:rPr>
+                <w:sz w:val="14"/>
+              </w:rPr>
+              <w:t>—</w:t>
+            </w:r>
+          </w:p>
+        </w:tc>
+        <w:tc>
+          <w:tcPr>
+            <w:tcW w:type="dxa" w:w="1296"/>
+          </w:tcPr>
+          <w:p>
+            <w:pPr>
+              <w:spacing w:line="240" w:lineRule="auto" w:after="20"/>
+            </w:pPr>
+            <w:r/>
+            <w:r>
+              <w:rPr>
+                <w:sz w:val="14"/>
+              </w:rPr>
+              <w:t>—</w:t>
+            </w:r>
+          </w:p>
+        </w:tc>
+        <w:tc>
+          <w:tcPr>
+            <w:tcW w:type="dxa" w:w="1296"/>
+          </w:tcPr>
+          <w:p>
+            <w:pPr>
+              <w:spacing w:line="240" w:lineRule="auto" w:after="20"/>
+            </w:pPr>
+            <w:r/>
+            <w:r>
+              <w:rPr>
+                <w:sz w:val="14"/>
+              </w:rPr>
+              <w:t>n/e</w:t>
+            </w:r>
+          </w:p>
+        </w:tc>
+        <w:tc>
+          <w:tcPr>
+            <w:tcW w:type="dxa" w:w="1368"/>
+          </w:tcPr>
+          <w:p>
+            <w:pPr>
+              <w:spacing w:line="240" w:lineRule="auto" w:after="20"/>
+            </w:pPr>
+            <w:r/>
+            <w:r>
+              <w:rPr>
+                <w:sz w:val="14"/>
+              </w:rPr>
+              <w:t>n/e</w:t>
+            </w:r>
+          </w:p>
+        </w:tc>
+        <w:tc>
+          <w:tcPr>
+            <w:tcW w:type="dxa" w:w="1296"/>
+          </w:tcPr>
+          <w:p>
+            <w:pPr>
+              <w:spacing w:line="240" w:lineRule="auto" w:after="20"/>
+            </w:pPr>
+            <w:r/>
+            <w:r>
+              <w:rPr>
+                <w:sz w:val="14"/>
+              </w:rPr>
+              <w:t>n/e</w:t>
+            </w:r>
+          </w:p>
+        </w:tc>
+      </w:tr>
+      <w:tr>
+        <w:tc>
+          <w:tcPr>
+            <w:tcW w:type="dxa" w:w="2880"/>
+          </w:tcPr>
+          <w:p>
+            <w:pPr>
+              <w:spacing w:line="240" w:lineRule="auto" w:after="20"/>
+            </w:pPr>
+            <w:r/>
+            <w:r>
+              <w:rPr>
+                <w:sz w:val="14"/>
+              </w:rPr>
+              <w:t>Dempster-Shafer fusion of GPR data (Milisavljević et al., 2003)</w:t>
+            </w:r>
+          </w:p>
+        </w:tc>
+        <w:tc>
+          <w:tcPr>
+            <w:tcW w:type="dxa" w:w="1368"/>
+          </w:tcPr>
+          <w:p>
+            <w:pPr>
+              <w:spacing w:line="240" w:lineRule="auto" w:after="20"/>
+            </w:pPr>
+            <w:r/>
+            <w:r>
+              <w:rPr>
+                <w:sz w:val="14"/>
+              </w:rPr>
+              <w:t>—</w:t>
+            </w:r>
+          </w:p>
+        </w:tc>
+        <w:tc>
+          <w:tcPr>
+            <w:tcW w:type="dxa" w:w="1296"/>
+          </w:tcPr>
+          <w:p>
+            <w:pPr>
+              <w:spacing w:line="240" w:lineRule="auto" w:after="20"/>
+            </w:pPr>
+            <w:r/>
+            <w:r>
+              <w:rPr>
+                <w:sz w:val="14"/>
+              </w:rPr>
+              <w:t>n/e</w:t>
+            </w:r>
+          </w:p>
+        </w:tc>
+        <w:tc>
+          <w:tcPr>
+            <w:tcW w:type="dxa" w:w="1296"/>
+          </w:tcPr>
+          <w:p>
+            <w:pPr>
+              <w:spacing w:line="240" w:lineRule="auto" w:after="20"/>
+            </w:pPr>
+            <w:r/>
+            <w:r>
+              <w:rPr>
+                <w:sz w:val="14"/>
+              </w:rPr>
+              <w:t>n/e</w:t>
+            </w:r>
+          </w:p>
+        </w:tc>
+        <w:tc>
+          <w:tcPr>
+            <w:tcW w:type="dxa" w:w="1368"/>
+          </w:tcPr>
+          <w:p>
+            <w:pPr>
+              <w:spacing w:line="240" w:lineRule="auto" w:after="20"/>
+            </w:pPr>
+            <w:r/>
+            <w:r>
+              <w:rPr>
+                <w:sz w:val="14"/>
+              </w:rPr>
+              <w:t>n/e</w:t>
+            </w:r>
+          </w:p>
+        </w:tc>
+        <w:tc>
+          <w:tcPr>
+            <w:tcW w:type="dxa" w:w="1296"/>
+          </w:tcPr>
+          <w:p>
+            <w:pPr>
+              <w:spacing w:line="240" w:lineRule="auto" w:after="20"/>
+            </w:pPr>
+            <w:r/>
+            <w:r>
+              <w:rPr>
+                <w:sz w:val="14"/>
+              </w:rPr>
+              <w:t>n/e</w:t>
+            </w:r>
+          </w:p>
+        </w:tc>
+      </w:tr>
+      <w:tr>
+        <w:tc>
+          <w:tcPr>
+            <w:tcW w:type="dxa" w:w="2880"/>
+          </w:tcPr>
+          <w:p>
+            <w:pPr>
+              <w:spacing w:line="240" w:lineRule="auto" w:after="20"/>
+            </w:pPr>
+            <w:r/>
+            <w:r>
+              <w:rPr>
+                <w:sz w:val="14"/>
+              </w:rPr>
+              <w:t>Multi-sensor utility location, extended Kalman filter (Dou et al., 2016)</w:t>
+            </w:r>
+          </w:p>
+        </w:tc>
+        <w:tc>
+          <w:tcPr>
+            <w:tcW w:type="dxa" w:w="1368"/>
+          </w:tcPr>
+          <w:p>
+            <w:pPr>
+              <w:spacing w:line="240" w:lineRule="auto" w:after="20"/>
+            </w:pPr>
+            <w:r/>
+            <w:r>
+              <w:rPr>
+                <w:sz w:val="14"/>
+              </w:rPr>
+              <w:t>Yes (tracks across scan lines)</w:t>
+            </w:r>
+          </w:p>
+        </w:tc>
+        <w:tc>
+          <w:tcPr>
+            <w:tcW w:type="dxa" w:w="1296"/>
+          </w:tcPr>
+          <w:p>
+            <w:pPr>
+              <w:spacing w:line="240" w:lineRule="auto" w:after="20"/>
+            </w:pPr>
+            <w:r/>
+            <w:r>
+              <w:rPr>
+                <w:sz w:val="14"/>
+              </w:rPr>
+              <w:t>—</w:t>
+            </w:r>
+          </w:p>
+        </w:tc>
+        <w:tc>
+          <w:tcPr>
+            <w:tcW w:type="dxa" w:w="1296"/>
+          </w:tcPr>
+          <w:p>
+            <w:pPr>
+              <w:spacing w:line="240" w:lineRule="auto" w:after="20"/>
+            </w:pPr>
+            <w:r/>
+            <w:r>
+              <w:rPr>
+                <w:sz w:val="14"/>
+              </w:rPr>
+              <w:t>—</w:t>
+            </w:r>
+          </w:p>
+        </w:tc>
+        <w:tc>
+          <w:tcPr>
+            <w:tcW w:type="dxa" w:w="1368"/>
+          </w:tcPr>
+          <w:p>
+            <w:pPr>
+              <w:spacing w:line="240" w:lineRule="auto" w:after="20"/>
+            </w:pPr>
+            <w:r/>
+            <w:r>
+              <w:rPr>
+                <w:sz w:val="14"/>
+              </w:rPr>
+              <w:t>—</w:t>
+            </w:r>
+          </w:p>
+        </w:tc>
+        <w:tc>
+          <w:tcPr>
+            <w:tcW w:type="dxa" w:w="1296"/>
+          </w:tcPr>
+          <w:p>
+            <w:pPr>
+              <w:spacing w:line="240" w:lineRule="auto" w:after="20"/>
+            </w:pPr>
+            <w:r/>
+            <w:r>
+              <w:rPr>
+                <w:sz w:val="14"/>
+              </w:rPr>
+              <w:t>—</w:t>
+            </w:r>
+          </w:p>
+        </w:tc>
+      </w:tr>
+      <w:tr>
+        <w:tc>
+          <w:tcPr>
+            <w:tcW w:type="dxa" w:w="2880"/>
+          </w:tcPr>
+          <w:p>
+            <w:pPr>
+              <w:spacing w:line="240" w:lineRule="auto" w:after="20"/>
+            </w:pPr>
+            <w:r/>
+            <w:r>
+              <w:rPr>
+                <w:sz w:val="14"/>
+              </w:rPr>
+              <w:t>Utility mapping from partial observations (Dou et al., 2020)</w:t>
+            </w:r>
+          </w:p>
+        </w:tc>
+        <w:tc>
+          <w:tcPr>
+            <w:tcW w:type="dxa" w:w="1368"/>
+          </w:tcPr>
+          <w:p>
+            <w:pPr>
+              <w:spacing w:line="240" w:lineRule="auto" w:after="20"/>
+            </w:pPr>
+            <w:r/>
+            <w:r>
+              <w:rPr>
+                <w:sz w:val="14"/>
+              </w:rPr>
+              <w:t>Yes (3D mapping)</w:t>
+            </w:r>
+          </w:p>
+        </w:tc>
+        <w:tc>
+          <w:tcPr>
+            <w:tcW w:type="dxa" w:w="1296"/>
+          </w:tcPr>
+          <w:p>
+            <w:pPr>
+              <w:spacing w:line="240" w:lineRule="auto" w:after="20"/>
+            </w:pPr>
+            <w:r/>
+            <w:r>
+              <w:rPr>
+                <w:sz w:val="14"/>
+              </w:rPr>
+              <w:t>n/e</w:t>
+            </w:r>
+          </w:p>
+        </w:tc>
+        <w:tc>
+          <w:tcPr>
+            <w:tcW w:type="dxa" w:w="1296"/>
+          </w:tcPr>
+          <w:p>
+            <w:pPr>
+              <w:spacing w:line="240" w:lineRule="auto" w:after="20"/>
+            </w:pPr>
+            <w:r/>
+            <w:r>
+              <w:rPr>
+                <w:sz w:val="14"/>
+              </w:rPr>
+              <w:t>n/e</w:t>
+            </w:r>
+          </w:p>
+        </w:tc>
+        <w:tc>
+          <w:tcPr>
+            <w:tcW w:type="dxa" w:w="1368"/>
+          </w:tcPr>
+          <w:p>
+            <w:pPr>
+              <w:spacing w:line="240" w:lineRule="auto" w:after="20"/>
+            </w:pPr>
+            <w:r/>
+            <w:r>
+              <w:rPr>
+                <w:sz w:val="14"/>
+              </w:rPr>
+              <w:t>n/e</w:t>
+            </w:r>
+          </w:p>
+        </w:tc>
+        <w:tc>
+          <w:tcPr>
+            <w:tcW w:type="dxa" w:w="1296"/>
+          </w:tcPr>
+          <w:p>
+            <w:pPr>
+              <w:spacing w:line="240" w:lineRule="auto" w:after="20"/>
+            </w:pPr>
+            <w:r/>
+            <w:r>
+              <w:rPr>
+                <w:sz w:val="14"/>
+              </w:rPr>
+              <w:t>n/e</w:t>
+            </w:r>
+          </w:p>
+        </w:tc>
+      </w:tr>
+      <w:tr>
+        <w:tc>
+          <w:tcPr>
+            <w:tcW w:type="dxa" w:w="2880"/>
+          </w:tcPr>
+          <w:p>
+            <w:pPr>
+              <w:spacing w:line="240" w:lineRule="auto" w:after="20"/>
+            </w:pPr>
+            <w:r/>
+            <w:r>
+              <w:rPr>
+                <w:b/>
+                <w:sz w:val="14"/>
+              </w:rPr>
+              <w:t>This work (simulation)</w:t>
+            </w:r>
+          </w:p>
+        </w:tc>
+        <w:tc>
+          <w:tcPr>
+            <w:tcW w:type="dxa" w:w="1368"/>
+          </w:tcPr>
+          <w:p>
+            <w:pPr>
+              <w:spacing w:line="240" w:lineRule="auto" w:after="20"/>
+            </w:pPr>
+            <w:r/>
+            <w:r>
+              <w:rPr>
+                <w:sz w:val="14"/>
+              </w:rPr>
+              <w:t>Yes (along and across, grid filter)</w:t>
+            </w:r>
+          </w:p>
+        </w:tc>
+        <w:tc>
+          <w:tcPr>
+            <w:tcW w:type="dxa" w:w="1296"/>
+          </w:tcPr>
+          <w:p>
+            <w:pPr>
+              <w:spacing w:line="240" w:lineRule="auto" w:after="20"/>
+            </w:pPr>
+            <w:r/>
+            <w:r>
+              <w:rPr>
+                <w:sz w:val="14"/>
+              </w:rPr>
+              <w:t>Yes (assumed diagnostic)</w:t>
+            </w:r>
+          </w:p>
+        </w:tc>
+        <w:tc>
+          <w:tcPr>
+            <w:tcW w:type="dxa" w:w="1296"/>
+          </w:tcPr>
+          <w:p>
+            <w:pPr>
+              <w:spacing w:line="240" w:lineRule="auto" w:after="20"/>
+            </w:pPr>
+            <w:r/>
+            <w:r>
+              <w:rPr>
+                <w:sz w:val="14"/>
+              </w:rPr>
+              <w:t>Yes (capability zones)</w:t>
+            </w:r>
+          </w:p>
+        </w:tc>
+        <w:tc>
+          <w:tcPr>
+            <w:tcW w:type="dxa" w:w="1368"/>
+          </w:tcPr>
+          <w:p>
+            <w:pPr>
+              <w:spacing w:line="240" w:lineRule="auto" w:after="20"/>
+            </w:pPr>
+            <w:r/>
+            <w:r>
+              <w:rPr>
+                <w:sz w:val="14"/>
+              </w:rPr>
+              <w:t>Yes (three states, calibration scored)</w:t>
+            </w:r>
+          </w:p>
+        </w:tc>
+        <w:tc>
+          <w:tcPr>
+            <w:tcW w:type="dxa" w:w="1296"/>
+          </w:tcPr>
+          <w:p>
+            <w:pPr>
+              <w:spacing w:line="240" w:lineRule="auto" w:after="20"/>
+            </w:pPr>
+            <w:r/>
+            <w:r>
+              <w:rPr>
+                <w:sz w:val="14"/>
+              </w:rPr>
+              <w:t>Yes (value of information, assumed costs)</w:t>
+            </w:r>
+          </w:p>
+        </w:tc>
+      </w:tr>
+    </w:tbl>
+    <w:p>
+      <w:pPr>
+        <w:spacing w:after="40"/>
+      </w:pPr>
+    </w:p>
+    <w:p>
+      <w:pPr>
+        <w:keepNext w:val="0"/>
+        <w:jc w:val="both"/>
+      </w:pPr>
+      <w:r>
+        <w:t>The novelty claimed is therefore the integration and evaluation of a risk-calibrated decision policy for subsurface utility surveys, in which the unverified state is derived from the capability of the instruments and their health, and in which the policy is compared with simpler ones at equal effort and equal coverage. It is not a new filtering algorithm: the lateral filter is a grid filter of a standard kind, and its tracking function overlaps with that of Dou et al. (2016).</w:t>
       </w:r>
     </w:p>
     <w:p>
@@ -2036,7 +3052,7 @@
         <w:jc w:val="both"/>
       </w:pPr>
       <w:r>
-        <w:t>Each instrument is healthy, degraded (a loss of 6 dB) or failed (it returns only clutter). A health diagnostic, such as a self-test or a pass over a reference target, reports healthy, degraded or failed with imperfect accuracy; the assumed rates are in Table 7. A sensor flagged as failed contributes a likelihood of one, that is, no evidence in either direction; a sensor flagged as degraded uses the degraded likelihood; a failure that is not flagged is treated as healthy. A fixed observation model would instead read the silence of a dead GPR as evidence of absence.</w:t>
+        <w:t>Each instrument is healthy, degraded (a loss of 6 dB) or failed (it returns only clutter). A health diagnostic, such as a self-test or a pass over a reference target, reports healthy, degraded or failed with imperfect accuracy; the assumed rates are in Table 8. A sensor flagged as failed contributes a likelihood of one, that is, no evidence in either direction; a sensor flagged as degraded uses the degraded likelihood; a failure that is not flagged is treated as healthy. A fixed observation model would instead read the silence of a dead GPR as evidence of absence.</w:t>
       </w:r>
     </w:p>
     <w:p>
@@ -2886,7 +3902,7 @@
         <w:jc w:val="both"/>
       </w:pPr>
       <w:r>
-        <w:t>A corridor holds one utility of one type, buried at one depth in one soil, tracked over 100 segments of 5 m. Five soils (dry sand, dry loam, moist loam, clay, rubble fill) and seven utility types (PE/PVC water, cast-iron water, plastic sewer, concrete sewer, power duct, telephone duct, dielectric fibre) define 35 cells. Depth is drawn uniformly from a range per utility (sewers 3 to 7 m, water and fibre 1 to 2 m, telephone 0.6 to 1.0 m, power 0.5 to 2 m) and is constant along a corridor. Cells are weighted by an assumed network share (Table 1) with the five soils equally weighted, which defines the "mixed network". The ranges and shares are assumptions, informed by the depths and utility types of the rehabilitation setting that motivated the study, not data.</w:t>
+        <w:t>A corridor holds one utility of one type, buried at one depth in one soil, tracked over 100 segments of 5 m. Five soils (dry sand, dry loam, moist loam, clay, rubble fill) and seven utility types (PE/PVC water, cast-iron water, plastic sewer, concrete sewer, power duct, telephone duct, dielectric fibre) define 35 cells. Depth is drawn uniformly from a range per utility (sewers 3 to 7 m, water and fibre 1 to 2 m, telephone 0.6 to 1.0 m, power 0.5 to 2 m) and is constant along a corridor. Cells are weighted by an assumed network share (Table 2) with the five soils equally weighted, which defines the "mixed network". The ranges and shares are assumptions, informed by the depths and utility types of the rehabilitation setting that motivated the study, not data.</w:t>
       </w:r>
     </w:p>
     <w:p>
@@ -3871,7 +4887,7 @@
         <w:jc w:val="both"/>
       </w:pPr>
       <w:r>
-        <w:t>The main experiment simulates 10 blocks, each with 17,500 corridors (500 per cell) of 100 segments. Stress tests re-simulate with changed truth or sensor conditions on 5 blocks of 250 corridors per cell: loss hazard 0.05 to 1.0 per 100 m; the share of losses that are lateral shifts (0 to 100%); an anchor that is on the alignment with probability 0.9, 0.7 or 0.5, scored both for a filter that assumes certainty and for one that knows the reliability; a dead GPR or EM in a share of runs; correlation between GPR and EM noise (0 to 0.9); dropped observations; and a filter that assumes the wrong hazard. A clearance trial compares policies by strikes and corridor released, and a trial-pit experiment compares allocation rules. A repeat pass on uncertain segments (Section 5.9) examines the value of a re-scan. One-at-a-time sensitivity to ten parameters uses common random numbers (3 blocks of 166 corridors per cell). The intervals are 95% t-intervals over blocks (half-width in brackets); they describe simulation noise, not uncertainty about the real world.</w:t>
+        <w:t>The main experiment simulates 10 blocks, each with 17,500 corridors (500 per cell) of 100 segments. Stress tests re-simulate with changed truth or sensor conditions on 5 blocks of 250 corridors per cell: loss hazard 0.05 to 1.0 per 100 m; the share of losses that are lateral shifts (0 to 100%); an anchor that is on the alignment with probability 0.9, 0.7 or 0.5, scored both for a filter that assumes certainty and for one that knows the reliability; a dead GPR or EM in a share of runs; correlation between GPR and EM noise (0 to 0.9); dropped observations; and a filter that assumes the wrong hazard. A clearance trial compares policies by modelled intersections and corridor released, and a trial-pit experiment compares allocation rules. A repeat pass on uncertain segments (Section 5.9) examines the value of a re-scan. One-at-a-time sensitivity to ten parameters uses common random numbers (3 blocks of 166 corridors per cell). The intervals are 95% t-intervals over blocks (half-width in brackets); they describe simulation noise, not uncertainty about the real world.</w:t>
       </w:r>
     </w:p>
     <w:p>
@@ -3891,7 +4907,7 @@
         <w:jc w:val="both"/>
       </w:pPr>
       <w:r>
-        <w:t>Table 1 lists the assumptions. They were chosen to give a plausible spread of detectability and to reproduce the qualitative depth envelope of the setting that motivated the study (about 5 m or more in dry sand, 3 to 4 m in dry loam, about 2 m in moist loam and 1 to 2 m in clay); they are not fitted to measurements.</w:t>
+        <w:t>Table 2 lists the assumptions. They were chosen to give a plausible spread of detectability and to reproduce the qualitative depth envelope of the setting that motivated the study (about 5 m or more in dry sand, 3 to 4 m in dry loam, about 2 m in moist loam and 1 to 2 m in clay); they are not fitted to measurements.</w:t>
       </w:r>
     </w:p>
     <w:p>
@@ -3904,7 +4920,7 @@
           <w:b/>
           <w:sz w:val="19"/>
         </w:rPr>
-        <w:t>Table 1.</w:t>
+        <w:t>Table 2.</w:t>
       </w:r>
       <w:r>
         <w:rPr>
@@ -5081,7 +6097,7 @@
         <w:t>misleading</w:t>
       </w:r>
       <w:r>
-        <w:t xml:space="preserve"> (the anchor belongs to another network half of the time but the filter assumes certainty). A sparse-coverage factor drops half of the observations. Sensor health is drawn per corridor (Table 7). Two </w:t>
+        <w:t xml:space="preserve"> (the anchor belongs to another network half of the time but the filter assumes certainty). A sparse-coverage factor drops half of the observations. Sensor health is drawn per corridor (Table 8). Two </w:t>
       </w:r>
       <w:r>
         <w:rPr>
@@ -5099,7 +6115,7 @@
         <w:jc w:val="both"/>
       </w:pPr>
       <w:r>
-        <w:t>Six models are run on the same simulated detections: EM only; GPR only (dual band); per-segment GPR + EM fusion; the version 1.0 continuity-aware filter on the centre pass; the same filter with three repeat passes on the centre line (equal survey effort); and the proposed layer (lateral tracking, latent EM coupling, sensor health, capability zones, reference check where stated) with one centre pass or three parallel passes (−3, 0, +3 m). The truth label is that the utility lies within 1 m of the reference alignment (the excavation footprint); in scenarios with an offset map it is that the utility is present anywhere in the ±5 m swath, because otherwise no segment is positive. Metrics are computed from the per-segment calls (present, absent, unverified): sensitivity among decided segments, false clearance (the share of released, that is called-absent, segments that are truly occupied), false-alarm rate, unverified share, released share and strikes per km (released occupied segments per km of corridor). Each scenario has 5 blocks of 100 corridors per soil-by-utility cell (17,500 corridors for the seen soils); intervals are 95% percentile intervals of 300 cluster-bootstrap resamples that resample whole corridors within each cell (Efron, 1979; Field and Welsh, 2007), so neighbouring segments are never treated as independent. Calibration error is averaged over blocks. The same seeds are used for all models within a scenario.</w:t>
+        <w:t>Six models are run on the same simulated detections: EM only; GPR only (dual band); per-segment GPR + EM fusion; the version 1.0 continuity-aware filter on the centre pass; the same filter with three repeat passes on the centre line (equal survey effort); and the proposed layer (lateral tracking, latent EM coupling, sensor health, capability zones, reference check where stated) with one centre pass or three parallel passes (−3, 0, +3 m). The truth label is that the utility lies within 1 m of the reference alignment (the excavation footprint); in scenarios with an offset map it is that the utility is present anywhere in the ±5 m swath, because otherwise no segment is positive. Metrics are computed from the per-segment calls (present, absent, unverified): sensitivity among decided segments, false clearance (the share of released, that is called-absent, segments that are truly occupied), false-alarm rate, unverified share, released share and modelled intersections per km (released occupied segments per km of corridor). Each scenario has 5 blocks of 100 corridors per soil-by-utility cell (17,500 corridors for the seen soils); intervals are 95% percentile intervals of 300 cluster-bootstrap resamples that resample whole corridors within each cell (Efron, 1979; Field and Welsh, 2007), so neighbouring segments are never treated as independent. Calibration error is averaged over blocks. The same seeds are used for all models within a scenario.</w:t>
       </w:r>
     </w:p>
     <w:p>
@@ -5112,7 +6128,7 @@
           <w:b/>
           <w:sz w:val="19"/>
         </w:rPr>
-        <w:t>Table 7.</w:t>
+        <w:t>Table 8.</w:t>
       </w:r>
       <w:r>
         <w:rPr>
@@ -5506,24 +6522,13 @@
     </w:p>
     <w:p>
       <w:pPr>
-        <w:pStyle w:val="Heading1"/>
+        <w:pStyle w:val="Heading2"/>
       </w:pPr>
       <w:r>
         <w:rPr>
           <w:rFonts w:ascii="Times New Roman" w:hAnsi="Times New Roman"/>
         </w:rPr>
-        <w:t>5. Results</w:t>
-      </w:r>
-    </w:p>
-    <w:p>
-      <w:pPr>
-        <w:pStyle w:val="Heading2"/>
-      </w:pPr>
-      <w:r>
-        <w:rPr>
-          <w:rFonts w:ascii="Times New Roman" w:hAnsi="Times New Roman"/>
-        </w:rPr>
-        <w:t>5.1 Detectability envelope</w:t>
+        <w:t>4.10 Physical plausibility and external sensor validation</w:t>
       </w:r>
     </w:p>
     <w:p>
@@ -5532,7 +6537,86 @@
         <w:jc w:val="both"/>
       </w:pPr>
       <w:r>
-        <w:t>Figure 2 shows the fused closed-form signal detection probability against depth. It is near 1 at shallow depth in every soil and falls steeply, the more so the higher the attenuation and the weaker the reflector. Cast-iron water mains and power ducts remain detectable deepest, because of their strong reflectivity and, for EM, their coupling; dielectric fibre and PE/PVC water are the first to fade. Table 2 lists the deepest depth at which the fused probability is at least 0.9.</w:t>
+        <w:rPr>
+          <w:b/>
+        </w:rPr>
+        <w:t>No published measurement of GPR or EM detection probability against known utility depth and soil was reproduced in this study.</w:t>
+      </w:r>
+      <w:r>
+        <w:t xml:space="preserve"> The detection curves of Section 5.1 are therefore outputs of an assumed model, and the paper is a methodological demonstration of a decision policy, not a predictive utility-detection model. Two independent plausibility checks are reported, neither of which is a validation. First, the low-loss relation between conductivity and attenuation used in Section 4.9 reproduces a worked example given by the US Environmental Protection Agency (US EPA, n.d.): for 100 mS/m and a relative permittivity of 20 it gives 36.6 dB/m against the 38 dB/m published (a difference of 4%). Second, the one-way attenuations implied by the assumed values at 250 MHz (0.75 dB/m for dry sand, 7.0 dB/m for clay, 15.0 dB/m for wet clay) lie within the range tabulated on the same page for clays (1 to 300 dB/m) but well above the value tabulated for dry sand (0.01 dB/m); the table states no frequency and no primary source, and the assumed attenuation lumps absorption, scattering and clutter loss, so this is a plausibility check on orders of magnitude, not on detection. Because the true parameters may differ from the assumed ones by more than the one-at-a-time sensitivity analysis varies them, Section 5.15 repeats the baseline experiment over a parameter-uncertainty envelope in which each seen soil’s attenuation is scaled by a factor between 0.25 and 4, the threshold, budget and spreading loss are varied, and the filter keeps the nominal parameters. A comparison with a measured detection-versus-depth dataset is the most important missing step and is listed in Section 6.4.</w:t>
+      </w:r>
+    </w:p>
+    <w:p>
+      <w:pPr>
+        <w:keepNext w:val="0"/>
+        <w:jc w:val="both"/>
+      </w:pPr>
+      <w:r>
+        <w:rPr>
+          <w:b/>
+        </w:rPr>
+        <w:t>Modelled intersections are not strikes.</w:t>
+      </w:r>
+      <w:r>
+        <w:t xml:space="preserve"> A segment released for mechanical excavation that is truly occupied is called a modelled utility intersection in this paper. Whether an intersection becomes a strike depends on excavation practice, hand-digging and vacuum-excavation procedures, locating before digging and operator behaviour, none of which is modelled. If a fraction </w:t>
+      </w:r>
+      <w:r>
+        <w:rPr>
+          <w:i/>
+        </w:rPr>
+        <w:t>a</w:t>
+      </w:r>
+      <w:r>
+        <w:t xml:space="preserve"> of intersections were avoided by such procedures, the expected number of strikes would be (1 − </w:t>
+      </w:r>
+      <w:r>
+        <w:rPr>
+          <w:i/>
+        </w:rPr>
+        <w:t>a</w:t>
+      </w:r>
+      <w:r>
+        <w:t xml:space="preserve">) times the intersections; no value of </w:t>
+      </w:r>
+      <w:r>
+        <w:rPr>
+          <w:i/>
+        </w:rPr>
+        <w:t>a</w:t>
+      </w:r>
+      <w:r>
+        <w:t xml:space="preserve"> is claimed, and the intersection rate is a risk proxy for comparing policies, not a measure of real-world safety performance. False clearance is likewise the share of released segments that are occupied, not the probability of damage.</w:t>
+      </w:r>
+    </w:p>
+    <w:p>
+      <w:pPr>
+        <w:pStyle w:val="Heading1"/>
+      </w:pPr>
+      <w:r>
+        <w:rPr>
+          <w:rFonts w:ascii="Times New Roman" w:hAnsi="Times New Roman"/>
+        </w:rPr>
+        <w:t>5. Results</w:t>
+      </w:r>
+    </w:p>
+    <w:p>
+      <w:pPr>
+        <w:pStyle w:val="Heading2"/>
+      </w:pPr>
+      <w:r>
+        <w:rPr>
+          <w:rFonts w:ascii="Times New Roman" w:hAnsi="Times New Roman"/>
+        </w:rPr>
+        <w:t>5.1 Detectability envelope</w:t>
+      </w:r>
+    </w:p>
+    <w:p>
+      <w:pPr>
+        <w:keepNext w:val="0"/>
+        <w:jc w:val="both"/>
+      </w:pPr>
+      <w:r>
+        <w:t>Figure 2 shows the fused closed-form signal detection probability against depth. It is near 1 at shallow depth in every soil and falls steeply, the more so the higher the attenuation and the weaker the reflector. Cast-iron water mains and power ducts remain detectable deepest, because of their strong reflectivity and, for EM, their coupling; dielectric fibre and PE/PVC water are the first to fade. Table 3 lists the deepest depth at which the fused probability is at least 0.9.</w:t>
       </w:r>
     </w:p>
     <w:p>
@@ -5605,7 +6689,7 @@
           <w:b/>
           <w:sz w:val="19"/>
         </w:rPr>
-        <w:t>Table 2.</w:t>
+        <w:t>Table 3.</w:t>
       </w:r>
       <w:r>
         <w:rPr>
@@ -6483,67 +7567,7 @@
         <w:jc w:val="both"/>
       </w:pPr>
       <w:r>
-        <w:t>At the mid-depth of each class, 8 of 35 cells fall below 0.3 (Fig. 3): plastic and concrete sewers in dry loam, moist loam, clay and rubble fill, which together carry 16% of the assumed network. In dry sand and for all shallow utilities in every soil the fused probability at mid-depth is 0.90 or higher. On the closed-form reference grid of 1,470 configurations (5 soils, 7 utilities, 7 depths from 1 to 7 m, 3 GPR configurations, EM on or off) the probability is at least 0.9 for 37.1% of configurations and at most 0.5 for 50.7%; a method that maps to 7 m is therefore, in this model, making a claim for which most configurations provide little signal.</w:t>
-      </w:r>
-    </w:p>
-    <w:p>
-      <w:pPr>
-        <w:keepNext/>
-        <w:spacing w:before="160" w:after="40"/>
-        <w:jc w:val="center"/>
-      </w:pPr>
-      <w:r>
-        <w:drawing>
-          <wp:inline xmlns:a="http://schemas.openxmlformats.org/drawingml/2006/main" xmlns:pic="http://schemas.openxmlformats.org/drawingml/2006/picture">
-            <wp:extent cx="5943600" cy="2684501"/>
-            <wp:docPr id="3" name="Picture 3" descr="Heat maps of detectability"/>
-            <wp:cNvGraphicFramePr>
-              <a:graphicFrameLocks noChangeAspect="1"/>
-            </wp:cNvGraphicFramePr>
-            <a:graphic>
-              <a:graphicData uri="http://schemas.openxmlformats.org/drawingml/2006/picture">
-                <pic:pic>
-                  <pic:nvPicPr>
-                    <pic:cNvPr id="0" name="fig03_detectability_maps.png"/>
-                    <pic:cNvPicPr/>
-                  </pic:nvPicPr>
-                  <pic:blipFill>
-                    <a:blip r:embed="rId12"/>
-                    <a:stretch>
-                      <a:fillRect/>
-                    </a:stretch>
-                  </pic:blipFill>
-                  <pic:spPr>
-                    <a:xfrm>
-                      <a:off x="0" y="0"/>
-                      <a:ext cx="5943600" cy="2684501"/>
-                    </a:xfrm>
-                    <a:prstGeom prst="rect"/>
-                  </pic:spPr>
-                </pic:pic>
-              </a:graphicData>
-            </a:graphic>
-          </wp:inline>
-        </w:drawing>
-      </w:r>
-    </w:p>
-    <w:p>
-      <w:pPr>
-        <w:keepNext w:val="0"/>
-        <w:spacing w:line="276" w:lineRule="auto" w:after="200"/>
-      </w:pPr>
-      <w:r>
-        <w:rPr>
-          <w:b/>
-          <w:sz w:val="19"/>
-        </w:rPr>
-        <w:t>Fig. 3.</w:t>
-      </w:r>
-      <w:r>
-        <w:rPr>
-          <w:sz w:val="19"/>
-        </w:rPr>
-        <w:t xml:space="preserve"> (a) Fused detection probability at the mid-depth of each utility class; outlined cells (below 0.3) are sensor-blind and are reported as unverified. (b) Deepest depth with probability of at least 0.9.</w:t>
+        <w:t>At the mid-depth of each class, 8 of 35 cells fall below 0.3 (Fig. S1): plastic and concrete sewers in dry loam, moist loam, clay and rubble fill, which together carry 16% of the assumed network. In dry sand and for all shallow utilities in every soil the fused probability at mid-depth is 0.90 or higher. On the closed-form reference grid of 1,470 configurations (5 soils, 7 utilities, 7 depths from 1 to 7 m, 3 GPR configurations, EM on or off) the probability is at least 0.9 for 37.1% of configurations and at most 0.5 for 50.7%; a method that maps to 7 m is therefore, in this model, making a claim for which most configurations provide little signal.</w:t>
       </w:r>
     </w:p>
     <w:p>
@@ -6563,7 +7587,7 @@
         <w:jc w:val="both"/>
       </w:pPr>
       <w:r>
-        <w:t>Table 3 and Fig. 4 compare the methods in the two views. On sensor-visible cells every GPR-based method is accurate (95.2% to 98.8%). The EM-only proxy reaches 53.5% accuracy with a miss rate of 70.2% because most utilities in the assumed network do not couple to the locator. GPR at 250 MHz alone reaches 97.4%; the 600 MHz band alone is worse (95.2%) because attenuation is higher, and adding it to the 250 MHz band lowers the false-alarm rate from 2.6% to 0.7% and raises the miss rate from 2.6% to 3.4%, a small net change that is consistent with the high correlation between the bands.</w:t>
+        <w:t>Table 4 and Fig. 3 compare the methods in the two views. On sensor-visible cells every GPR-based method is accurate (95.2% to 98.8%). The EM-only proxy reaches 53.5% accuracy with a miss rate of 70.2% because most utilities in the assumed network do not couple to the locator. GPR at 250 MHz alone reaches 97.4%; the 600 MHz band alone is worse (95.2%) because attenuation is higher, and adding it to the 250 MHz band lowers the false-alarm rate from 2.6% to 0.7% and raises the miss rate from 2.6% to 3.4%, a small net change that is consistent with the high correlation between the bands.</w:t>
       </w:r>
     </w:p>
     <w:p>
@@ -6576,7 +7600,7 @@
           <w:b/>
           <w:sz w:val="19"/>
         </w:rPr>
-        <w:t>Table 3.</w:t>
+        <w:t>Table 4.</w:t>
       </w:r>
       <w:r>
         <w:rPr>
@@ -8984,7 +10008,7 @@
         <w:drawing>
           <wp:inline xmlns:a="http://schemas.openxmlformats.org/drawingml/2006/main" xmlns:pic="http://schemas.openxmlformats.org/drawingml/2006/picture">
             <wp:extent cx="5943600" cy="2804903"/>
-            <wp:docPr id="4" name="Picture 4" descr="Ablation chart"/>
+            <wp:docPr id="3" name="Picture 3" descr="Ablation chart"/>
             <wp:cNvGraphicFramePr>
               <a:graphicFrameLocks noChangeAspect="1"/>
             </wp:cNvGraphicFramePr>
@@ -8996,7 +10020,7 @@
                     <pic:cNvPicPr/>
                   </pic:nvPicPr>
                   <pic:blipFill>
-                    <a:blip r:embed="rId13"/>
+                    <a:blip r:embed="rId12"/>
                     <a:stretch>
                       <a:fillRect/>
                     </a:stretch>
@@ -9025,7 +10049,7 @@
           <w:b/>
           <w:sz w:val="19"/>
         </w:rPr>
-        <w:t>Fig. 4.</w:t>
+        <w:t>Fig. 3.</w:t>
       </w:r>
       <w:r>
         <w:rPr>
@@ -9040,7 +10064,7 @@
         <w:jc w:val="both"/>
       </w:pPr>
       <w:r>
-        <w:t>Three findings follow. First, on sensor-visible cells the benefit of the framework over a calibrated per-segment fusion is modest: accuracy rises from 97.8% to 98.3%, the miss rate falls from 3.0% to 2.4% and the false-alarm rate from 0.7% to 0.3%. Propagation without an anchor gives the same visible-cell results (98.3% accuracy), so in sensor-visible cells it is the continuity prior, not the anchor, that helps. The anchor matters where the sensors are blind: in the all-cell view propagation without an anchor reaches 90.4% accuracy and a miss rate of 13.4%, against 93.4% and 6.7% with the anchor, because the anchored belief starts at 1 and persists through blind stretches while the unanchored one starts at 0.5. That persistence is a prior, and the corresponding false-alarm rate (6.3% against 2.3%) is the price of it. Second, soil calibration matters: with generic likelihoods the all-cell accuracy falls from 93.4% to 91.2% and the miss rate rises from 6.7% to 12.3%. Third, a per-segment fusion with a base-rate prior (all-cell miss 2.4%, false-alarm 16.6%) shows how strongly the all-cell numbers depend on what is assumed about the blind cells, which is why Table 3 does not rank methods on the all-cell view alone.</w:t>
+        <w:t>Three findings follow. First, on sensor-visible cells the benefit of the framework over a calibrated per-segment fusion is modest: accuracy rises from 97.8% to 98.3%, the miss rate falls from 3.0% to 2.4% and the false-alarm rate from 0.7% to 0.3%. Propagation without an anchor gives the same visible-cell results (98.3% accuracy), so in sensor-visible cells it is the continuity prior, not the anchor, that helps. The anchor matters where the sensors are blind: in the all-cell view propagation without an anchor reaches 90.4% accuracy and a miss rate of 13.4%, against 93.4% and 6.7% with the anchor, because the anchored belief starts at 1 and persists through blind stretches while the unanchored one starts at 0.5. That persistence is a prior, and the corresponding false-alarm rate (6.3% against 2.3%) is the price of it. Second, soil calibration matters: with generic likelihoods the all-cell accuracy falls from 93.4% to 91.2% and the miss rate rises from 6.7% to 12.3%. Third, a per-segment fusion with a base-rate prior (all-cell miss 2.4%, false-alarm 16.6%) shows how strongly the all-cell numbers depend on what is assumed about the blind cells, which is why Table 4 does not rank methods on the all-cell view alone.</w:t>
       </w:r>
     </w:p>
     <w:p>
@@ -9049,7 +10073,7 @@
         <w:jc w:val="both"/>
       </w:pPr>
       <w:r>
-        <w:t>The diagnostics bound what better modelling could add. Averaging the likelihood over the depth range of the class rather than using the mid-depth lowers the visible-cell miss rate from 2.4% to 1.7%, and knowing the true depth lowers it to 0.7%; an exact joint likelihood for the two GPR bands lowers it to 2.0%. Depth knowledge, for example from velocity calibration, is therefore worth more in this model than modelling the correlation between bands. The EM locator contributes little in aggregate: the anchored GPR-only variant has a visible-cell miss rate of 2.6% against 2.4% with EM, because GPR already covers most of the assumed network. EM contributes where it provides a second route to detection, notably cast iron and power (miss rates of 0.4% and 1.1% in Table 5, against 39.8% and 44.0% for EM alone).</w:t>
+        <w:t>The diagnostics bound what better modelling could add. Averaging the likelihood over the depth range of the class rather than using the mid-depth lowers the visible-cell miss rate from 2.4% to 1.7%, and knowing the true depth lowers it to 0.7%; an exact joint likelihood for the two GPR bands lowers it to 2.0%. Depth knowledge, for example from velocity calibration, is therefore worth more in this model than modelling the correlation between bands. The EM locator contributes little in aggregate: the anchored GPR-only variant has a visible-cell miss rate of 2.6% against 2.4% with EM, because GPR already covers most of the assumed network. EM contributes where it provides a second route to detection, notably cast iron and power (miss rates of 0.4% and 1.1% in Table 6, against 39.8% and 44.0% for EM alone).</w:t>
       </w:r>
     </w:p>
     <w:p>
@@ -9073,7 +10097,7 @@
           <w:b/>
           <w:sz w:val="19"/>
         </w:rPr>
-        <w:t>Table 4.</w:t>
+        <w:t>Table 5.</w:t>
       </w:r>
       <w:r>
         <w:rPr>
@@ -9465,7 +10489,7 @@
         <w:jc w:val="both"/>
       </w:pPr>
       <w:r>
-        <w:t>The segments in blind cells are not mostly empty: 10.6% of the network is truly on the alignment there and 5.4% is not, so unverified is not a statement that the utility is probably absent. Among the 84% of segments on which a call is issued, a present call is wrong in 0.1% of cases and an absent call is wrong in 4.4% of cases; the missed segments (1.3% of all segments) are the principal residual risk of the framework in visible cells, and the probability attached to them is what the verification ranking uses. Table 5 breaks the results down by utility. The sewers are visible only in dry sand, and there the mid-depth rule is coarse: a sewer at the deep end of its 3 to 7 m range is poorly detectable although the cell is labelled visible, which is why their visible-cell miss rates (17.1% and 11.4%) are high. A depth-resolved unverified rule would label those segments unverified; this is a limitation of the cell-level rule used here. The all-cell false-alarm rates of the sewers (25.8% and 35.3%) are the continuity prior speaking in the blind cells.</w:t>
+        <w:t>The segments in blind cells are not mostly empty: 10.6% of the network is truly on the alignment there and 5.4% is not, so unverified is not a statement that the utility is probably absent. Among the 84% of segments on which a call is issued, a present call is wrong in 0.1% of cases and an absent call is wrong in 4.4% of cases; the missed segments (1.3% of all segments) are the principal residual risk of the framework in visible cells, and the probability attached to them is what the verification ranking uses. Table 6 breaks the results down by utility. The sewers are visible only in dry sand, and there the mid-depth rule is coarse: a sewer at the deep end of its 3 to 7 m range is poorly detectable although the cell is labelled visible, which is why their visible-cell miss rates (17.1% and 11.4%) are high. A depth-resolved unverified rule would label those segments unverified; this is a limitation of the cell-level rule used here. The all-cell false-alarm rates of the sewers (25.8% and 35.3%) are the continuity prior speaking in the blind cells.</w:t>
       </w:r>
     </w:p>
     <w:p>
@@ -9478,7 +10502,7 @@
           <w:b/>
           <w:sz w:val="19"/>
         </w:rPr>
-        <w:t>Table 5.</w:t>
+        <w:t>Table 6.</w:t>
       </w:r>
       <w:r>
         <w:rPr>
@@ -10214,66 +11238,6 @@
     </w:p>
     <w:p>
       <w:pPr>
-        <w:keepNext/>
-        <w:spacing w:before="160" w:after="40"/>
-        <w:jc w:val="center"/>
-      </w:pPr>
-      <w:r>
-        <w:drawing>
-          <wp:inline xmlns:a="http://schemas.openxmlformats.org/drawingml/2006/main" xmlns:pic="http://schemas.openxmlformats.org/drawingml/2006/picture">
-            <wp:extent cx="5852160" cy="3079257"/>
-            <wp:docPr id="5" name="Picture 5" descr="Belief trace along a corridor"/>
-            <wp:cNvGraphicFramePr>
-              <a:graphicFrameLocks noChangeAspect="1"/>
-            </wp:cNvGraphicFramePr>
-            <a:graphic>
-              <a:graphicData uri="http://schemas.openxmlformats.org/drawingml/2006/picture">
-                <pic:pic>
-                  <pic:nvPicPr>
-                    <pic:cNvPr id="0" name="fig05_belief_trace.png"/>
-                    <pic:cNvPicPr/>
-                  </pic:nvPicPr>
-                  <pic:blipFill>
-                    <a:blip r:embed="rId14"/>
-                    <a:stretch>
-                      <a:fillRect/>
-                    </a:stretch>
-                  </pic:blipFill>
-                  <pic:spPr>
-                    <a:xfrm>
-                      <a:off x="0" y="0"/>
-                      <a:ext cx="5852160" cy="3079257"/>
-                    </a:xfrm>
-                    <a:prstGeom prst="rect"/>
-                  </pic:spPr>
-                </pic:pic>
-              </a:graphicData>
-            </a:graphic>
-          </wp:inline>
-        </w:drawing>
-      </w:r>
-    </w:p>
-    <w:p>
-      <w:pPr>
-        <w:keepNext w:val="0"/>
-        <w:spacing w:line="276" w:lineRule="auto" w:after="200"/>
-      </w:pPr>
-      <w:r>
-        <w:rPr>
-          <w:b/>
-          <w:sz w:val="19"/>
-        </w:rPr>
-        <w:t>Fig. 5.</w:t>
-      </w:r>
-      <w:r>
-        <w:rPr>
-          <w:sz w:val="19"/>
-        </w:rPr>
-        <w:t xml:space="preserve"> One simulated corridor in clay (dielectric fibre at 1.8 m; fused detection probability 0.59, whereas the filter assumes the mid-depth value 0.90). The anchored belief decays within a few segments of the anchor although the utility is present, an illustration of how a depth greater than the filter assumes makes non-detections look more informative than they are.</w:t>
-      </w:r>
-    </w:p>
-    <w:p>
-      <w:pPr>
         <w:pStyle w:val="Heading2"/>
       </w:pPr>
       <w:r>
@@ -10289,7 +11253,7 @@
         <w:jc w:val="both"/>
       </w:pPr>
       <w:r>
-        <w:t>Calibration is a property separate from the miss and false-alarm rates in Table 3. Fig. 6a shows that the framework's reported probabilities have an ECE of 0.030 (Brier score 0.047). Probabilities near 0 and 1 are reliable: 57% of segments are reported above 0.9 and 99.7% of those are on the alignment, while the 32% reported below 0.1 are in fact on the alignment 5.4% of the time. The middle of the range is under-confident: segments reported between 0.1 and 0.4 are on the alignment 51% to 53% of the time. A low probability is therefore a reason to prioritise verification, not a clearance. Calibration with generic soil likelihoods is worse (ECE 0.077) and the per-segment fusion is less calibrated than the filter (ECE 0.037). The correction of an isotonic map fitted on two blocks and tested on the other three reduces the ECE from 0.029 to 0.001 and the Brier score from 0.047 to 0.038, which shows that the miscalibration is systematic and correctable in simulation; whether it is correctable in the field depends on having ground-truth data for fitting, and the held-out blocks here share the simulator's assumptions with the fitting blocks.</w:t>
+        <w:t>Calibration is a property separate from the miss and false-alarm rates in Table 4. Fig. 4a shows that the framework's reported probabilities have an ECE of 0.030 (Brier score 0.047). Probabilities near 0 and 1 are reliable: 57% of segments are reported above 0.9 and 99.7% of those are on the alignment, while the 32% reported below 0.1 are in fact on the alignment 5.4% of the time. The middle of the range is under-confident: segments reported between 0.1 and 0.4 are on the alignment 51% to 53% of the time. A low probability is therefore a reason to prioritise verification, not a clearance. Calibration with generic soil likelihoods is worse (ECE 0.077) and the per-segment fusion is less calibrated than the filter (ECE 0.037). The correction of an isotonic map fitted on two blocks and tested on the other three reduces the ECE from 0.029 to 0.001 and the Brier score from 0.047 to 0.038, which shows that the miscalibration is systematic and correctable in simulation; whether it is correctable in the field depends on having ground-truth data for fitting, and the held-out blocks here share the simulator's assumptions with the fitting blocks.</w:t>
       </w:r>
     </w:p>
     <w:p>
@@ -10302,7 +11266,7 @@
         <w:drawing>
           <wp:inline xmlns:a="http://schemas.openxmlformats.org/drawingml/2006/main" xmlns:pic="http://schemas.openxmlformats.org/drawingml/2006/picture">
             <wp:extent cx="5943600" cy="2135603"/>
-            <wp:docPr id="6" name="Picture 6" descr="Reliability diagrams"/>
+            <wp:docPr id="4" name="Picture 4" descr="Reliability diagrams"/>
             <wp:cNvGraphicFramePr>
               <a:graphicFrameLocks noChangeAspect="1"/>
             </wp:cNvGraphicFramePr>
@@ -10314,7 +11278,7 @@
                     <pic:cNvPicPr/>
                   </pic:nvPicPr>
                   <pic:blipFill>
-                    <a:blip r:embed="rId15"/>
+                    <a:blip r:embed="rId13"/>
                     <a:stretch>
                       <a:fillRect/>
                     </a:stretch>
@@ -10343,7 +11307,7 @@
           <w:b/>
           <w:sz w:val="19"/>
         </w:rPr>
-        <w:t>Fig. 6.</w:t>
+        <w:t>Fig. 4.</w:t>
       </w:r>
       <w:r>
         <w:rPr>
@@ -10375,7 +11339,7 @@
         <w:t>Loss hazard and class balance.</w:t>
       </w:r>
       <w:r>
-        <w:t xml:space="preserve"> Accuracy of the framework rises from 95.6% to 97.0% as the loss hazard rises from 0.05 to 1.0 per 100 m (Fig. 7a, b) but this is mostly a change of class balance: the share of segments truly on the alignment falls from 89.5% to 22.8% and the accuracy of the trivial rule "always absent" rises from 10.5% to 77.2%. Balanced accuracy changes by only 2.2 points (92.3% to 94.5%). Behind it the error profile changes: with more frequent losses the filter lags more (miss rate 3.6% to 10.0%) and false alarms fall (11.9% to 0.9%). Accuracy should not be compared across scenarios with different prevalence without the balanced measure.</w:t>
+        <w:t xml:space="preserve"> Accuracy of the framework rises from 95.6% to 97.0% as the loss hazard rises from 0.05 to 1.0 per 100 m (Fig. S3a, b) but this is mostly a change of class balance: the share of segments truly on the alignment falls from 89.5% to 22.8% and the accuracy of the trivial rule "always absent" rises from 10.5% to 77.2%. Balanced accuracy changes by only 2.2 points (92.3% to 94.5%). Behind it the error profile changes: with more frequent losses the filter lags more (miss rate 3.6% to 10.0%) and false alarms fall (11.9% to 0.9%). Accuracy should not be compared across scenarios with different prevalence without the balanced measure.</w:t>
       </w:r>
     </w:p>
     <w:p>
@@ -10390,7 +11354,7 @@
         <w:t>Hazard assumed by the filter.</w:t>
       </w:r>
       <w:r>
-        <w:t xml:space="preserve"> If the filter assumes a hazard between 0.05 and 2.0 per 100 m while the truth is 0.2, all-cell accuracy changes from 93.7% to 90.3% and visible-cell accuracy from 98.5% to 97.9% (Fig. 7f): the framework is not sensitive to this assumption in visible cells.</w:t>
+        <w:t xml:space="preserve"> If the filter assumes a hazard between 0.05 and 2.0 per 100 m while the truth is 0.2, all-cell accuracy changes from 93.7% to 90.3% and visible-cell accuracy from 98.5% to 97.9% (Fig. S3f): the framework is not sensitive to this assumption in visible cells.</w:t>
       </w:r>
     </w:p>
     <w:p>
@@ -10440,66 +11404,6 @@
     </w:p>
     <w:p>
       <w:pPr>
-        <w:keepNext/>
-        <w:spacing w:before="160" w:after="40"/>
-        <w:jc w:val="center"/>
-      </w:pPr>
-      <w:r>
-        <w:drawing>
-          <wp:inline xmlns:a="http://schemas.openxmlformats.org/drawingml/2006/main" xmlns:pic="http://schemas.openxmlformats.org/drawingml/2006/picture">
-            <wp:extent cx="5943600" cy="3340929"/>
-            <wp:docPr id="7" name="Picture 7" descr="Stress test panels"/>
-            <wp:cNvGraphicFramePr>
-              <a:graphicFrameLocks noChangeAspect="1"/>
-            </wp:cNvGraphicFramePr>
-            <a:graphic>
-              <a:graphicData uri="http://schemas.openxmlformats.org/drawingml/2006/picture">
-                <pic:pic>
-                  <pic:nvPicPr>
-                    <pic:cNvPr id="0" name="fig07_stress_tests.png"/>
-                    <pic:cNvPicPr/>
-                  </pic:nvPicPr>
-                  <pic:blipFill>
-                    <a:blip r:embed="rId16"/>
-                    <a:stretch>
-                      <a:fillRect/>
-                    </a:stretch>
-                  </pic:blipFill>
-                  <pic:spPr>
-                    <a:xfrm>
-                      <a:off x="0" y="0"/>
-                      <a:ext cx="5943600" cy="3340929"/>
-                    </a:xfrm>
-                    <a:prstGeom prst="rect"/>
-                  </pic:spPr>
-                </pic:pic>
-              </a:graphicData>
-            </a:graphic>
-          </wp:inline>
-        </w:drawing>
-      </w:r>
-    </w:p>
-    <w:p>
-      <w:pPr>
-        <w:keepNext w:val="0"/>
-        <w:spacing w:line="276" w:lineRule="auto" w:after="200"/>
-      </w:pPr>
-      <w:r>
-        <w:rPr>
-          <w:b/>
-          <w:sz w:val="19"/>
-        </w:rPr>
-        <w:t>Fig. 7.</w:t>
-      </w:r>
-      <w:r>
-        <w:rPr>
-          <w:sz w:val="19"/>
-        </w:rPr>
-        <w:t xml:space="preserve"> Stress tests (accuracy in all cells unless stated). (a) Loss hazard; (b) class balance: accuracy, balanced accuracy, the trivial "always absent" rule and the share of segments truly present; (c) share of losses that are lateral shifts; (d) probability that the anchor is on the alignment; (e) dead sensor; (f) hazard assumed by the filter.</w:t>
-      </w:r>
-    </w:p>
-    <w:p>
-      <w:pPr>
         <w:pStyle w:val="Heading2"/>
       </w:pPr>
       <w:r>
@@ -10539,7 +11443,7 @@
         <w:t>p</w:t>
       </w:r>
       <w:r>
-        <w:t xml:space="preserve"> &lt; 0.1, and reported about four times fewer strikes for the second. That comparison confounded the rule with the operating point: the binary map released 36% of the corridor and the three-state rule 29%. Here every policy releases the same share of the corridor, by ranking segments from lowest to highest probability (the three-state rule never releases an unverified segment, and the EM and GPR baselines rank by detection) and counting released segments that are truly occupied.</w:t>
+        <w:t xml:space="preserve"> &lt; 0.1, and reported about four times fewer modelled intersections for the second. That comparison confounded the rule with the operating point: the binary map released 36% of the corridor and the three-state rule 29%. Here every policy releases the same share of the corridor, by ranking segments from lowest to highest probability (the three-state rule never releases an unverified segment, and the EM and GPR baselines rank by detection) and counting released segments that are truly occupied.</w:t>
       </w:r>
     </w:p>
     <w:p>
@@ -10552,13 +11456,13 @@
           <w:b/>
           <w:sz w:val="19"/>
         </w:rPr>
-        <w:t>Table 6.</w:t>
+        <w:t>Table 7.</w:t>
       </w:r>
       <w:r>
         <w:rPr>
           <w:sz w:val="19"/>
         </w:rPr>
-        <w:t xml:space="preserve"> Utility strikes per km of corridor when a given share of the corridor is released for mechanical excavation (matched model; mean over 10 blocks), and the share that can be released at a maximum strike rate among released segments.</w:t>
+        <w:t xml:space="preserve"> Utility modelled intersections per km of corridor when a given share of the corridor is released for mechanical excavation (matched model; mean over 10 blocks), and the share that can be released at a maximum intersection rate among released segments.</w:t>
       </w:r>
     </w:p>
     <w:tbl>
@@ -10686,7 +11590,7 @@
                 <w:b/>
                 <w:sz w:val="16"/>
               </w:rPr>
-              <w:t>Coverage at ≤ 1% strike rate</w:t>
+              <w:t>Coverage at ≤ 1% intersection rate</w:t>
             </w:r>
           </w:p>
         </w:tc>
@@ -11451,7 +12355,7 @@
         <w:drawing>
           <wp:inline xmlns:a="http://schemas.openxmlformats.org/drawingml/2006/main" xmlns:pic="http://schemas.openxmlformats.org/drawingml/2006/picture">
             <wp:extent cx="5943600" cy="4215077"/>
-            <wp:docPr id="8" name="Picture 8" descr="Equal-coverage clearance comparison"/>
+            <wp:docPr id="5" name="Picture 5" descr="Equal-coverage clearance comparison"/>
             <wp:cNvGraphicFramePr>
               <a:graphicFrameLocks noChangeAspect="1"/>
             </wp:cNvGraphicFramePr>
@@ -11463,7 +12367,7 @@
                     <pic:cNvPicPr/>
                   </pic:nvPicPr>
                   <pic:blipFill>
-                    <a:blip r:embed="rId17"/>
+                    <a:blip r:embed="rId14"/>
                     <a:stretch>
                       <a:fillRect/>
                     </a:stretch>
@@ -11492,13 +12396,13 @@
           <w:b/>
           <w:sz w:val="19"/>
         </w:rPr>
-        <w:t>Fig. 8.</w:t>
+        <w:t>Fig. 5.</w:t>
       </w:r>
       <w:r>
         <w:rPr>
           <w:sz w:val="19"/>
         </w:rPr>
-        <w:t xml:space="preserve"> Clearance at equal coverage. (a) Strikes per km against released coverage in the matched model; (b) the same when half of utility losses are lateral shifts; (c) share of the corridor that can be released at equal maximum strike rate; (d) strike plus holding cost against released coverage (scenario assumptions, survey cost excluded).</w:t>
+        <w:t xml:space="preserve"> Clearance at equal coverage. (a) Modelled intersections per km against released coverage in the matched model; (b) the same when half of utility losses are lateral shifts; (c) share of the corridor that can be released at equal maximum intersection rate; (d) strike plus holding cost against released coverage (scenario assumptions, survey cost excluded).</w:t>
       </w:r>
     </w:p>
     <w:p>
@@ -11507,7 +12411,7 @@
         <w:jc w:val="both"/>
       </w:pPr>
       <w:r>
-        <w:t>At equal coverage the differences are small. At 30% of the corridor released the anchored filter has 2.1 strikes per km, per-segment fusion 3.1, GPR alone 3.3 and the EM locator 35.6; at equal risk (strike rate among released segments of at most 1%) the anchored filter can release 27.1% of the corridor against 24.7% for per-segment fusion, a gain of about 2.4 percentage points. The three-state rule is not safer than the binary ranking at equal coverage: at 30% it has 2.8 strikes per km (binary: 2.1) and at 40% it has 22.6 (binary 13.4), because it holds back blind segments that are, in this model, mostly empty. When half of utility losses are lateral shifts, strikes at 30% rise to 18.7 (binary) and 23.7 (three-state), and the coverage at a strike rate of at most 1% falls to 13.1% and 13.1%. With the assumed costs, the minimum of strike plus holding cost is US$156,046 per km at 25% coverage for the anchored filter and US$160,721 per km at 24% for GPR alone, a difference of 2.9%.</w:t>
+        <w:t>At equal coverage the differences are small. At 30% of the corridor released the anchored filter has 2.1 modelled intersections per km, per-segment fusion 3.1, GPR alone 3.3 and the EM locator 35.6; at equal risk (intersection rate among released segments of at most 1%) the anchored filter can release 27.1% of the corridor against 24.7% for per-segment fusion, a gain of about 2.4 percentage points. The three-state rule is not safer than the binary ranking at equal coverage: at 30% it has 2.8 modelled intersections per km (binary: 2.1) and at 40% it has 22.6 (binary 13.4), because it holds back blind segments that are, in this model, mostly empty. When half of utility losses are lateral shifts, intersections at 30% rise to 18.7 (binary) and 23.7 (three-state), and the coverage at a intersection rate of at most 1% falls to 13.1% and 13.1%. With the assumed costs, the minimum of strike plus holding cost is US$156,046 per km at 25% coverage for the anchored filter and US$160,721 per km at 24% for GPR alone, a difference of 2.9%.</w:t>
       </w:r>
     </w:p>
     <w:p>
@@ -11516,7 +12420,7 @@
         <w:jc w:val="both"/>
       </w:pPr>
       <w:r>
-        <w:t>The value of the layer in this comparison is therefore modest in the matched model: calibrated probabilities allow a few points more corridor to be released at the same risk, and the operating point becomes explicit. What the unverified state adds is not fewer strikes at equal coverage but a refusal to release where capability is not established, whose benefit depends on conditions the matched model does not contain (Sections 5.10 to 5.13).</w:t>
+        <w:t>The value of the layer in this comparison is therefore modest in the matched model: calibrated probabilities allow a few points more corridor to be released at the same risk, and the operating point becomes explicit. What the unverified state adds is not fewer modelled intersections at equal coverage but a refusal to release where capability is not established, whose benefit depends on conditions the matched model does not contain (Sections 5.10 to 5.13).</w:t>
       </w:r>
     </w:p>
     <w:p>
@@ -11536,7 +12440,103 @@
         <w:jc w:val="both"/>
       </w:pPr>
       <w:r>
-        <w:t>Location and depth errors are treated separately from detection, by a closed-form error model rather than by simulation of radargrams. The horizontal error combines positioning error with a picking error that grows with depth (0.10 + 0.05 m per metre of depth), and the depth error combines a 10% velocity uncertainty with 0.05 m of picking. With RTK-class positioning (0.05 m) the probability that the horizontal error is within 1 m is 1.000 at 1 m depth, 0.98 at 5 m and 0.91 at 7 m; depth within 0.5 m is 1.00 at 1 m, 0.98 at 2 m, 0.84 at 3.5 m, 0.68 at 5 m and 0.52 at 7 m. With stand-alone GNSS (3 m) the probability of meeting a 1 m horizontal requirement is about 0.05 whatever the depth. Survey-grade positioning or local control is therefore a precondition of metre-level horizontal accuracy in this model, and depth accuracy degrades with depth because velocity uncertainty is proportional to it. These numbers follow from the assumed error model; they are not measurements. Fig. 9 shows the curves.</w:t>
+        <w:t>Location and depth errors are treated separately from detection, by a closed-form error model rather than by simulation of radargrams. The horizontal error combines positioning error with a picking error that grows with depth (0.10 + 0.05 m per metre of depth), and the depth error combines a 10% velocity uncertainty with 0.05 m of picking. With RTK-class positioning (0.05 m) the probability that the horizontal error is within 1 m is 1.000 at 1 m depth, 0.98 at 5 m and 0.91 at 7 m; depth within 0.5 m is 1.00 at 1 m, 0.98 at 2 m, 0.84 at 3.5 m, 0.68 at 5 m and 0.52 at 7 m. With stand-alone GNSS (3 m) the probability of meeting a 1 m horizontal requirement is about 0.05 whatever the depth. Survey-grade positioning or local control is therefore a precondition of metre-level horizontal accuracy in this model, and depth accuracy degrades with depth because velocity uncertainty is proportional to it. These numbers follow from the assumed error model; they are not measurements. Fig. S4 shows the curves.</w:t>
+      </w:r>
+    </w:p>
+    <w:p>
+      <w:pPr>
+        <w:pStyle w:val="Heading2"/>
+      </w:pPr>
+      <w:r>
+        <w:rPr>
+          <w:rFonts w:ascii="Times New Roman" w:hAnsi="Times New Roman"/>
+        </w:rPr>
+        <w:t>5.8 Cross-sections and shadowing by overlying lines</w:t>
+      </w:r>
+    </w:p>
+    <w:p>
+      <w:pPr>
+        <w:keepNext w:val="0"/>
+        <w:jc w:val="both"/>
+      </w:pPr>
+      <w:r>
+        <w:t>Three representative arrangements of utilities in a road section are often of interest: parallel utilities at different depths (A), a water line stacked directly above a sewer in a shared trench (B) and a sewer and fibre beneath a transverse water line (C). Using depths of 3.5 m for sewers, 1.8 m for water and fibre and 0.8 m for ducts, an overlying line shadows the lower utility by 3 dB (PE/PVC) or 10 dB (cast iron) in the model. Fig. S5 shows the resulting fused detection probability. A concrete sewer at 3.5 m is detected in dry sand (1.00) but in dry loam falls from 0.95 without shadowing to 0.86 beneath PE/PVC and 0.41 beneath cast iron; in moist loam it is 0.18, 0.08 and 0.02, and in clay at most 0.02. Fibre in clay falls from 0.59 to 0.44 beneath an overlying PE/PVC line, while shallow ducts stay at 1.00 in every soil. Closed-form values agree with direct simulation within 0.003 for three checked cells.</w:t>
+      </w:r>
+    </w:p>
+    <w:p>
+      <w:pPr>
+        <w:pStyle w:val="Heading2"/>
+      </w:pPr>
+      <w:r>
+        <w:rPr>
+          <w:rFonts w:ascii="Times New Roman" w:hAnsi="Times New Roman"/>
+        </w:rPr>
+        <w:t>5.9 Sensitivity, re-scanning and correlated evidence</w:t>
+      </w:r>
+    </w:p>
+    <w:p>
+      <w:pPr>
+        <w:keepNext w:val="0"/>
+        <w:jc w:val="both"/>
+      </w:pPr>
+      <w:r>
+        <w:rPr>
+          <w:b/>
+        </w:rPr>
+        <w:t>Parameter sensitivity.</w:t>
+      </w:r>
+      <w:r>
+        <w:t xml:space="preserve"> Fig. S6 shows the change in all-cell accuracy and visible-cell miss rate when one parameter is changed at a time, with common random numbers. The results are most sensitive to the soil attenuation, the spreading loss, the system budget and the detection threshold, which move the detectability envelope: for example attenuation scaled by 0.75 and 1.25 gives all-cell accuracy of 94.8% and 92.1% (base 93.5%), with an unverified share of 12% and 16% (base 16%). Changes in the noise terms, the EM coupling and the band correlation have small effects. The conclusions about the structure of the framework therefore hold across these ranges, but the numerical values, including the share of the network that is unverified, are properties of the assumed detectability envelope.</w:t>
+      </w:r>
+    </w:p>
+    <w:p>
+      <w:pPr>
+        <w:keepNext w:val="0"/>
+        <w:jc w:val="both"/>
+      </w:pPr>
+      <w:r>
+        <w:rPr>
+          <w:b/>
+        </w:rPr>
+        <w:t>Repeat passes.</w:t>
+      </w:r>
+      <w:r>
+        <w:t xml:space="preserve"> Segments whose belief lies between 0.15 and 0.85 were re-scanned immediately (95% availability) or later (25% chance, offline), in the four harder soils. The visible-cell miss rate is 2.2% without a re-scan, 2.2% offline and 2.3% on the spot, with the repeat pass decorrelated from the first (2.2%); false alarms fall from 0.32% to 0.08%. Re-scans covered 3.0% of segments offline and 10.4% on the spot. A repeat pass does not reduce the miss rate even when its noise is independent, because the remaining misses are caused by weak signal and not by noise. In this model, connectivity that enables immediate re-scanning is not needed for detection.</w:t>
+      </w:r>
+    </w:p>
+    <w:p>
+      <w:pPr>
+        <w:keepNext w:val="0"/>
+        <w:jc w:val="both"/>
+      </w:pPr>
+      <w:r>
+        <w:rPr>
+          <w:b/>
+        </w:rPr>
+        <w:t>Correlated evidence.</w:t>
+      </w:r>
+      <w:r>
+        <w:t xml:space="preserve"> The filter assumes independence, while in the simulation the two GPR bands are correlated (0.7) and a GPR-EM correlation of up to 0.9 is added. The correlation between GPR and EM noise changes visible-cell accuracy by less than 0.2 percentage points, because EM contributes little in aggregate. The ECE of the framework is 0.030 at zero correlation and 0.029 at 0.9; tempering the evidence by a factor of 0.5 gives 0.021 and 0.020, and an exact joint likelihood for the two bands 0.027 and 0.027 (Fig. S7b). Miscalibration from the independence assumption is therefore present but small compared with the miscalibration that comes from the depth and the continuity prior.</w:t>
+      </w:r>
+    </w:p>
+    <w:p>
+      <w:pPr>
+        <w:pStyle w:val="Heading2"/>
+      </w:pPr>
+      <w:r>
+        <w:rPr>
+          <w:rFonts w:ascii="Times New Roman" w:hAnsi="Times New Roman"/>
+        </w:rPr>
+        <w:t>5.10 Lateral tracking</w:t>
+      </w:r>
+    </w:p>
+    <w:p>
+      <w:pPr>
+        <w:keepNext w:val="0"/>
+        <w:jc w:val="both"/>
+      </w:pPr>
+      <w:r>
+        <w:t>Fig. 6 sweeps the frequency of lateral shifts (0 to 4 per 100 m) with shifts of 1 to 4 m. The version 1.0 filter on one centre pass has a false-alarm rate that rises from 0.3% without shifts to 6.0% at 0.25 shifts per 100 m and stays near 6.7%; three repeat passes on the centre line change little (6.2%). The proposed layer with one centre pass behaves like the version 1.0 filter (6.4% at 2 shifts per 100 m), because one pass cannot tell a displaced utility from an absent one. With three parallel passes the false-alarm rate stays at 1.7% to 2.3% over the whole range, and the share of segments whose lateral error is at most 0.5 m falls from 98% to 52% as shifts become frequent. False clearance falls with more frequent shifts for all models because fewer segments are on the footprint (1.3% for the version 1.0 filter and 0.8% for the proposed three-pass layer at 2 per 100 m). Calibration error grows with shift frequency for every model (version 1.0: 0.028 to 0.103; proposed three-pass: 0.026 to 0.061). Small shifts (1 to 2 m) are harder than large ones: false alarms are 11.3% for the version 1.0 filter and 2.8% for the proposed three-pass layer with small shifts, against 3.4% and 1.5% with shifts of 3 to 4 m, because a large shift moves the utility out of the footprint and out of range of the centre pass, so the version 1.0 filter loses the signal. The comparison is at three times the survey effort for the parallel passes; the equal-effort baseline of three repeat passes on the centre line does not reproduce the effect.</w:t>
       </w:r>
     </w:p>
     <w:p>
@@ -11548,344 +12548,8 @@
       <w:r>
         <w:drawing>
           <wp:inline xmlns:a="http://schemas.openxmlformats.org/drawingml/2006/main" xmlns:pic="http://schemas.openxmlformats.org/drawingml/2006/picture">
-            <wp:extent cx="5303520" cy="1860171"/>
-            <wp:docPr id="9" name="Picture 9" descr="Position and depth error curves"/>
-            <wp:cNvGraphicFramePr>
-              <a:graphicFrameLocks noChangeAspect="1"/>
-            </wp:cNvGraphicFramePr>
-            <a:graphic>
-              <a:graphicData uri="http://schemas.openxmlformats.org/drawingml/2006/picture">
-                <pic:pic>
-                  <pic:nvPicPr>
-                    <pic:cNvPr id="0" name="fig09_position_depth.png"/>
-                    <pic:cNvPicPr/>
-                  </pic:nvPicPr>
-                  <pic:blipFill>
-                    <a:blip r:embed="rId18"/>
-                    <a:stretch>
-                      <a:fillRect/>
-                    </a:stretch>
-                  </pic:blipFill>
-                  <pic:spPr>
-                    <a:xfrm>
-                      <a:off x="0" y="0"/>
-                      <a:ext cx="5303520" cy="1860171"/>
-                    </a:xfrm>
-                    <a:prstGeom prst="rect"/>
-                  </pic:spPr>
-                </pic:pic>
-              </a:graphicData>
-            </a:graphic>
-          </wp:inline>
-        </w:drawing>
-      </w:r>
-    </w:p>
-    <w:p>
-      <w:pPr>
-        <w:keepNext w:val="0"/>
-        <w:spacing w:line="276" w:lineRule="auto" w:after="200"/>
-      </w:pPr>
-      <w:r>
-        <w:rPr>
-          <w:b/>
-          <w:sz w:val="19"/>
-        </w:rPr>
-        <w:t>Fig. 9.</w:t>
-      </w:r>
-      <w:r>
-        <w:rPr>
-          <w:sz w:val="19"/>
-        </w:rPr>
-        <w:t xml:space="preserve"> Closed-form location and depth error model. (a) Probability that the horizontal error is within 1 m. (b) Probability that the depth error is within 0.5 m (RTK-class positioning).</w:t>
-      </w:r>
-    </w:p>
-    <w:p>
-      <w:pPr>
-        <w:pStyle w:val="Heading2"/>
-      </w:pPr>
-      <w:r>
-        <w:rPr>
-          <w:rFonts w:ascii="Times New Roman" w:hAnsi="Times New Roman"/>
-        </w:rPr>
-        <w:t>5.8 Cross-sections and shadowing by overlying lines</w:t>
-      </w:r>
-    </w:p>
-    <w:p>
-      <w:pPr>
-        <w:keepNext w:val="0"/>
-        <w:jc w:val="both"/>
-      </w:pPr>
-      <w:r>
-        <w:t>Three representative arrangements of utilities in a road section are often of interest: parallel utilities at different depths (A), a water line stacked directly above a sewer in a shared trench (B) and a sewer and fibre beneath a transverse water line (C). Using depths of 3.5 m for sewers, 1.8 m for water and fibre and 0.8 m for ducts, an overlying line shadows the lower utility by 3 dB (PE/PVC) or 10 dB (cast iron) in the model. Fig. 10 shows the resulting fused detection probability. A concrete sewer at 3.5 m is detected in dry sand (1.00) but in dry loam falls from 0.95 without shadowing to 0.86 beneath PE/PVC and 0.41 beneath cast iron; in moist loam it is 0.18, 0.08 and 0.02, and in clay at most 0.02. Fibre in clay falls from 0.59 to 0.44 beneath an overlying PE/PVC line, while shallow ducts stay at 1.00 in every soil. Closed-form values agree with direct simulation within 0.003 for three checked cells.</w:t>
-      </w:r>
-    </w:p>
-    <w:p>
-      <w:pPr>
-        <w:keepNext/>
-        <w:spacing w:before="160" w:after="40"/>
-        <w:jc w:val="center"/>
-      </w:pPr>
-      <w:r>
-        <w:drawing>
-          <wp:inline xmlns:a="http://schemas.openxmlformats.org/drawingml/2006/main" xmlns:pic="http://schemas.openxmlformats.org/drawingml/2006/picture">
-            <wp:extent cx="5120640" cy="2252160"/>
-            <wp:docPr id="10" name="Picture 10" descr="Cross-section detection probabilities"/>
-            <wp:cNvGraphicFramePr>
-              <a:graphicFrameLocks noChangeAspect="1"/>
-            </wp:cNvGraphicFramePr>
-            <a:graphic>
-              <a:graphicData uri="http://schemas.openxmlformats.org/drawingml/2006/picture">
-                <pic:pic>
-                  <pic:nvPicPr>
-                    <pic:cNvPr id="0" name="fig10_cross_sections.png"/>
-                    <pic:cNvPicPr/>
-                  </pic:nvPicPr>
-                  <pic:blipFill>
-                    <a:blip r:embed="rId19"/>
-                    <a:stretch>
-                      <a:fillRect/>
-                    </a:stretch>
-                  </pic:blipFill>
-                  <pic:spPr>
-                    <a:xfrm>
-                      <a:off x="0" y="0"/>
-                      <a:ext cx="5120640" cy="2252160"/>
-                    </a:xfrm>
-                    <a:prstGeom prst="rect"/>
-                  </pic:spPr>
-                </pic:pic>
-              </a:graphicData>
-            </a:graphic>
-          </wp:inline>
-        </w:drawing>
-      </w:r>
-    </w:p>
-    <w:p>
-      <w:pPr>
-        <w:keepNext w:val="0"/>
-        <w:spacing w:line="276" w:lineRule="auto" w:after="200"/>
-      </w:pPr>
-      <w:r>
-        <w:rPr>
-          <w:b/>
-          <w:sz w:val="19"/>
-        </w:rPr>
-        <w:t>Fig. 10.</w:t>
-      </w:r>
-      <w:r>
-        <w:rPr>
-          <w:sz w:val="19"/>
-        </w:rPr>
-        <w:t xml:space="preserve"> Fused detection probability for utilities in the three cross-section arrangements, with shadowing by an overlying water line (closed form).</w:t>
-      </w:r>
-    </w:p>
-    <w:p>
-      <w:pPr>
-        <w:pStyle w:val="Heading2"/>
-      </w:pPr>
-      <w:r>
-        <w:rPr>
-          <w:rFonts w:ascii="Times New Roman" w:hAnsi="Times New Roman"/>
-        </w:rPr>
-        <w:t>5.9 Sensitivity, re-scanning and correlated evidence</w:t>
-      </w:r>
-    </w:p>
-    <w:p>
-      <w:pPr>
-        <w:keepNext w:val="0"/>
-        <w:jc w:val="both"/>
-      </w:pPr>
-      <w:r>
-        <w:rPr>
-          <w:b/>
-        </w:rPr>
-        <w:t>Parameter sensitivity.</w:t>
-      </w:r>
-      <w:r>
-        <w:t xml:space="preserve"> Fig. 11 shows the change in all-cell accuracy and visible-cell miss rate when one parameter is changed at a time, with common random numbers. The results are most sensitive to the soil attenuation, the spreading loss, the system budget and the detection threshold, which move the detectability envelope: for example attenuation scaled by 0.75 and 1.25 gives all-cell accuracy of 94.8% and 92.1% (base 93.5%), with an unverified share of 12% and 16% (base 16%). Changes in the noise terms, the EM coupling and the band correlation have small effects. The conclusions about the structure of the framework therefore hold across these ranges, but the numerical values, including the share of the network that is unverified, are properties of the assumed detectability envelope.</w:t>
-      </w:r>
-    </w:p>
-    <w:p>
-      <w:pPr>
-        <w:keepNext w:val="0"/>
-        <w:jc w:val="both"/>
-      </w:pPr>
-      <w:r>
-        <w:rPr>
-          <w:b/>
-        </w:rPr>
-        <w:t>Repeat passes.</w:t>
-      </w:r>
-      <w:r>
-        <w:t xml:space="preserve"> Segments whose belief lies between 0.15 and 0.85 were re-scanned immediately (95% availability) or later (25% chance, offline), in the four harder soils. The visible-cell miss rate is 2.2% without a re-scan, 2.2% offline and 2.3% on the spot, with the repeat pass decorrelated from the first (2.2%); false alarms fall from 0.32% to 0.08%. Re-scans covered 3.0% of segments offline and 10.4% on the spot. A repeat pass does not reduce the miss rate even when its noise is independent, because the remaining misses are caused by weak signal and not by noise. In this model, connectivity that enables immediate re-scanning is not needed for detection.</w:t>
-      </w:r>
-    </w:p>
-    <w:p>
-      <w:pPr>
-        <w:keepNext w:val="0"/>
-        <w:jc w:val="both"/>
-      </w:pPr>
-      <w:r>
-        <w:rPr>
-          <w:b/>
-        </w:rPr>
-        <w:t>Correlated evidence.</w:t>
-      </w:r>
-      <w:r>
-        <w:t xml:space="preserve"> The filter assumes independence, while in the simulation the two GPR bands are correlated (0.7) and a GPR-EM correlation of up to 0.9 is added. The correlation between GPR and EM noise changes visible-cell accuracy by less than 0.2 percentage points, because EM contributes little in aggregate. The ECE of the framework is 0.030 at zero correlation and 0.029 at 0.9; tempering the evidence by a factor of 0.5 gives 0.021 and 0.020, and an exact joint likelihood for the two bands 0.027 and 0.027 (Fig. 12b). Miscalibration from the independence assumption is therefore present but small compared with the miscalibration that comes from the depth and the continuity prior.</w:t>
-      </w:r>
-    </w:p>
-    <w:p>
-      <w:pPr>
-        <w:keepNext/>
-        <w:spacing w:before="160" w:after="40"/>
-        <w:jc w:val="center"/>
-      </w:pPr>
-      <w:r>
-        <w:drawing>
-          <wp:inline xmlns:a="http://schemas.openxmlformats.org/drawingml/2006/main" xmlns:pic="http://schemas.openxmlformats.org/drawingml/2006/picture">
-            <wp:extent cx="5943600" cy="2399624"/>
-            <wp:docPr id="11" name="Picture 11" descr="Sensitivity"/>
-            <wp:cNvGraphicFramePr>
-              <a:graphicFrameLocks noChangeAspect="1"/>
-            </wp:cNvGraphicFramePr>
-            <a:graphic>
-              <a:graphicData uri="http://schemas.openxmlformats.org/drawingml/2006/picture">
-                <pic:pic>
-                  <pic:nvPicPr>
-                    <pic:cNvPr id="0" name="fig11_sensitivity.png"/>
-                    <pic:cNvPicPr/>
-                  </pic:nvPicPr>
-                  <pic:blipFill>
-                    <a:blip r:embed="rId20"/>
-                    <a:stretch>
-                      <a:fillRect/>
-                    </a:stretch>
-                  </pic:blipFill>
-                  <pic:spPr>
-                    <a:xfrm>
-                      <a:off x="0" y="0"/>
-                      <a:ext cx="5943600" cy="2399624"/>
-                    </a:xfrm>
-                    <a:prstGeom prst="rect"/>
-                  </pic:spPr>
-                </pic:pic>
-              </a:graphicData>
-            </a:graphic>
-          </wp:inline>
-        </w:drawing>
-      </w:r>
-    </w:p>
-    <w:p>
-      <w:pPr>
-        <w:keepNext w:val="0"/>
-        <w:spacing w:line="276" w:lineRule="auto" w:after="200"/>
-      </w:pPr>
-      <w:r>
-        <w:rPr>
-          <w:b/>
-          <w:sz w:val="19"/>
-        </w:rPr>
-        <w:t>Fig. 11.</w:t>
-      </w:r>
-      <w:r>
-        <w:rPr>
-          <w:sz w:val="19"/>
-        </w:rPr>
-        <w:t xml:space="preserve"> One-at-a-time sensitivity of (a) all-cell accuracy and (b) visible-cell miss rate of the framework. Circles and squares are the first and second value named on the axis; the dotted line is the base case.</w:t>
-      </w:r>
-    </w:p>
-    <w:p>
-      <w:pPr>
-        <w:keepNext/>
-        <w:spacing w:before="160" w:after="40"/>
-        <w:jc w:val="center"/>
-      </w:pPr>
-      <w:r>
-        <w:drawing>
-          <wp:inline xmlns:a="http://schemas.openxmlformats.org/drawingml/2006/main" xmlns:pic="http://schemas.openxmlformats.org/drawingml/2006/picture">
-            <wp:extent cx="5943600" cy="2134635"/>
-            <wp:docPr id="12" name="Picture 12" descr="Re-scan and correlated evidence"/>
-            <wp:cNvGraphicFramePr>
-              <a:graphicFrameLocks noChangeAspect="1"/>
-            </wp:cNvGraphicFramePr>
-            <a:graphic>
-              <a:graphicData uri="http://schemas.openxmlformats.org/drawingml/2006/picture">
-                <pic:pic>
-                  <pic:nvPicPr>
-                    <pic:cNvPr id="0" name="fig12_rescan_correlation.png"/>
-                    <pic:cNvPicPr/>
-                  </pic:nvPicPr>
-                  <pic:blipFill>
-                    <a:blip r:embed="rId21"/>
-                    <a:stretch>
-                      <a:fillRect/>
-                    </a:stretch>
-                  </pic:blipFill>
-                  <pic:spPr>
-                    <a:xfrm>
-                      <a:off x="0" y="0"/>
-                      <a:ext cx="5943600" cy="2134635"/>
-                    </a:xfrm>
-                    <a:prstGeom prst="rect"/>
-                  </pic:spPr>
-                </pic:pic>
-              </a:graphicData>
-            </a:graphic>
-          </wp:inline>
-        </w:drawing>
-      </w:r>
-    </w:p>
-    <w:p>
-      <w:pPr>
-        <w:keepNext w:val="0"/>
-        <w:spacing w:line="276" w:lineRule="auto" w:after="200"/>
-      </w:pPr>
-      <w:r>
-        <w:rPr>
-          <w:b/>
-          <w:sz w:val="19"/>
-        </w:rPr>
-        <w:t>Fig. 12.</w:t>
-      </w:r>
-      <w:r>
-        <w:rPr>
-          <w:sz w:val="19"/>
-        </w:rPr>
-        <w:t xml:space="preserve"> (a) Effect of a repeat pass on uncertain segments (visible cells in the four harder soils); ρ is the correlation of the run-level noise of the repeat pass with the first. (b) Calibration error under correlated GPR and EM noise for three evidence rules.</w:t>
-      </w:r>
-    </w:p>
-    <w:p>
-      <w:pPr>
-        <w:pStyle w:val="Heading2"/>
-      </w:pPr>
-      <w:r>
-        <w:rPr>
-          <w:rFonts w:ascii="Times New Roman" w:hAnsi="Times New Roman"/>
-        </w:rPr>
-        <w:t>5.10 Lateral tracking</w:t>
-      </w:r>
-    </w:p>
-    <w:p>
-      <w:pPr>
-        <w:keepNext w:val="0"/>
-        <w:jc w:val="both"/>
-      </w:pPr>
-      <w:r>
-        <w:t>Fig. 13 sweeps the frequency of lateral shifts (0 to 4 per 100 m) with shifts of 1 to 4 m. The version 1.0 filter on one centre pass has a false-alarm rate that rises from 0.3% without shifts to 6.0% at 0.25 shifts per 100 m and stays near 6.7%; three repeat passes on the centre line change little (6.2%). The proposed layer with one centre pass behaves like the version 1.0 filter (6.4% at 2 shifts per 100 m), because one pass cannot tell a displaced utility from an absent one. With three parallel passes the false-alarm rate stays at 1.7% to 2.3% over the whole range, and the share of segments whose lateral error is at most 0.5 m falls from 98% to 52% as shifts become frequent. False clearance falls with more frequent shifts for all models because fewer segments are on the footprint (1.3% for the version 1.0 filter and 0.8% for the proposed three-pass layer at 2 per 100 m). Calibration error grows with shift frequency for every model (version 1.0: 0.028 to 0.103; proposed three-pass: 0.026 to 0.061). Small shifts (1 to 2 m) are harder than large ones: false alarms are 11.3% for the version 1.0 filter and 2.8% for the proposed three-pass layer with small shifts, against 3.4% and 1.5% with shifts of 3 to 4 m, because a large shift moves the utility out of the footprint and out of range of the centre pass, so the version 1.0 filter loses the signal. The comparison is at three times the survey effort for the parallel passes; the equal-effort baseline of three repeat passes on the centre line does not reproduce the effect.</w:t>
-      </w:r>
-    </w:p>
-    <w:p>
-      <w:pPr>
-        <w:keepNext/>
-        <w:spacing w:before="160" w:after="40"/>
-        <w:jc w:val="center"/>
-      </w:pPr>
-      <w:r>
-        <w:drawing>
-          <wp:inline xmlns:a="http://schemas.openxmlformats.org/drawingml/2006/main" xmlns:pic="http://schemas.openxmlformats.org/drawingml/2006/picture">
             <wp:extent cx="5943600" cy="2262858"/>
-            <wp:docPr id="13" name="Picture 13" descr="Lateral robustness"/>
+            <wp:docPr id="6" name="Picture 6" descr="Lateral robustness"/>
             <wp:cNvGraphicFramePr>
               <a:graphicFrameLocks noChangeAspect="1"/>
             </wp:cNvGraphicFramePr>
@@ -11897,7 +12561,7 @@
                     <pic:cNvPicPr/>
                   </pic:nvPicPr>
                   <pic:blipFill>
-                    <a:blip r:embed="rId22"/>
+                    <a:blip r:embed="rId15"/>
                     <a:stretch>
                       <a:fillRect/>
                     </a:stretch>
@@ -11926,7 +12590,7 @@
           <w:b/>
           <w:sz w:val="19"/>
         </w:rPr>
-        <w:t>Fig. 13.</w:t>
+        <w:t>Fig. 6.</w:t>
       </w:r>
       <w:r>
         <w:rPr>
@@ -11956,7 +12620,7 @@
           <w:b/>
           <w:sz w:val="19"/>
         </w:rPr>
-        <w:t>Table 8.</w:t>
+        <w:t>Table 9.</w:t>
       </w:r>
       <w:r>
         <w:rPr>
@@ -12526,7 +13190,7 @@
         <w:drawing>
           <wp:inline xmlns:a="http://schemas.openxmlformats.org/drawingml/2006/main" xmlns:pic="http://schemas.openxmlformats.org/drawingml/2006/picture">
             <wp:extent cx="5943600" cy="2420695"/>
-            <wp:docPr id="14" name="Picture 14" descr="Sensor health scenarios"/>
+            <wp:docPr id="7" name="Picture 7" descr="Sensor health scenarios"/>
             <wp:cNvGraphicFramePr>
               <a:graphicFrameLocks noChangeAspect="1"/>
             </wp:cNvGraphicFramePr>
@@ -12538,7 +13202,7 @@
                     <pic:cNvPicPr/>
                   </pic:nvPicPr>
                   <pic:blipFill>
-                    <a:blip r:embed="rId23"/>
+                    <a:blip r:embed="rId16"/>
                     <a:stretch>
                       <a:fillRect/>
                     </a:stretch>
@@ -12567,7 +13231,7 @@
           <w:b/>
           <w:sz w:val="19"/>
         </w:rPr>
-        <w:t>Fig. 14.</w:t>
+        <w:t>Fig. 7.</w:t>
       </w:r>
       <w:r>
         <w:rPr>
@@ -12602,67 +13266,7 @@
         <w:jc w:val="both"/>
       </w:pPr>
       <w:r>
-        <w:t>Fig. 15 shows the zones for the seven soils as functions of depth. Over the grid of depths from 0.5 to 7 m in the five seen soils, 44% of the combinations are zone A, 24% zone B and 32% zone C. Applying the zones at the estimated depth instead of the class mid-depth changes which segments are unverified: the unverified share falls from 16% (cell-level rule) to 13%, because shallow parts of the sewer classes become decidable, and the false clearance of the sewers is high either way (plastic sewer 24%, concrete sewer 17% with the cell-level rule). Requiring a much lower probability for an absent call in zone B, and an unverified band between the two thresholds, lowers the sewers’ false clearance to 12% and 9% and the overall false clearance from 4.4% to 2.4%, at an unverified share of 14%. Zone B is therefore treated as marginal evidence, not as clearance capability. For zone C the escalation of Section 3.7 applies.</w:t>
-      </w:r>
-    </w:p>
-    <w:p>
-      <w:pPr>
-        <w:keepNext/>
-        <w:spacing w:before="160" w:after="40"/>
-        <w:jc w:val="center"/>
-      </w:pPr>
-      <w:r>
-        <w:drawing>
-          <wp:inline xmlns:a="http://schemas.openxmlformats.org/drawingml/2006/main" xmlns:pic="http://schemas.openxmlformats.org/drawingml/2006/picture">
-            <wp:extent cx="5943600" cy="2974620"/>
-            <wp:docPr id="15" name="Picture 15" descr="Capability zones"/>
-            <wp:cNvGraphicFramePr>
-              <a:graphicFrameLocks noChangeAspect="1"/>
-            </wp:cNvGraphicFramePr>
-            <a:graphic>
-              <a:graphicData uri="http://schemas.openxmlformats.org/drawingml/2006/picture">
-                <pic:pic>
-                  <pic:nvPicPr>
-                    <pic:cNvPr id="0" name="fig15_capability_zones.png"/>
-                    <pic:cNvPicPr/>
-                  </pic:nvPicPr>
-                  <pic:blipFill>
-                    <a:blip r:embed="rId24"/>
-                    <a:stretch>
-                      <a:fillRect/>
-                    </a:stretch>
-                  </pic:blipFill>
-                  <pic:spPr>
-                    <a:xfrm>
-                      <a:off x="0" y="0"/>
-                      <a:ext cx="5943600" cy="2974620"/>
-                    </a:xfrm>
-                    <a:prstGeom prst="rect"/>
-                  </pic:spPr>
-                </pic:pic>
-              </a:graphicData>
-            </a:graphic>
-          </wp:inline>
-        </w:drawing>
-      </w:r>
-    </w:p>
-    <w:p>
-      <w:pPr>
-        <w:keepNext w:val="0"/>
-        <w:spacing w:line="276" w:lineRule="auto" w:after="200"/>
-      </w:pPr>
-      <w:r>
-        <w:rPr>
-          <w:b/>
-          <w:sz w:val="19"/>
-        </w:rPr>
-        <w:t>Fig. 15.</w:t>
-      </w:r>
-      <w:r>
-        <w:rPr>
-          <w:sz w:val="19"/>
-        </w:rPr>
-        <w:t xml:space="preserve"> Capability zones by soil, utility and depth (closed form): zone A detectable (fused probability at least 0.9), zone B marginal, zone C capability not established (below 0.3). The two lower rows are the unseen soils.</w:t>
+        <w:t>Fig. S8 shows the zones for the seven soils as functions of depth. Over the grid of depths from 0.5 to 7 m in the five seen soils, 44% of the combinations are zone A, 24% zone B and 32% zone C. Applying the zones at the estimated depth instead of the class mid-depth changes which segments are unverified: the unverified share falls from 16% (cell-level rule) to 13%, because shallow parts of the sewer classes become decidable, and the false clearance of the sewers is high either way (plastic sewer 24%, concrete sewer 17% with the cell-level rule). Requiring a much lower probability for an absent call in zone B, and an unverified band between the two thresholds, lowers the sewers’ false clearance to 12% and 9% and the overall false clearance from 4.4% to 2.4%, at an unverified share of 14%. Zone B is therefore treated as marginal evidence, not as clearance capability. For zone C the escalation of Section 3.7 applies.</w:t>
       </w:r>
     </w:p>
     <w:p>
@@ -12686,7 +13290,7 @@
           <w:b/>
           <w:sz w:val="19"/>
         </w:rPr>
-        <w:t>Table 9.</w:t>
+        <w:t>Table 10.</w:t>
       </w:r>
       <w:r>
         <w:rPr>
@@ -14432,7 +15036,7 @@
         <w:drawing>
           <wp:inline xmlns:a="http://schemas.openxmlformats.org/drawingml/2006/main" xmlns:pic="http://schemas.openxmlformats.org/drawingml/2006/picture">
             <wp:extent cx="5852160" cy="3845036"/>
-            <wp:docPr id="16" name="Picture 16" descr="Model comparison"/>
+            <wp:docPr id="8" name="Picture 8" descr="Model comparison"/>
             <wp:cNvGraphicFramePr>
               <a:graphicFrameLocks noChangeAspect="1"/>
             </wp:cNvGraphicFramePr>
@@ -14444,7 +15048,7 @@
                     <pic:cNvPicPr/>
                   </pic:nvPicPr>
                   <pic:blipFill>
-                    <a:blip r:embed="rId25"/>
+                    <a:blip r:embed="rId17"/>
                     <a:stretch>
                       <a:fillRect/>
                     </a:stretch>
@@ -14473,7 +15077,7 @@
           <w:b/>
           <w:sz w:val="19"/>
         </w:rPr>
-        <w:t>Fig. 16.</w:t>
+        <w:t>Fig. 8.</w:t>
       </w:r>
       <w:r>
         <w:rPr>
@@ -14488,7 +15092,7 @@
         <w:jc w:val="both"/>
       </w:pPr>
       <w:r>
-        <w:t>In the baseline the proposed layer with three passes has a false clearance of 1.3% against 4.3% for the version 1.0 filter, 3.4% for the filter with three repeat passes and 23.4% for per-segment fusion; with one pass it has 3.0%, close to the version 1.0 filter, and a worse calibration error (0.044 against 0.030). Across the scenarios the layer helps most when its extra machinery is exercised: shifted or curved geometry, sparse coverage, a map offset by 1.5 to 3 m (where the centre-line models find 25% of present segments and the three-pass layer 99%), and mixed sensor health. It does not help when the sensors are blind in the same way (unflagged GPR failure) or when the soil is unseen. The additional compute is small in absolute terms: 1.76 s per block of 3,500 corridors for the three-pass layer against 0.02 s for the version 1.0 filter.</w:t>
+        <w:t>In the baseline the proposed layer with three passes has a false clearance of 1.3% against 4.3% for the version 1.0 filter, 3.4% for the filter with three repeat passes and 23.4% for per-segment fusion; with one pass it has 3.0%, close to the version 1.0 filter, and a worse calibration error (0.044 against 0.030). Across the scenarios the layer helps most when its extra machinery is exercised: shifted or curved geometry, sparse coverage, a map offset by 1.5 to 3 m (where the centre-line models find 25% of present segments and the three-pass layer 99%), and mixed sensor health. It does not help when the sensors are blind in the same way (unflagged GPR failure) or when the soil is unseen. The additional compute is small in absolute terms: 1.71 s per block of 3,500 corridors for the three-pass layer against 0.02 s for the version 1.0 filter.</w:t>
       </w:r>
     </w:p>
     <w:p>
@@ -14516,7 +15120,7 @@
         <w:drawing>
           <wp:inline xmlns:a="http://schemas.openxmlformats.org/drawingml/2006/main" xmlns:pic="http://schemas.openxmlformats.org/drawingml/2006/picture">
             <wp:extent cx="5852160" cy="2357872"/>
-            <wp:docPr id="17" name="Picture 17" descr="Unseen soils"/>
+            <wp:docPr id="9" name="Picture 9" descr="Unseen soils"/>
             <wp:cNvGraphicFramePr>
               <a:graphicFrameLocks noChangeAspect="1"/>
             </wp:cNvGraphicFramePr>
@@ -14528,7 +15132,7 @@
                     <pic:cNvPicPr/>
                   </pic:nvPicPr>
                   <pic:blipFill>
-                    <a:blip r:embed="rId26"/>
+                    <a:blip r:embed="rId18"/>
                     <a:stretch>
                       <a:fillRect/>
                     </a:stretch>
@@ -14557,7 +15161,7 @@
           <w:b/>
           <w:sz w:val="19"/>
         </w:rPr>
-        <w:t>Fig. 17.</w:t>
+        <w:t>Fig. 9.</w:t>
       </w:r>
       <w:r>
         <w:rPr>
@@ -14585,6 +15189,804 @@
       <w:r>
         <w:t>With a holding cost of US$1,000 per segment, pits cost more than the holding they avoid for almost every segment, and ranking pits by value of information selects almost none (change in total cost against no pits: -0.1 thousand US$ per km at a pit budget of 5% of the cost of pitting every candidate); ranking by probability alone adds 4.3 thousand and random placement 2.6 thousand. With a holding cost of US$10,000 per segment, value-of-information ranking lowers the total cost by 2.2 thousand US$ per km at 5% and 5.5 thousand at 40%, a saving of about 1.7% of the total, with an interval that includes zero at the larger budgets, whereas probability-first and random pits add cost. Pits are valuable in this model only where the cost of holding a segment is high relative to the cost of a pit, and the benefit is small (under 2% of total cost) because a pit resolves one segment only; neighbouring segments are not updated by it, which understates its value. The comparison depends entirely on the assumed costs.</w:t>
       </w:r>
+    </w:p>
+    <w:p>
+      <w:pPr>
+        <w:pStyle w:val="Heading2"/>
+      </w:pPr>
+      <w:r>
+        <w:rPr>
+          <w:rFonts w:ascii="Times New Roman" w:hAnsi="Times New Roman"/>
+        </w:rPr>
+        <w:t>5.15 Structural mismatch and parameter uncertainty</w:t>
+      </w:r>
+    </w:p>
+    <w:p>
+      <w:pPr>
+        <w:keepNext w:val="0"/>
+        <w:jc w:val="both"/>
+      </w:pPr>
+      <w:r>
+        <w:t>In every scenario so far the truth process is close to the process the filter assumes. To test whether the conclusions survive a structurally different truth, utility geometry was generated as a piecewise-linear path with abrupt bends (leg lengths of 8 to 25 segments, slopes up to 0.25 m per segment, unrelated to the filter’s transition model), then with a second, parallel utility 2 to 5 m away that also returns signals, and then with a branch that leaves the utility at a random position and adds to the truth where it lies on the excavation footprint. The filters are unchanged. Fig. 10 and Table 11 show how false clearance, false alarms and calibration change as the assumed geometry becomes increasingly wrong.</w:t>
+      </w:r>
+    </w:p>
+    <w:p>
+      <w:pPr>
+        <w:keepNext/>
+        <w:spacing w:line="276" w:lineRule="auto" w:after="200"/>
+      </w:pPr>
+      <w:r>
+        <w:rPr>
+          <w:b/>
+          <w:sz w:val="19"/>
+        </w:rPr>
+        <w:t>Table 11.</w:t>
+      </w:r>
+      <w:r>
+        <w:rPr>
+          <w:sz w:val="19"/>
+        </w:rPr>
+        <w:t xml:space="preserve"> False clearance among released segments (%, mean and 95% cluster-bootstrap interval) as the truth geometry departs from the filter’s model; last column calibration error.</w:t>
+      </w:r>
+    </w:p>
+    <w:tbl>
+      <w:tblPr>
+        <w:tblStyle w:val="TableGrid"/>
+        <w:tblW w:type="auto" w:w="0"/>
+        <w:jc w:val="center"/>
+        <w:tblLayout w:type="fixed"/>
+        <w:tblLook w:firstColumn="1" w:firstRow="1" w:lastColumn="0" w:lastRow="0" w:noHBand="0" w:noVBand="1" w:val="04A0"/>
+      </w:tblPr>
+      <w:tblGrid>
+        <w:gridCol w:w="2304"/>
+        <w:gridCol w:w="1296"/>
+        <w:gridCol w:w="1296"/>
+        <w:gridCol w:w="1296"/>
+        <w:gridCol w:w="1296"/>
+        <w:gridCol w:w="1368"/>
+        <w:gridCol w:w="1152"/>
+      </w:tblGrid>
+      <w:tr>
+        <w:trPr>
+          <w:tblHeader w:val="true"/>
+        </w:trPr>
+        <w:tc>
+          <w:tcPr>
+            <w:tcW w:type="dxa" w:w="2304"/>
+          </w:tcPr>
+          <w:p>
+            <w:pPr>
+              <w:spacing w:line="240" w:lineRule="auto" w:after="20"/>
+            </w:pPr>
+            <w:r/>
+            <w:r>
+              <w:rPr>
+                <w:b/>
+                <w:sz w:val="14"/>
+              </w:rPr>
+              <w:t>Geometry</w:t>
+            </w:r>
+          </w:p>
+        </w:tc>
+        <w:tc>
+          <w:tcPr>
+            <w:tcW w:type="dxa" w:w="1296"/>
+          </w:tcPr>
+          <w:p>
+            <w:pPr>
+              <w:spacing w:line="240" w:lineRule="auto" w:after="20"/>
+            </w:pPr>
+            <w:r/>
+            <w:r>
+              <w:rPr>
+                <w:b/>
+                <w:sz w:val="14"/>
+              </w:rPr>
+              <w:t>Fusion</w:t>
+            </w:r>
+          </w:p>
+        </w:tc>
+        <w:tc>
+          <w:tcPr>
+            <w:tcW w:type="dxa" w:w="1296"/>
+          </w:tcPr>
+          <w:p>
+            <w:pPr>
+              <w:spacing w:line="240" w:lineRule="auto" w:after="20"/>
+            </w:pPr>
+            <w:r/>
+            <w:r>
+              <w:rPr>
+                <w:b/>
+                <w:sz w:val="14"/>
+              </w:rPr>
+              <w:t>v1.0 filter</w:t>
+            </w:r>
+          </w:p>
+        </w:tc>
+        <w:tc>
+          <w:tcPr>
+            <w:tcW w:type="dxa" w:w="1296"/>
+          </w:tcPr>
+          <w:p>
+            <w:pPr>
+              <w:spacing w:line="240" w:lineRule="auto" w:after="20"/>
+            </w:pPr>
+            <w:r/>
+            <w:r>
+              <w:rPr>
+                <w:b/>
+                <w:sz w:val="14"/>
+              </w:rPr>
+              <w:t>v1.0, 3 repeats</w:t>
+            </w:r>
+          </w:p>
+        </w:tc>
+        <w:tc>
+          <w:tcPr>
+            <w:tcW w:type="dxa" w:w="1296"/>
+          </w:tcPr>
+          <w:p>
+            <w:pPr>
+              <w:spacing w:line="240" w:lineRule="auto" w:after="20"/>
+            </w:pPr>
+            <w:r/>
+            <w:r>
+              <w:rPr>
+                <w:b/>
+                <w:sz w:val="14"/>
+              </w:rPr>
+              <w:t>Proposed, 1 pass</w:t>
+            </w:r>
+          </w:p>
+        </w:tc>
+        <w:tc>
+          <w:tcPr>
+            <w:tcW w:type="dxa" w:w="1368"/>
+          </w:tcPr>
+          <w:p>
+            <w:pPr>
+              <w:spacing w:line="240" w:lineRule="auto" w:after="20"/>
+            </w:pPr>
+            <w:r/>
+            <w:r>
+              <w:rPr>
+                <w:b/>
+                <w:sz w:val="14"/>
+              </w:rPr>
+              <w:t>Proposed, 3 passes</w:t>
+            </w:r>
+          </w:p>
+        </w:tc>
+        <w:tc>
+          <w:tcPr>
+            <w:tcW w:type="dxa" w:w="1152"/>
+          </w:tcPr>
+          <w:p>
+            <w:pPr>
+              <w:spacing w:line="240" w:lineRule="auto" w:after="20"/>
+            </w:pPr>
+            <w:r/>
+            <w:r>
+              <w:rPr>
+                <w:b/>
+                <w:sz w:val="14"/>
+              </w:rPr>
+              <w:t>ECE (v1.0 / proposed 3)</w:t>
+            </w:r>
+          </w:p>
+        </w:tc>
+      </w:tr>
+      <w:tr>
+        <w:tc>
+          <w:tcPr>
+            <w:tcW w:type="dxa" w:w="2304"/>
+          </w:tcPr>
+          <w:p>
+            <w:pPr>
+              <w:spacing w:line="240" w:lineRule="auto" w:after="20"/>
+            </w:pPr>
+            <w:r/>
+            <w:r>
+              <w:rPr>
+                <w:sz w:val="14"/>
+              </w:rPr>
+              <w:t>L0 matched: straight</w:t>
+            </w:r>
+          </w:p>
+        </w:tc>
+        <w:tc>
+          <w:tcPr>
+            <w:tcW w:type="dxa" w:w="1296"/>
+          </w:tcPr>
+          <w:p>
+            <w:pPr>
+              <w:spacing w:line="240" w:lineRule="auto" w:after="20"/>
+            </w:pPr>
+            <w:r/>
+            <w:r>
+              <w:rPr>
+                <w:sz w:val="14"/>
+              </w:rPr>
+              <w:t>23.5 [23.0, 24.3]</w:t>
+            </w:r>
+          </w:p>
+        </w:tc>
+        <w:tc>
+          <w:tcPr>
+            <w:tcW w:type="dxa" w:w="1296"/>
+          </w:tcPr>
+          <w:p>
+            <w:pPr>
+              <w:spacing w:line="240" w:lineRule="auto" w:after="20"/>
+            </w:pPr>
+            <w:r/>
+            <w:r>
+              <w:rPr>
+                <w:sz w:val="14"/>
+              </w:rPr>
+              <w:t>4.4 [3.9, 4.9]</w:t>
+            </w:r>
+          </w:p>
+        </w:tc>
+        <w:tc>
+          <w:tcPr>
+            <w:tcW w:type="dxa" w:w="1296"/>
+          </w:tcPr>
+          <w:p>
+            <w:pPr>
+              <w:spacing w:line="240" w:lineRule="auto" w:after="20"/>
+            </w:pPr>
+            <w:r/>
+            <w:r>
+              <w:rPr>
+                <w:sz w:val="14"/>
+              </w:rPr>
+              <w:t>3.4 [3.0, 3.9]</w:t>
+            </w:r>
+          </w:p>
+        </w:tc>
+        <w:tc>
+          <w:tcPr>
+            <w:tcW w:type="dxa" w:w="1296"/>
+          </w:tcPr>
+          <w:p>
+            <w:pPr>
+              <w:spacing w:line="240" w:lineRule="auto" w:after="20"/>
+            </w:pPr>
+            <w:r/>
+            <w:r>
+              <w:rPr>
+                <w:sz w:val="14"/>
+              </w:rPr>
+              <w:t>3.2 [2.8, 3.6]</w:t>
+            </w:r>
+          </w:p>
+        </w:tc>
+        <w:tc>
+          <w:tcPr>
+            <w:tcW w:type="dxa" w:w="1368"/>
+          </w:tcPr>
+          <w:p>
+            <w:pPr>
+              <w:spacing w:line="240" w:lineRule="auto" w:after="20"/>
+            </w:pPr>
+            <w:r/>
+            <w:r>
+              <w:rPr>
+                <w:sz w:val="14"/>
+              </w:rPr>
+              <w:t>1.4 [1.1, 1.6]</w:t>
+            </w:r>
+          </w:p>
+        </w:tc>
+        <w:tc>
+          <w:tcPr>
+            <w:tcW w:type="dxa" w:w="1152"/>
+          </w:tcPr>
+          <w:p>
+            <w:pPr>
+              <w:spacing w:line="240" w:lineRule="auto" w:after="20"/>
+            </w:pPr>
+            <w:r/>
+            <w:r>
+              <w:rPr>
+                <w:sz w:val="14"/>
+              </w:rPr>
+              <w:t>0.029 / 0.029</w:t>
+            </w:r>
+          </w:p>
+        </w:tc>
+      </w:tr>
+      <w:tr>
+        <w:tc>
+          <w:tcPr>
+            <w:tcW w:type="dxa" w:w="2304"/>
+          </w:tcPr>
+          <w:p>
+            <w:pPr>
+              <w:spacing w:line="240" w:lineRule="auto" w:after="20"/>
+            </w:pPr>
+            <w:r/>
+            <w:r>
+              <w:rPr>
+                <w:sz w:val="14"/>
+              </w:rPr>
+              <w:t>L1 curved (drift)</w:t>
+            </w:r>
+          </w:p>
+        </w:tc>
+        <w:tc>
+          <w:tcPr>
+            <w:tcW w:type="dxa" w:w="1296"/>
+          </w:tcPr>
+          <w:p>
+            <w:pPr>
+              <w:spacing w:line="240" w:lineRule="auto" w:after="20"/>
+            </w:pPr>
+            <w:r/>
+            <w:r>
+              <w:rPr>
+                <w:sz w:val="14"/>
+              </w:rPr>
+              <w:t>17.8 [17.4, 18.4]</w:t>
+            </w:r>
+          </w:p>
+        </w:tc>
+        <w:tc>
+          <w:tcPr>
+            <w:tcW w:type="dxa" w:w="1296"/>
+          </w:tcPr>
+          <w:p>
+            <w:pPr>
+              <w:spacing w:line="240" w:lineRule="auto" w:after="20"/>
+            </w:pPr>
+            <w:r/>
+            <w:r>
+              <w:rPr>
+                <w:sz w:val="14"/>
+              </w:rPr>
+              <w:t>4.6 [4.3, 5.0]</w:t>
+            </w:r>
+          </w:p>
+        </w:tc>
+        <w:tc>
+          <w:tcPr>
+            <w:tcW w:type="dxa" w:w="1296"/>
+          </w:tcPr>
+          <w:p>
+            <w:pPr>
+              <w:spacing w:line="240" w:lineRule="auto" w:after="20"/>
+            </w:pPr>
+            <w:r/>
+            <w:r>
+              <w:rPr>
+                <w:sz w:val="14"/>
+              </w:rPr>
+              <w:t>4.0 [3.6, 4.3]</w:t>
+            </w:r>
+          </w:p>
+        </w:tc>
+        <w:tc>
+          <w:tcPr>
+            <w:tcW w:type="dxa" w:w="1296"/>
+          </w:tcPr>
+          <w:p>
+            <w:pPr>
+              <w:spacing w:line="240" w:lineRule="auto" w:after="20"/>
+            </w:pPr>
+            <w:r/>
+            <w:r>
+              <w:rPr>
+                <w:sz w:val="14"/>
+              </w:rPr>
+              <w:t>3.5 [3.2, 3.8]</w:t>
+            </w:r>
+          </w:p>
+        </w:tc>
+        <w:tc>
+          <w:tcPr>
+            <w:tcW w:type="dxa" w:w="1368"/>
+          </w:tcPr>
+          <w:p>
+            <w:pPr>
+              <w:spacing w:line="240" w:lineRule="auto" w:after="20"/>
+            </w:pPr>
+            <w:r/>
+            <w:r>
+              <w:rPr>
+                <w:sz w:val="14"/>
+              </w:rPr>
+              <w:t>2.3 [2.1, 2.5]</w:t>
+            </w:r>
+          </w:p>
+        </w:tc>
+        <w:tc>
+          <w:tcPr>
+            <w:tcW w:type="dxa" w:w="1152"/>
+          </w:tcPr>
+          <w:p>
+            <w:pPr>
+              <w:spacing w:line="240" w:lineRule="auto" w:after="20"/>
+            </w:pPr>
+            <w:r/>
+            <w:r>
+              <w:rPr>
+                <w:sz w:val="14"/>
+              </w:rPr>
+              <w:t>0.076 / 0.025</w:t>
+            </w:r>
+          </w:p>
+        </w:tc>
+      </w:tr>
+      <w:tr>
+        <w:tc>
+          <w:tcPr>
+            <w:tcW w:type="dxa" w:w="2304"/>
+          </w:tcPr>
+          <w:p>
+            <w:pPr>
+              <w:spacing w:line="240" w:lineRule="auto" w:after="20"/>
+            </w:pPr>
+            <w:r/>
+            <w:r>
+              <w:rPr>
+                <w:sz w:val="14"/>
+              </w:rPr>
+              <w:t>L2 spline with abrupt bends</w:t>
+            </w:r>
+          </w:p>
+        </w:tc>
+        <w:tc>
+          <w:tcPr>
+            <w:tcW w:type="dxa" w:w="1296"/>
+          </w:tcPr>
+          <w:p>
+            <w:pPr>
+              <w:spacing w:line="240" w:lineRule="auto" w:after="20"/>
+            </w:pPr>
+            <w:r/>
+            <w:r>
+              <w:rPr>
+                <w:sz w:val="14"/>
+              </w:rPr>
+              <w:t>5.5 [5.4, 5.7]</w:t>
+            </w:r>
+          </w:p>
+        </w:tc>
+        <w:tc>
+          <w:tcPr>
+            <w:tcW w:type="dxa" w:w="1296"/>
+          </w:tcPr>
+          <w:p>
+            <w:pPr>
+              <w:spacing w:line="240" w:lineRule="auto" w:after="20"/>
+            </w:pPr>
+            <w:r/>
+            <w:r>
+              <w:rPr>
+                <w:sz w:val="14"/>
+              </w:rPr>
+              <w:t>1.3 [1.2, 1.4]</w:t>
+            </w:r>
+          </w:p>
+        </w:tc>
+        <w:tc>
+          <w:tcPr>
+            <w:tcW w:type="dxa" w:w="1296"/>
+          </w:tcPr>
+          <w:p>
+            <w:pPr>
+              <w:spacing w:line="240" w:lineRule="auto" w:after="20"/>
+            </w:pPr>
+            <w:r/>
+            <w:r>
+              <w:rPr>
+                <w:sz w:val="14"/>
+              </w:rPr>
+              <w:t>1.2 [1.1, 1.3]</w:t>
+            </w:r>
+          </w:p>
+        </w:tc>
+        <w:tc>
+          <w:tcPr>
+            <w:tcW w:type="dxa" w:w="1296"/>
+          </w:tcPr>
+          <w:p>
+            <w:pPr>
+              <w:spacing w:line="240" w:lineRule="auto" w:after="20"/>
+            </w:pPr>
+            <w:r/>
+            <w:r>
+              <w:rPr>
+                <w:sz w:val="14"/>
+              </w:rPr>
+              <w:t>1.2 [1.1, 1.3]</w:t>
+            </w:r>
+          </w:p>
+        </w:tc>
+        <w:tc>
+          <w:tcPr>
+            <w:tcW w:type="dxa" w:w="1368"/>
+          </w:tcPr>
+          <w:p>
+            <w:pPr>
+              <w:spacing w:line="240" w:lineRule="auto" w:after="20"/>
+            </w:pPr>
+            <w:r/>
+            <w:r>
+              <w:rPr>
+                <w:sz w:val="14"/>
+              </w:rPr>
+              <w:t>0.9 [0.8, 0.9]</w:t>
+            </w:r>
+          </w:p>
+        </w:tc>
+        <w:tc>
+          <w:tcPr>
+            <w:tcW w:type="dxa" w:w="1152"/>
+          </w:tcPr>
+          <w:p>
+            <w:pPr>
+              <w:spacing w:line="240" w:lineRule="auto" w:after="20"/>
+            </w:pPr>
+            <w:r/>
+            <w:r>
+              <w:rPr>
+                <w:sz w:val="14"/>
+              </w:rPr>
+              <w:t>0.103 / 0.058</w:t>
+            </w:r>
+          </w:p>
+        </w:tc>
+      </w:tr>
+      <w:tr>
+        <w:tc>
+          <w:tcPr>
+            <w:tcW w:type="dxa" w:w="2304"/>
+          </w:tcPr>
+          <w:p>
+            <w:pPr>
+              <w:spacing w:line="240" w:lineRule="auto" w:after="20"/>
+            </w:pPr>
+            <w:r/>
+            <w:r>
+              <w:rPr>
+                <w:sz w:val="14"/>
+              </w:rPr>
+              <w:t>L3 bends + parallel utility</w:t>
+            </w:r>
+          </w:p>
+        </w:tc>
+        <w:tc>
+          <w:tcPr>
+            <w:tcW w:type="dxa" w:w="1296"/>
+          </w:tcPr>
+          <w:p>
+            <w:pPr>
+              <w:spacing w:line="240" w:lineRule="auto" w:after="20"/>
+            </w:pPr>
+            <w:r/>
+            <w:r>
+              <w:rPr>
+                <w:sz w:val="14"/>
+              </w:rPr>
+              <w:t>6.7 [6.5, 6.9]</w:t>
+            </w:r>
+          </w:p>
+        </w:tc>
+        <w:tc>
+          <w:tcPr>
+            <w:tcW w:type="dxa" w:w="1296"/>
+          </w:tcPr>
+          <w:p>
+            <w:pPr>
+              <w:spacing w:line="240" w:lineRule="auto" w:after="20"/>
+            </w:pPr>
+            <w:r/>
+            <w:r>
+              <w:rPr>
+                <w:sz w:val="14"/>
+              </w:rPr>
+              <w:t>1.8 [1.6, 1.9]</w:t>
+            </w:r>
+          </w:p>
+        </w:tc>
+        <w:tc>
+          <w:tcPr>
+            <w:tcW w:type="dxa" w:w="1296"/>
+          </w:tcPr>
+          <w:p>
+            <w:pPr>
+              <w:spacing w:line="240" w:lineRule="auto" w:after="20"/>
+            </w:pPr>
+            <w:r/>
+            <w:r>
+              <w:rPr>
+                <w:sz w:val="14"/>
+              </w:rPr>
+              <w:t>1.5 [1.3, 1.6]</w:t>
+            </w:r>
+          </w:p>
+        </w:tc>
+        <w:tc>
+          <w:tcPr>
+            <w:tcW w:type="dxa" w:w="1296"/>
+          </w:tcPr>
+          <w:p>
+            <w:pPr>
+              <w:spacing w:line="240" w:lineRule="auto" w:after="20"/>
+            </w:pPr>
+            <w:r/>
+            <w:r>
+              <w:rPr>
+                <w:sz w:val="14"/>
+              </w:rPr>
+              <w:t>1.4 [1.3, 1.6]</w:t>
+            </w:r>
+          </w:p>
+        </w:tc>
+        <w:tc>
+          <w:tcPr>
+            <w:tcW w:type="dxa" w:w="1368"/>
+          </w:tcPr>
+          <w:p>
+            <w:pPr>
+              <w:spacing w:line="240" w:lineRule="auto" w:after="20"/>
+            </w:pPr>
+            <w:r/>
+            <w:r>
+              <w:rPr>
+                <w:sz w:val="14"/>
+              </w:rPr>
+              <w:t>14.8 [14.5, 15.1]</w:t>
+            </w:r>
+          </w:p>
+        </w:tc>
+        <w:tc>
+          <w:tcPr>
+            <w:tcW w:type="dxa" w:w="1152"/>
+          </w:tcPr>
+          <w:p>
+            <w:pPr>
+              <w:spacing w:line="240" w:lineRule="auto" w:after="20"/>
+            </w:pPr>
+            <w:r/>
+            <w:r>
+              <w:rPr>
+                <w:sz w:val="14"/>
+              </w:rPr>
+              <w:t>0.255 / 0.212</w:t>
+            </w:r>
+          </w:p>
+        </w:tc>
+      </w:tr>
+      <w:tr>
+        <w:tc>
+          <w:tcPr>
+            <w:tcW w:type="dxa" w:w="2304"/>
+          </w:tcPr>
+          <w:p>
+            <w:pPr>
+              <w:spacing w:line="240" w:lineRule="auto" w:after="20"/>
+            </w:pPr>
+            <w:r/>
+            <w:r>
+              <w:rPr>
+                <w:sz w:val="14"/>
+              </w:rPr>
+              <w:t>L4 bends + parallel + branch</w:t>
+            </w:r>
+          </w:p>
+        </w:tc>
+        <w:tc>
+          <w:tcPr>
+            <w:tcW w:type="dxa" w:w="1296"/>
+          </w:tcPr>
+          <w:p>
+            <w:pPr>
+              <w:spacing w:line="240" w:lineRule="auto" w:after="20"/>
+            </w:pPr>
+            <w:r/>
+            <w:r>
+              <w:rPr>
+                <w:sz w:val="14"/>
+              </w:rPr>
+              <w:t>8.0 [7.8, 8.2]</w:t>
+            </w:r>
+          </w:p>
+        </w:tc>
+        <w:tc>
+          <w:tcPr>
+            <w:tcW w:type="dxa" w:w="1296"/>
+          </w:tcPr>
+          <w:p>
+            <w:pPr>
+              <w:spacing w:line="240" w:lineRule="auto" w:after="20"/>
+            </w:pPr>
+            <w:r/>
+            <w:r>
+              <w:rPr>
+                <w:sz w:val="14"/>
+              </w:rPr>
+              <w:t>2.0 [1.8, 2.2]</w:t>
+            </w:r>
+          </w:p>
+        </w:tc>
+        <w:tc>
+          <w:tcPr>
+            <w:tcW w:type="dxa" w:w="1296"/>
+          </w:tcPr>
+          <w:p>
+            <w:pPr>
+              <w:spacing w:line="240" w:lineRule="auto" w:after="20"/>
+            </w:pPr>
+            <w:r/>
+            <w:r>
+              <w:rPr>
+                <w:sz w:val="14"/>
+              </w:rPr>
+              <w:t>1.7 [1.5, 1.9]</w:t>
+            </w:r>
+          </w:p>
+        </w:tc>
+        <w:tc>
+          <w:tcPr>
+            <w:tcW w:type="dxa" w:w="1296"/>
+          </w:tcPr>
+          <w:p>
+            <w:pPr>
+              <w:spacing w:line="240" w:lineRule="auto" w:after="20"/>
+            </w:pPr>
+            <w:r/>
+            <w:r>
+              <w:rPr>
+                <w:sz w:val="14"/>
+              </w:rPr>
+              <w:t>1.8 [1.6, 1.9]</w:t>
+            </w:r>
+          </w:p>
+        </w:tc>
+        <w:tc>
+          <w:tcPr>
+            <w:tcW w:type="dxa" w:w="1368"/>
+          </w:tcPr>
+          <w:p>
+            <w:pPr>
+              <w:spacing w:line="240" w:lineRule="auto" w:after="20"/>
+            </w:pPr>
+            <w:r/>
+            <w:r>
+              <w:rPr>
+                <w:sz w:val="14"/>
+              </w:rPr>
+              <w:t>18.3 [17.9, 18.7]</w:t>
+            </w:r>
+          </w:p>
+        </w:tc>
+        <w:tc>
+          <w:tcPr>
+            <w:tcW w:type="dxa" w:w="1152"/>
+          </w:tcPr>
+          <w:p>
+            <w:pPr>
+              <w:spacing w:line="240" w:lineRule="auto" w:after="20"/>
+            </w:pPr>
+            <w:r/>
+            <w:r>
+              <w:rPr>
+                <w:sz w:val="14"/>
+              </w:rPr>
+              <w:t>0.255 / 0.220</w:t>
+            </w:r>
+          </w:p>
+        </w:tc>
+      </w:tr>
+    </w:tbl>
+    <w:p>
+      <w:pPr>
+        <w:spacing w:after="40"/>
+      </w:pPr>
     </w:p>
     <w:p>
       <w:pPr>
@@ -14595,8 +15997,8 @@
       <w:r>
         <w:drawing>
           <wp:inline xmlns:a="http://schemas.openxmlformats.org/drawingml/2006/main" xmlns:pic="http://schemas.openxmlformats.org/drawingml/2006/picture">
-            <wp:extent cx="5852160" cy="2032748"/>
-            <wp:docPr id="18" name="Picture 18" descr="Value of information"/>
+            <wp:extent cx="5943600" cy="2433847"/>
+            <wp:docPr id="10" name="Picture 10" descr="Structural mismatch"/>
             <wp:cNvGraphicFramePr>
               <a:graphicFrameLocks noChangeAspect="1"/>
             </wp:cNvGraphicFramePr>
@@ -14604,11 +16006,11 @@
               <a:graphicData uri="http://schemas.openxmlformats.org/drawingml/2006/picture">
                 <pic:pic>
                   <pic:nvPicPr>
-                    <pic:cNvPr id="0" name="fig18_value_of_information.png"/>
+                    <pic:cNvPr id="0" name="fig20_geometry_mismatch.png"/>
                     <pic:cNvPicPr/>
                   </pic:nvPicPr>
                   <pic:blipFill>
-                    <a:blip r:embed="rId27"/>
+                    <a:blip r:embed="rId19"/>
                     <a:stretch>
                       <a:fillRect/>
                     </a:stretch>
@@ -14616,7 +16018,7 @@
                   <pic:spPr>
                     <a:xfrm>
                       <a:off x="0" y="0"/>
-                      <a:ext cx="5852160" cy="2032748"/>
+                      <a:ext cx="5943600" cy="2433847"/>
                     </a:xfrm>
                     <a:prstGeom prst="rect"/>
                   </pic:spPr>
@@ -14637,35 +16039,13 @@
           <w:b/>
           <w:sz w:val="19"/>
         </w:rPr>
-        <w:t>Fig. 18.</w:t>
+        <w:t>Fig. 10.</w:t>
       </w:r>
       <w:r>
         <w:rPr>
           <w:sz w:val="19"/>
         </w:rPr>
-        <w:t xml:space="preserve"> Change in total cost (pits, holding and strikes) against the pit budget for three allocation rules and three holding costs (paired differences against no pits; 95% intervals over blocks).</w:t>
-      </w:r>
-    </w:p>
-    <w:p>
-      <w:pPr>
-        <w:pStyle w:val="Heading1"/>
-      </w:pPr>
-      <w:r>
-        <w:rPr>
-          <w:rFonts w:ascii="Times New Roman" w:hAnsi="Times New Roman"/>
-        </w:rPr>
-        <w:t>6. Discussion</w:t>
-      </w:r>
-    </w:p>
-    <w:p>
-      <w:pPr>
-        <w:pStyle w:val="Heading2"/>
-      </w:pPr>
-      <w:r>
-        <w:rPr>
-          <w:rFonts w:ascii="Times New Roman" w:hAnsi="Times New Roman"/>
-        </w:rPr>
-        <w:t>6.1 What the simulation demonstrates, suggests and does not establish</w:t>
+        <w:t xml:space="preserve"> Deterioration as the truth geometry departs from the filter’s model (L0 matched to L4 bends with a parallel utility and a branch): (a) false clearance among released segments, (b) false-alarm rate, (c) calibration error.</w:t>
       </w:r>
     </w:p>
     <w:p>
@@ -14674,13 +16054,7 @@
         <w:jc w:val="both"/>
       </w:pPr>
       <w:r>
-        <w:rPr>
-          <w:b/>
-        </w:rPr>
-        <w:t>Demonstrated within the model.</w:t>
-      </w:r>
-      <w:r>
-        <w:t xml:space="preserve"> (i) A large share of a plausible utility network is invisible to GPR and EM at the depths where it lies, and a map that marks only detections cannot say so. (ii) A filter with lateral tracking and three parallel passes keeps false alarms low when utilities shift sideways, where one-pass filters and repeat passes on the centre line do not. (iii) A health-aware filter that treats a flagged failed sensor as uninformative removes most of the false clearance that sensor failure causes, provided the failure is flagged. (iv) At equal released coverage the layer is only slightly safer than per-segment fusion in the matched model, and the three-state rule is not safer than a binary ranking there; an earlier apparent advantage came from comparing different operating points. (v) Soil-specific likelihoods matter; the anchor matters mainly where the sensors are blind; probabilities are well ordered but not calibrated in the mid-range. (vi) In soils unlike those used to set the model, false clearance stays high even with a reference check.</w:t>
+        <w:t>With abrupt bends (L2) the false clearance of the proposed three-pass layer is 0.9% (L0: 1.4%) and that of the version 1.0 filter 1.3% (L0: 4.4%). The result changes sign when a second utility runs nearby: with a parallel utility (L3) and with a parallel utility and a branch (L4) the false clearance of the three-pass layer rises to 14.8% and 18.3%, against 1.8% and 2.0% for the one-pass version 1.0 filter, while its false-alarm rate falls to 13.4% and 12.0% (version 1.0: 30.9% and 32.5%). The lateral tracker attributes the returns to the best-fitting offset, takes the parallel line for the target, and clears the excavation footprint; the one-pass filters keep calling present and are safe in this respect only because they cannot tell the lines apart. Calibration error grows from 0.029 to 0.220 for the three-pass layer and from 0.029 to 0.255 for the version 1.0 filter. Lateral tracking is therefore not uniformly beneficial: it reduces false alarms under lateral shifts, but with parallel utilities it trades false alarms for false clearance, which is the wrong direction for safety, and the matched-model advantage should not be read as general.</w:t>
       </w:r>
     </w:p>
     <w:p>
@@ -14692,10 +16066,32 @@
         <w:rPr>
           <w:b/>
         </w:rPr>
-        <w:t>Suggested, conditionally on the model resembling reality.</w:t>
-      </w:r>
-      <w:r>
-        <w:t xml:space="preserve"> Depth knowledge and a depth-resolved capability rule are the cheapest improvements; the health diagnostic is the critical component of sensor-health awareness, and its sensitivity should be measured before the rest is trusted; parallel passes across the carriageway are needed to follow shifted utilities, at about three times the survey effort; a reference-target check on site is worth running; and a published unverified fraction by soil and depth band would give a client a number with which to compare surveys. Re-scanning and the connectivity that would allow it add nothing to detection in the model.</w:t>
+        <w:t>Parameter envelope.</w:t>
+      </w:r>
+      <w:r>
+        <w:t xml:space="preserve"> Over 40 draws of the true sensor parameters (Section 4.10), the share of the assumed network that is truly sensor-blind ranges from 6% to 25% (5th to 95th percentile; median 16%), against the 16% of the nominal model, and the median false clearance is 29.1% for per-segment fusion, 14.2% for the version 1.0 filter and 11.4% for the proposed three-pass layer (5th to 95th percentile: 16 to 40, 2 to 34 and 2 to 31 %). The proposed layer has a lower false clearance than the version 1.0 filter in 78% of the draws and than per-segment fusion in 100%. The ranking of the methods is thus fairly robust to the parameters, whereas the absolute level of false clearance, and the share of the network that is unverifiable, are not: they are properties of the assumed sensor model (Fig. S10).</w:t>
+      </w:r>
+    </w:p>
+    <w:p>
+      <w:pPr>
+        <w:pStyle w:val="Heading1"/>
+      </w:pPr>
+      <w:r>
+        <w:rPr>
+          <w:rFonts w:ascii="Times New Roman" w:hAnsi="Times New Roman"/>
+        </w:rPr>
+        <w:t>6. Discussion</w:t>
+      </w:r>
+    </w:p>
+    <w:p>
+      <w:pPr>
+        <w:pStyle w:val="Heading2"/>
+      </w:pPr>
+      <w:r>
+        <w:rPr>
+          <w:rFonts w:ascii="Times New Roman" w:hAnsi="Times New Roman"/>
+        </w:rPr>
+        <w:t>6.1 What the simulation demonstrates, suggests and does not establish</w:t>
       </w:r>
     </w:p>
     <w:p>
@@ -14707,21 +16103,10 @@
         <w:rPr>
           <w:b/>
         </w:rPr>
-        <w:t>Not established.</w:t>
-      </w:r>
-      <w:r>
-        <w:t xml:space="preserve"> Whether the sensor model reproduces real GPR and EM behaviour in any soil; the lateral response of real antennas; the detection probabilities and their dependence on antenna, geometry and operator; the frequency and form of utility displacement; the reliability of anchors and records; the sensitivity and false-flag rate of real health diagnostics; the real cost and consequences of strikes and the cost of holding a segment; whether crews would use a three-state map as intended; and any result in a specific country, soil or network. The EM-only proxy is a model of an instrument that couples only to some utilities, not a measurement of any product.</w:t>
-      </w:r>
-    </w:p>
-    <w:p>
-      <w:pPr>
-        <w:pStyle w:val="Heading2"/>
-      </w:pPr>
-      <w:r>
-        <w:rPr>
-          <w:rFonts w:ascii="Times New Roman" w:hAnsi="Times New Roman"/>
-        </w:rPr>
-        <w:t>6.2 Relation to practice</w:t>
+        <w:t>Demonstrated within the model.</w:t>
+      </w:r>
+      <w:r>
+        <w:t xml:space="preserve"> (i) A large share of a plausible utility network is invisible to GPR and EM at the depths where it lies, and a map that marks only detections cannot say so. (ii) A filter with lateral tracking and three parallel passes keeps false alarms low when utilities shift sideways, where one-pass filters and repeat passes on the centre line do not. (iii) A health-aware filter that treats a flagged failed sensor as uninformative removes most of the false clearance that sensor failure causes, provided the failure is flagged. (iv) At equal released coverage the layer is only slightly safer than per-segment fusion in the matched model, and the three-state rule is not safer than a binary ranking there; an earlier apparent advantage came from comparing different operating points. (v) Soil-specific likelihoods matter; the anchor matters mainly where the sensors are blind; probabilities are well ordered but not calibrated in the mid-range. (vi) In soils unlike those used to set the model, false clearance stays high even with a reference check. (vii) A structurally different geometry degrades the models, and a parallel utility turns the advantage of the lateral tracker into a disadvantage in false clearance; wide parameter uncertainty widens the false clearance of every model.</w:t>
       </w:r>
     </w:p>
     <w:p>
@@ -14730,6 +16115,47 @@
         <w:jc w:val="both"/>
       </w:pPr>
       <w:r>
+        <w:rPr>
+          <w:b/>
+        </w:rPr>
+        <w:t>Suggested, conditionally on the model resembling reality.</w:t>
+      </w:r>
+      <w:r>
+        <w:t xml:space="preserve"> Depth knowledge and a depth-resolved capability rule are the cheapest improvements; the health diagnostic is the critical component of sensor-health awareness, and its sensitivity should be measured before the rest is trusted; parallel passes across the carriageway are needed to follow shifted utilities, at about three times the survey effort; a reference-target check on site is worth running; and a published unverified fraction by soil and depth band would give a client a number with which to compare surveys. Re-scanning and the connectivity that would allow it add nothing to detection in the model.</w:t>
+      </w:r>
+    </w:p>
+    <w:p>
+      <w:pPr>
+        <w:keepNext w:val="0"/>
+        <w:jc w:val="both"/>
+      </w:pPr>
+      <w:r>
+        <w:rPr>
+          <w:b/>
+        </w:rPr>
+        <w:t>Not established.</w:t>
+      </w:r>
+      <w:r>
+        <w:t xml:space="preserve"> Whether the sensor model reproduces real GPR and EM behaviour in any soil; the agreement of the detection curves with any measured detection-versus-depth data (none was reproduced); the lateral response of real antennas; the detection probabilities and their dependence on antenna, geometry and operator; the frequency and form of utility displacement; the reliability of anchors and records; the sensitivity and false-flag rate of real health diagnostics; the real cost and consequences of strikes and the cost of holding a segment; whether crews would use a three-state map as intended; and any result in a specific country, soil or network. The EM-only proxy is a model of an instrument that couples only to some utilities, not a measurement of any product.</w:t>
+      </w:r>
+    </w:p>
+    <w:p>
+      <w:pPr>
+        <w:pStyle w:val="Heading2"/>
+      </w:pPr>
+      <w:r>
+        <w:rPr>
+          <w:rFonts w:ascii="Times New Roman" w:hAnsi="Times New Roman"/>
+        </w:rPr>
+        <w:t>6.2 Relation to practice</w:t>
+      </w:r>
+    </w:p>
+    <w:p>
+      <w:pPr>
+        <w:keepNext w:val="0"/>
+        <w:jc w:val="both"/>
+      </w:pPr>
+      <w:r>
         <w:t>The framework is designed to complement, not replace, established practice. Quality levels of subsurface utility data (ASCE, 2002) already distinguish records, geophysical detection and exposure; the unverified state states, per segment, that geophysical detection could not have established presence or absence, and so that the segment sits at the quality of the records until a pit is dug. A probabilistic classification is an input to engineering review, not an authorisation to excavate. The clearance comparison shows that the benefit of such a layer cannot be read from one operating point: at equal coverage the gain over per-segment fusion is a few points of releasable corridor in the matched model, and larger only in the stressed scenarios in which the extra components are exercised. The consequence weights, the holding cost and the pit cost are the parts of the framework most dependent on local judgement.</w:t>
       </w:r>
     </w:p>
@@ -14759,7 +16185,7 @@
         <w:spacing w:after="60"/>
       </w:pPr>
       <w:r>
-        <w:t>The sensor model is a thresholded signal-to-noise model with Gaussian noise and an assumed spreading loss; it has no radargram, no clutter structure, no antenna pattern and no operator. The attenuation values and the 8 dB threshold determine the detectability envelope, and the sensitivity analysis shows that results are most sensitive to them.</w:t>
+        <w:t>The sensor model is a thresholded signal-to-noise model with Gaussian noise and an assumed spreading loss; it has no radargram, no clutter structure, no antenna pattern and no operator. The attenuation values and the 8 dB threshold determine the detectability envelope, and the sensitivity analysis shows that results are most sensitive to them. No published detection-versus-depth dataset was reproduced, so the model is a methodological demonstration, not a predictive detection model.</w:t>
       </w:r>
     </w:p>
     <w:p>
@@ -14824,7 +16250,7 @@
         <w:jc w:val="both"/>
       </w:pPr>
       <w:r>
-        <w:t>The minimum test consists of a controlled corridor with known pipe positions, depths and materials in at least two soils, surveyed with a centre pass and parallel passes; GPR and EM data recorded with surveyed positions; a deliberate sensor fault and a reference-target check; the software run offline; and detection, location and depth errors, calibration and unverified coverage reported with the definitions of Section 4.5. A false clearance of at most 1% shown with a 95% upper bound needs about 368 released segments with no failure, or about 555 with one failure (exact binomial intervals; (Clopper and Pearson, 1934; Brown et al., 2001)). The attenuation, threshold, coupling and persistence parameters would be fitted per soil, and the three-state rule validated by trial pits placed by verification priority. Until then the numbers in this paper are properties of the simulator.</w:t>
+        <w:t>The first step is external: compare the assumed detection curves with at least one published or newly measured dataset that reports GPR and EM detection across known utility depths and soils, and report the mismatch. The minimum field test then consists of a controlled corridor with known pipe positions, depths and materials in at least two soils, surveyed with a centre pass and parallel passes; GPR and EM data recorded with surveyed positions; a deliberate sensor fault and a reference-target check; the software run offline; and detection, location and depth errors, calibration and unverified coverage reported with the definitions of Section 4.5. A false clearance of at most 1% shown with a 95% upper bound needs about 368 released segments with no failure, or about 555 with one failure (exact binomial intervals; (Clopper and Pearson, 1934; Brown et al., 2001)). The attenuation, threshold, coupling and persistence parameters would be fitted per soil, and the three-state rule validated by trial pits placed by verification priority. Until then the numbers in this paper are properties of the simulator.</w:t>
       </w:r>
     </w:p>
     <w:p>
@@ -14889,6 +16315,15 @@
         <w:spacing w:after="60"/>
       </w:pPr>
       <w:r>
+        <w:t>The simulation has not been validated against measured sensor data, and the structural-mismatch and parameter-envelope experiments show that the margins between methods are fragile outside the matched model.</w:t>
+      </w:r>
+    </w:p>
+    <w:p>
+      <w:pPr>
+        <w:pStyle w:val="ListBullet"/>
+        <w:spacing w:after="60"/>
+      </w:pPr>
+      <w:r>
         <w:t>The most useful next step is a field test with ground truth that measures the health diagnostic, the lateral response and the soil attenuation, because these assumptions decide the results.</w:t>
       </w:r>
     </w:p>
@@ -14984,7 +16419,7 @@
         <w:t>Version history.</w:t>
       </w:r>
       <w:r>
-        <w:t xml:space="preserve"> Version 1 of this preprint (https://doi.org/10.5281/zenodo.23306883; software https://doi.org/10.5281/zenodo.23306881) compared a binary map and a three-state rule at different released coverages and reported about four times fewer strikes for the three-state rule. That comparison is withdrawn: version 2 compares policies at equal coverage, equal risk and equal cost (Section 5.6), and adds lateral tracking, sensor-health awareness, capability zones, unseen soils, cluster-bootstrap intervals and a value-of-information analysis. All numbers of version 1 that are quoted here are unchanged.</w:t>
+        <w:t xml:space="preserve"> Version 1 of this preprint (https://doi.org/10.5281/zenodo.23306883) compared a binary map and a three-state rule at different released coverages and reported about four times fewer strikes for the three-state rule; that comparison is withdrawn. Version 2 (https://doi.org/10.5281/zenodo.23307526) compared policies at equal coverage, equal risk and equal cost and added lateral tracking, sensor-health awareness, capability zones, unseen soils, cluster-bootstrap intervals and a value-of-information analysis. Version 3 (this version) adds a comparison with the closest existing approaches, a physical-plausibility section, a structural-mismatch experiment, a parameter-uncertainty envelope, the wording “modelled intersections” for what earlier versions called strikes, and a reduced set of main-text figures. Numbers of earlier versions that are quoted here are unchanged.</w:t>
       </w:r>
     </w:p>
     <w:p>
@@ -14999,7 +16434,7 @@
         <w:t>Data and code availability.</w:t>
       </w:r>
       <w:r>
-        <w:t xml:space="preserve"> All code, the configurations, results.json and results_v4.json, the figure scripts, tests and the manuscript builders are available at https://github.com/sandlerleon/subsurface-risk-calibrated-mapping (release v1.1.0) and are archived on Zenodo (software: https://doi.org/10.5281/zenodo.23307525, all versions https://doi.org/10.5281/zenodo.23306880; manuscript preprint: https://doi.org/10.5281/zenodo.23307526, all versions https://doi.org/10.5281/zenodo.23306882). Every table and figure is regenerated by the commands in Appendix B. No field data were used.</w:t>
+        <w:t xml:space="preserve"> All code, the configurations, results.json and results_v4.json, the figure scripts, tests and the manuscript builders are available at https://github.com/sandlerleon/subsurface-risk-calibrated-mapping (release v1.2.0) and are archived on Zenodo (software: https://doi.org/10.5281/zenodo.23308158, all versions https://doi.org/10.5281/zenodo.23306880; manuscript preprint: https://doi.org/10.5281/zenodo.23308159, all versions https://doi.org/10.5281/zenodo.23306882). Every table and figure is regenerated by the commands in Appendix B. No field data were used.</w:t>
       </w:r>
     </w:p>
     <w:p>
@@ -15260,7 +16695,7 @@
         <w:jc w:val="both"/>
       </w:pPr>
       <w:r>
-        <w:t>The reproduce command takes about 104 s on a consumer laptop. results.json records the command, the seed, the library versions (Python 3.11.9, NumPy 2.4.6, SciPy 1.17.1), the configuration and every table quoted in this paper.</w:t>
+        <w:t>The reproduce commands take a few minutes (SubSurface_MC.py about 104 s). A fresh clone of the release was run and its results files compared with the archived ones (see the repository README). results.json records the command, the seed, the library versions (Python 3.11.9, NumPy 2.4.6, SciPy 1.17.1), the configuration and every table quoted in this paper.</w:t>
       </w:r>
     </w:p>
     <w:p>
@@ -16152,6 +17587,19 @@
           <w:sz w:val="19"/>
         </w:rPr>
         <w:t xml:space="preserve"> 67(4), 345-351. https://doi.org/10.1016/j.jappgeo.2008.07.006</w:t>
+      </w:r>
+    </w:p>
+    <w:p>
+      <w:pPr>
+        <w:keepNext w:val="0"/>
+        <w:spacing w:after="60" w:line="264" w:lineRule="auto"/>
+        <w:ind w:left="360" w:hanging="360"/>
+      </w:pPr>
+      <w:r>
+        <w:rPr>
+          <w:sz w:val="19"/>
+        </w:rPr>
+        <w:t>US EPA (n.d.). Environmental Geophysics: Ground Penetrating Radar (Table 1, electromagnetic properties of earth materials). U.S. Environmental Protection Agency. https://archive.epa.gov/esd/archive-geophysics/web/html/ground-penetrating_radar.html (accessed 11 October 2026).</w:t>
       </w:r>
     </w:p>
     <w:p>
